--- a/docs/Historias de Usuario/HU-07 - IKernell Soluciones Software.docx
+++ b/docs/Historias de Usuario/HU-07 - IKernell Soluciones Software.docx
@@ -13,16 +13,11 @@
         <w:ind w:left="0" w:right="0" w:firstLine="0"/>
         <w:jc w:val="left"/>
         <w:rPr>
-          <w:rFonts w:ascii="Arial" w:cs="Arial" w:eastAsia="Arial" w:hAnsi="Arial"/>
-          <w:b w:val="0"/>
-          <w:bCs w:val="0"/>
           <w:i w:val="0"/>
           <w:iCs w:val="0"/>
           <w:smallCaps w:val="0"/>
           <w:strike w:val="0"/>
           <w:color w:val="000000"/>
-          <w:sz w:val="22"/>
-          <w:szCs w:val="22"/>
           <w:u w:val="none"/>
           <w:shd w:fill="auto" w:val="clear"/>
           <w:vertAlign w:val="baseline"/>
@@ -92,7 +87,6 @@
               <w:ind w:left="0" w:right="0" w:firstLine="0"/>
               <w:jc w:val="center"/>
               <w:rPr>
-                <w:rFonts w:ascii="Calibri" w:cs="Calibri" w:eastAsia="Calibri" w:hAnsi="Calibri"/>
                 <w:b w:val="1"/>
                 <w:bCs w:val="1"/>
                 <w:i w:val="0"/>
@@ -100,24 +94,20 @@
                 <w:smallCaps w:val="0"/>
                 <w:strike w:val="0"/>
                 <w:color w:val="000000"/>
-                <w:sz w:val="22"/>
-                <w:szCs w:val="22"/>
-                <w:u w:val="none"/>
-                <w:shd w:fill="auto" w:val="clear"/>
-                <w:vertAlign w:val="baseline"/>
-              </w:rPr>
-            </w:pPr>
-            <w:r>
-              <w:rPr>
-                <w:b w:val="1"/>
-                <w:bCs w:val="1"/>
-                <w:i w:val="0"/>
-                <w:iCs w:val="0"/>
-                <w:smallCaps w:val="0"/>
-                <w:strike w:val="0"/>
-                <w:color w:val="1f3864"/>
-                <w:sz w:val="22"/>
-                <w:szCs w:val="22"/>
+                <w:u w:val="none"/>
+                <w:shd w:fill="auto" w:val="clear"/>
+                <w:vertAlign w:val="baseline"/>
+              </w:rPr>
+            </w:pPr>
+            <w:r>
+              <w:rPr>
+                <w:b w:val="1"/>
+                <w:bCs w:val="1"/>
+                <w:i w:val="0"/>
+                <w:iCs w:val="0"/>
+                <w:smallCaps w:val="0"/>
+                <w:strike w:val="0"/>
+                <w:color w:val="1f3864"/>
                 <w:u w:val="none"/>
                 <w:shd w:fill="auto" w:val="clear"/>
                 <w:vertAlign w:val="baseline"/>
@@ -158,43 +148,33 @@
               <w:ind w:left="0" w:right="0" w:firstLine="0"/>
               <w:jc w:val="left"/>
               <w:rPr>
-                <w:rFonts w:ascii="Calibri" w:cs="Calibri" w:eastAsia="Calibri" w:hAnsi="Calibri"/>
-                <w:b w:val="1"/>
-                <w:bCs w:val="1"/>
-                <w:i w:val="0"/>
-                <w:iCs w:val="0"/>
-                <w:smallCaps w:val="0"/>
-                <w:strike w:val="0"/>
-                <w:color w:val="1f3864"/>
-                <w:sz w:val="22"/>
-                <w:szCs w:val="22"/>
-                <w:u w:val="none"/>
-                <w:shd w:fill="auto" w:val="clear"/>
-                <w:vertAlign w:val="baseline"/>
-              </w:rPr>
-            </w:pPr>
-            <w:r>
-              <w:rPr>
-                <w:b w:val="1"/>
-                <w:bCs w:val="1"/>
-                <w:i w:val="0"/>
-                <w:iCs w:val="0"/>
-                <w:smallCaps w:val="0"/>
-                <w:strike w:val="0"/>
-                <w:color w:val="1f3864"/>
-                <w:sz w:val="22"/>
-                <w:szCs w:val="22"/>
+                <w:b w:val="1"/>
+                <w:bCs w:val="1"/>
+                <w:i w:val="0"/>
+                <w:iCs w:val="0"/>
+                <w:smallCaps w:val="0"/>
+                <w:strike w:val="0"/>
+                <w:color w:val="1f3864"/>
+                <w:u w:val="none"/>
+                <w:shd w:fill="auto" w:val="clear"/>
+                <w:vertAlign w:val="baseline"/>
+              </w:rPr>
+            </w:pPr>
+            <w:r>
+              <w:rPr>
+                <w:b w:val="1"/>
+                <w:bCs w:val="1"/>
+                <w:i w:val="0"/>
+                <w:iCs w:val="0"/>
+                <w:smallCaps w:val="0"/>
+                <w:strike w:val="0"/>
+                <w:color w:val="1f3864"/>
                 <w:u w:val="none"/>
                 <w:shd w:fill="auto" w:val="clear"/>
                 <w:vertAlign w:val="baseline"/>
                 <w:rtl w:val="0"/>
               </w:rPr>
               <w:t xml:space="preserve">Código:</w:t>
-            </w:r>
-            <w:r>
-              <w:rPr>
-                <w:rtl w:val="0"/>
-              </w:rPr>
             </w:r>
           </w:p>
         </w:tc>
@@ -222,15 +202,11 @@
             </w:pPr>
             <w:r>
               <w:rPr>
-                <w:b w:val="0"/>
-                <w:bCs w:val="0"/>
                 <w:i w:val="0"/>
                 <w:iCs w:val="0"/>
                 <w:smallCaps w:val="0"/>
                 <w:strike w:val="0"/>
                 <w:color w:val="000000"/>
-                <w:sz w:val="22"/>
-                <w:szCs w:val="22"/>
                 <w:u w:val="none"/>
                 <w:shd w:fill="auto" w:val="clear"/>
                 <w:vertAlign w:val="baseline"/>
@@ -267,7 +243,6 @@
               <w:ind w:left="0" w:right="0" w:firstLine="0"/>
               <w:jc w:val="left"/>
               <w:rPr>
-                <w:rFonts w:ascii="Calibri" w:cs="Calibri" w:eastAsia="Calibri" w:hAnsi="Calibri"/>
                 <w:b w:val="1"/>
                 <w:bCs w:val="1"/>
                 <w:i w:val="0"/>
@@ -275,24 +250,20 @@
                 <w:smallCaps w:val="0"/>
                 <w:strike w:val="0"/>
                 <w:color w:val="000000"/>
-                <w:sz w:val="22"/>
-                <w:szCs w:val="22"/>
-                <w:u w:val="none"/>
-                <w:shd w:fill="auto" w:val="clear"/>
-                <w:vertAlign w:val="baseline"/>
-              </w:rPr>
-            </w:pPr>
-            <w:r>
-              <w:rPr>
-                <w:b w:val="1"/>
-                <w:bCs w:val="1"/>
-                <w:i w:val="0"/>
-                <w:iCs w:val="0"/>
-                <w:smallCaps w:val="0"/>
-                <w:strike w:val="0"/>
-                <w:color w:val="1f3864"/>
-                <w:sz w:val="22"/>
-                <w:szCs w:val="22"/>
+                <w:u w:val="none"/>
+                <w:shd w:fill="auto" w:val="clear"/>
+                <w:vertAlign w:val="baseline"/>
+              </w:rPr>
+            </w:pPr>
+            <w:r>
+              <w:rPr>
+                <w:b w:val="1"/>
+                <w:bCs w:val="1"/>
+                <w:i w:val="0"/>
+                <w:iCs w:val="0"/>
+                <w:smallCaps w:val="0"/>
+                <w:strike w:val="0"/>
+                <w:color w:val="1f3864"/>
                 <w:u w:val="none"/>
                 <w:shd w:fill="auto" w:val="clear"/>
                 <w:vertAlign w:val="baseline"/>
@@ -357,32 +328,27 @@
               <w:ind w:left="0" w:right="0" w:firstLine="0"/>
               <w:jc w:val="left"/>
               <w:rPr>
-                <w:rFonts w:ascii="Calibri" w:cs="Calibri" w:eastAsia="Calibri" w:hAnsi="Calibri"/>
-                <w:b w:val="1"/>
-                <w:bCs w:val="1"/>
-                <w:i w:val="0"/>
-                <w:iCs w:val="0"/>
-                <w:smallCaps w:val="0"/>
-                <w:strike w:val="0"/>
-                <w:color w:val="1f3864"/>
-                <w:sz w:val="22"/>
-                <w:szCs w:val="22"/>
-                <w:u w:val="none"/>
-                <w:shd w:fill="auto" w:val="clear"/>
-                <w:vertAlign w:val="baseline"/>
-              </w:rPr>
-            </w:pPr>
-            <w:r>
-              <w:rPr>
-                <w:b w:val="1"/>
-                <w:bCs w:val="1"/>
-                <w:i w:val="0"/>
-                <w:iCs w:val="0"/>
-                <w:smallCaps w:val="0"/>
-                <w:strike w:val="0"/>
-                <w:color w:val="1f3864"/>
-                <w:sz w:val="22"/>
-                <w:szCs w:val="22"/>
+                <w:b w:val="1"/>
+                <w:bCs w:val="1"/>
+                <w:i w:val="0"/>
+                <w:iCs w:val="0"/>
+                <w:smallCaps w:val="0"/>
+                <w:strike w:val="0"/>
+                <w:color w:val="1f3864"/>
+                <w:u w:val="none"/>
+                <w:shd w:fill="auto" w:val="clear"/>
+                <w:vertAlign w:val="baseline"/>
+              </w:rPr>
+            </w:pPr>
+            <w:r>
+              <w:rPr>
+                <w:b w:val="1"/>
+                <w:bCs w:val="1"/>
+                <w:i w:val="0"/>
+                <w:iCs w:val="0"/>
+                <w:smallCaps w:val="0"/>
+                <w:strike w:val="0"/>
+                <w:color w:val="1f3864"/>
                 <w:u w:val="none"/>
                 <w:shd w:fill="auto" w:val="clear"/>
                 <w:vertAlign w:val="baseline"/>
@@ -390,11 +356,6 @@
               </w:rPr>
               <w:t xml:space="preserve">Complejidad:</w:t>
             </w:r>
-            <w:r>
-              <w:rPr>
-                <w:rtl w:val="0"/>
-              </w:rPr>
-            </w:r>
           </w:p>
         </w:tc>
         <w:tc>
@@ -418,16 +379,11 @@
               <w:ind w:left="0" w:right="0" w:firstLine="0"/>
               <w:jc w:val="left"/>
               <w:rPr>
-                <w:rFonts w:ascii="Calibri" w:cs="Calibri" w:eastAsia="Calibri" w:hAnsi="Calibri"/>
-                <w:b w:val="0"/>
-                <w:bCs w:val="0"/>
                 <w:i w:val="0"/>
                 <w:iCs w:val="0"/>
                 <w:smallCaps w:val="0"/>
                 <w:strike w:val="0"/>
                 <w:color w:val="000000"/>
-                <w:sz w:val="22"/>
-                <w:szCs w:val="22"/>
                 <w:u w:val="none"/>
                 <w:shd w:fill="auto" w:val="clear"/>
                 <w:vertAlign w:val="baseline"/>
@@ -472,32 +428,27 @@
               <w:ind w:left="0" w:right="0" w:firstLine="0"/>
               <w:jc w:val="left"/>
               <w:rPr>
-                <w:rFonts w:ascii="Calibri" w:cs="Calibri" w:eastAsia="Calibri" w:hAnsi="Calibri"/>
-                <w:b w:val="1"/>
-                <w:bCs w:val="1"/>
-                <w:i w:val="0"/>
-                <w:iCs w:val="0"/>
-                <w:smallCaps w:val="0"/>
-                <w:strike w:val="0"/>
-                <w:color w:val="1f3864"/>
-                <w:sz w:val="22"/>
-                <w:szCs w:val="22"/>
-                <w:u w:val="none"/>
-                <w:shd w:fill="auto" w:val="clear"/>
-                <w:vertAlign w:val="baseline"/>
-              </w:rPr>
-            </w:pPr>
-            <w:r>
-              <w:rPr>
-                <w:b w:val="1"/>
-                <w:bCs w:val="1"/>
-                <w:i w:val="0"/>
-                <w:iCs w:val="0"/>
-                <w:smallCaps w:val="0"/>
-                <w:strike w:val="0"/>
-                <w:color w:val="1f3864"/>
-                <w:sz w:val="22"/>
-                <w:szCs w:val="22"/>
+                <w:b w:val="1"/>
+                <w:bCs w:val="1"/>
+                <w:i w:val="0"/>
+                <w:iCs w:val="0"/>
+                <w:smallCaps w:val="0"/>
+                <w:strike w:val="0"/>
+                <w:color w:val="1f3864"/>
+                <w:u w:val="none"/>
+                <w:shd w:fill="auto" w:val="clear"/>
+                <w:vertAlign w:val="baseline"/>
+              </w:rPr>
+            </w:pPr>
+            <w:r>
+              <w:rPr>
+                <w:b w:val="1"/>
+                <w:bCs w:val="1"/>
+                <w:i w:val="0"/>
+                <w:iCs w:val="0"/>
+                <w:smallCaps w:val="0"/>
+                <w:strike w:val="0"/>
+                <w:color w:val="1f3864"/>
                 <w:u w:val="none"/>
                 <w:shd w:fill="auto" w:val="clear"/>
                 <w:vertAlign w:val="baseline"/>
@@ -505,11 +456,6 @@
               </w:rPr>
               <w:t xml:space="preserve">HU Relacionada:</w:t>
             </w:r>
-            <w:r>
-              <w:rPr>
-                <w:rtl w:val="0"/>
-              </w:rPr>
-            </w:r>
           </w:p>
         </w:tc>
         <w:tc>
@@ -533,16 +479,11 @@
               <w:ind w:left="0" w:right="0" w:firstLine="0"/>
               <w:jc w:val="left"/>
               <w:rPr>
-                <w:rFonts w:ascii="Calibri" w:cs="Calibri" w:eastAsia="Calibri" w:hAnsi="Calibri"/>
-                <w:b w:val="0"/>
-                <w:bCs w:val="0"/>
                 <w:i w:val="0"/>
                 <w:iCs w:val="0"/>
                 <w:smallCaps w:val="0"/>
                 <w:strike w:val="0"/>
                 <w:color w:val="000000"/>
-                <w:sz w:val="22"/>
-                <w:szCs w:val="22"/>
                 <w:u w:val="none"/>
                 <w:shd w:fill="auto" w:val="clear"/>
                 <w:vertAlign w:val="baseline"/>
@@ -587,32 +528,27 @@
               <w:ind w:left="0" w:right="0" w:firstLine="0"/>
               <w:jc w:val="left"/>
               <w:rPr>
-                <w:rFonts w:ascii="Calibri" w:cs="Calibri" w:eastAsia="Calibri" w:hAnsi="Calibri"/>
-                <w:b w:val="1"/>
-                <w:bCs w:val="1"/>
-                <w:i w:val="0"/>
-                <w:iCs w:val="0"/>
-                <w:smallCaps w:val="0"/>
-                <w:strike w:val="0"/>
-                <w:color w:val="1f3864"/>
-                <w:sz w:val="22"/>
-                <w:szCs w:val="22"/>
-                <w:u w:val="none"/>
-                <w:shd w:fill="auto" w:val="clear"/>
-                <w:vertAlign w:val="baseline"/>
-              </w:rPr>
-            </w:pPr>
-            <w:r>
-              <w:rPr>
-                <w:b w:val="1"/>
-                <w:bCs w:val="1"/>
-                <w:i w:val="0"/>
-                <w:iCs w:val="0"/>
-                <w:smallCaps w:val="0"/>
-                <w:strike w:val="0"/>
-                <w:color w:val="1f3864"/>
-                <w:sz w:val="22"/>
-                <w:szCs w:val="22"/>
+                <w:b w:val="1"/>
+                <w:bCs w:val="1"/>
+                <w:i w:val="0"/>
+                <w:iCs w:val="0"/>
+                <w:smallCaps w:val="0"/>
+                <w:strike w:val="0"/>
+                <w:color w:val="1f3864"/>
+                <w:u w:val="none"/>
+                <w:shd w:fill="auto" w:val="clear"/>
+                <w:vertAlign w:val="baseline"/>
+              </w:rPr>
+            </w:pPr>
+            <w:r>
+              <w:rPr>
+                <w:b w:val="1"/>
+                <w:bCs w:val="1"/>
+                <w:i w:val="0"/>
+                <w:iCs w:val="0"/>
+                <w:smallCaps w:val="0"/>
+                <w:strike w:val="0"/>
+                <w:color w:val="1f3864"/>
                 <w:u w:val="none"/>
                 <w:shd w:fill="auto" w:val="clear"/>
                 <w:vertAlign w:val="baseline"/>
@@ -620,11 +556,6 @@
               </w:rPr>
               <w:t xml:space="preserve">Módulo:</w:t>
             </w:r>
-            <w:r>
-              <w:rPr>
-                <w:rtl w:val="0"/>
-              </w:rPr>
-            </w:r>
           </w:p>
         </w:tc>
         <w:tc>
@@ -647,16 +578,11 @@
               <w:ind w:left="0" w:right="0" w:firstLine="0"/>
               <w:jc w:val="left"/>
               <w:rPr>
-                <w:rFonts w:ascii="Calibri" w:cs="Calibri" w:eastAsia="Calibri" w:hAnsi="Calibri"/>
-                <w:b w:val="0"/>
-                <w:bCs w:val="0"/>
                 <w:i w:val="0"/>
                 <w:iCs w:val="0"/>
                 <w:smallCaps w:val="0"/>
                 <w:strike w:val="0"/>
                 <w:color w:val="000000"/>
-                <w:sz w:val="22"/>
-                <w:szCs w:val="22"/>
                 <w:u w:val="none"/>
                 <w:shd w:fill="auto" w:val="clear"/>
                 <w:vertAlign w:val="baseline"/>
@@ -703,7 +629,6 @@
               <w:ind w:left="0" w:right="0" w:firstLine="0"/>
               <w:jc w:val="left"/>
               <w:rPr>
-                <w:rFonts w:ascii="Calibri" w:cs="Calibri" w:eastAsia="Calibri" w:hAnsi="Calibri"/>
                 <w:b w:val="1"/>
                 <w:bCs w:val="1"/>
                 <w:i w:val="0"/>
@@ -711,24 +636,20 @@
                 <w:smallCaps w:val="0"/>
                 <w:strike w:val="0"/>
                 <w:color w:val="000000"/>
-                <w:sz w:val="22"/>
-                <w:szCs w:val="22"/>
-                <w:u w:val="none"/>
-                <w:shd w:fill="auto" w:val="clear"/>
-                <w:vertAlign w:val="baseline"/>
-              </w:rPr>
-            </w:pPr>
-            <w:r>
-              <w:rPr>
-                <w:b w:val="1"/>
-                <w:bCs w:val="1"/>
-                <w:i w:val="0"/>
-                <w:iCs w:val="0"/>
-                <w:smallCaps w:val="0"/>
-                <w:strike w:val="0"/>
-                <w:color w:val="1f3864"/>
-                <w:sz w:val="22"/>
-                <w:szCs w:val="22"/>
+                <w:u w:val="none"/>
+                <w:shd w:fill="auto" w:val="clear"/>
+                <w:vertAlign w:val="baseline"/>
+              </w:rPr>
+            </w:pPr>
+            <w:r>
+              <w:rPr>
+                <w:b w:val="1"/>
+                <w:bCs w:val="1"/>
+                <w:i w:val="0"/>
+                <w:iCs w:val="0"/>
+                <w:smallCaps w:val="0"/>
+                <w:strike w:val="0"/>
+                <w:color w:val="1f3864"/>
                 <w:u w:val="none"/>
                 <w:shd w:fill="auto" w:val="clear"/>
                 <w:vertAlign w:val="baseline"/>
@@ -763,32 +684,27 @@
               <w:ind w:left="0" w:right="0" w:firstLine="0"/>
               <w:jc w:val="left"/>
               <w:rPr>
-                <w:rFonts w:ascii="Calibri" w:cs="Calibri" w:eastAsia="Calibri" w:hAnsi="Calibri"/>
-                <w:b w:val="1"/>
-                <w:bCs w:val="1"/>
-                <w:i w:val="0"/>
-                <w:iCs w:val="0"/>
-                <w:smallCaps w:val="0"/>
-                <w:strike w:val="0"/>
-                <w:color w:val="1f3864"/>
-                <w:sz w:val="22"/>
-                <w:szCs w:val="22"/>
-                <w:u w:val="none"/>
-                <w:shd w:fill="auto" w:val="clear"/>
-                <w:vertAlign w:val="baseline"/>
-              </w:rPr>
-            </w:pPr>
-            <w:r>
-              <w:rPr>
-                <w:b w:val="1"/>
-                <w:bCs w:val="1"/>
-                <w:i w:val="0"/>
-                <w:iCs w:val="0"/>
-                <w:smallCaps w:val="0"/>
-                <w:strike w:val="0"/>
-                <w:color w:val="1f3864"/>
-                <w:sz w:val="22"/>
-                <w:szCs w:val="22"/>
+                <w:b w:val="1"/>
+                <w:bCs w:val="1"/>
+                <w:i w:val="0"/>
+                <w:iCs w:val="0"/>
+                <w:smallCaps w:val="0"/>
+                <w:strike w:val="0"/>
+                <w:color w:val="1f3864"/>
+                <w:u w:val="none"/>
+                <w:shd w:fill="auto" w:val="clear"/>
+                <w:vertAlign w:val="baseline"/>
+              </w:rPr>
+            </w:pPr>
+            <w:r>
+              <w:rPr>
+                <w:b w:val="1"/>
+                <w:bCs w:val="1"/>
+                <w:i w:val="0"/>
+                <w:iCs w:val="0"/>
+                <w:smallCaps w:val="0"/>
+                <w:strike w:val="0"/>
+                <w:color w:val="1f3864"/>
                 <w:u w:val="none"/>
                 <w:shd w:fill="auto" w:val="clear"/>
                 <w:vertAlign w:val="baseline"/>
@@ -796,11 +712,6 @@
               </w:rPr>
               <w:t xml:space="preserve">Yo como</w:t>
             </w:r>
-            <w:r>
-              <w:rPr>
-                <w:rtl w:val="0"/>
-              </w:rPr>
-            </w:r>
           </w:p>
         </w:tc>
         <w:tc>
@@ -823,16 +734,11 @@
               <w:ind w:left="0" w:right="0" w:firstLine="0"/>
               <w:jc w:val="both"/>
               <w:rPr>
-                <w:rFonts w:ascii="Calibri" w:cs="Calibri" w:eastAsia="Calibri" w:hAnsi="Calibri"/>
-                <w:b w:val="0"/>
-                <w:bCs w:val="0"/>
                 <w:i w:val="0"/>
                 <w:iCs w:val="0"/>
                 <w:smallCaps w:val="0"/>
                 <w:strike w:val="0"/>
                 <w:color w:val="000000"/>
-                <w:sz w:val="22"/>
-                <w:szCs w:val="22"/>
                 <w:u w:val="none"/>
                 <w:shd w:fill="auto" w:val="clear"/>
                 <w:vertAlign w:val="baseline"/>
@@ -887,16 +793,11 @@
               <w:ind w:left="0" w:right="0" w:firstLine="0"/>
               <w:jc w:val="left"/>
               <w:rPr>
-                <w:rFonts w:ascii="Calibri" w:cs="Calibri" w:eastAsia="Calibri" w:hAnsi="Calibri"/>
-                <w:b w:val="0"/>
-                <w:bCs w:val="0"/>
                 <w:i w:val="0"/>
                 <w:iCs w:val="0"/>
                 <w:smallCaps w:val="0"/>
                 <w:strike w:val="0"/>
                 <w:color w:val="000000"/>
-                <w:sz w:val="22"/>
-                <w:szCs w:val="22"/>
                 <w:u w:val="none"/>
                 <w:shd w:fill="auto" w:val="clear"/>
                 <w:vertAlign w:val="baseline"/>
@@ -929,32 +830,27 @@
               <w:ind w:left="0" w:right="0" w:firstLine="0"/>
               <w:jc w:val="left"/>
               <w:rPr>
-                <w:rFonts w:ascii="Calibri" w:cs="Calibri" w:eastAsia="Calibri" w:hAnsi="Calibri"/>
-                <w:b w:val="1"/>
-                <w:bCs w:val="1"/>
-                <w:i w:val="0"/>
-                <w:iCs w:val="0"/>
-                <w:smallCaps w:val="0"/>
-                <w:strike w:val="0"/>
-                <w:color w:val="1f3864"/>
-                <w:sz w:val="22"/>
-                <w:szCs w:val="22"/>
-                <w:u w:val="none"/>
-                <w:shd w:fill="auto" w:val="clear"/>
-                <w:vertAlign w:val="baseline"/>
-              </w:rPr>
-            </w:pPr>
-            <w:r>
-              <w:rPr>
-                <w:b w:val="1"/>
-                <w:bCs w:val="1"/>
-                <w:i w:val="0"/>
-                <w:iCs w:val="0"/>
-                <w:smallCaps w:val="0"/>
-                <w:strike w:val="0"/>
-                <w:color w:val="1f3864"/>
-                <w:sz w:val="22"/>
-                <w:szCs w:val="22"/>
+                <w:b w:val="1"/>
+                <w:bCs w:val="1"/>
+                <w:i w:val="0"/>
+                <w:iCs w:val="0"/>
+                <w:smallCaps w:val="0"/>
+                <w:strike w:val="0"/>
+                <w:color w:val="1f3864"/>
+                <w:u w:val="none"/>
+                <w:shd w:fill="auto" w:val="clear"/>
+                <w:vertAlign w:val="baseline"/>
+              </w:rPr>
+            </w:pPr>
+            <w:r>
+              <w:rPr>
+                <w:b w:val="1"/>
+                <w:bCs w:val="1"/>
+                <w:i w:val="0"/>
+                <w:iCs w:val="0"/>
+                <w:smallCaps w:val="0"/>
+                <w:strike w:val="0"/>
+                <w:color w:val="1f3864"/>
                 <w:u w:val="none"/>
                 <w:shd w:fill="auto" w:val="clear"/>
                 <w:vertAlign w:val="baseline"/>
@@ -962,11 +858,6 @@
               </w:rPr>
               <w:t xml:space="preserve">Requiero</w:t>
             </w:r>
-            <w:r>
-              <w:rPr>
-                <w:rtl w:val="0"/>
-              </w:rPr>
-            </w:r>
           </w:p>
         </w:tc>
         <w:tc>
@@ -989,26 +880,21 @@
               <w:ind w:left="0" w:right="0" w:firstLine="0"/>
               <w:jc w:val="both"/>
               <w:rPr>
-                <w:rFonts w:ascii="Calibri" w:cs="Calibri" w:eastAsia="Calibri" w:hAnsi="Calibri"/>
-                <w:b w:val="0"/>
-                <w:bCs w:val="0"/>
                 <w:i w:val="0"/>
                 <w:iCs w:val="0"/>
                 <w:smallCaps w:val="0"/>
                 <w:strike w:val="0"/>
                 <w:color w:val="000000"/>
-                <w:sz w:val="22"/>
-                <w:szCs w:val="22"/>
-                <w:u w:val="none"/>
-                <w:shd w:fill="auto" w:val="clear"/>
-                <w:vertAlign w:val="baseline"/>
-              </w:rPr>
-            </w:pPr>
-            <w:r>
-              <w:rPr>
-                <w:rtl w:val="0"/>
-              </w:rPr>
-              <w:t xml:space="preserve">registrar nuevos proyectos, asignar desarrolladores, buscar, modificar, inhabilitar y consultar el estado de proyectos existentes</w:t>
+                <w:u w:val="none"/>
+                <w:shd w:fill="auto" w:val="clear"/>
+                <w:vertAlign w:val="baseline"/>
+              </w:rPr>
+            </w:pPr>
+            <w:r>
+              <w:rPr>
+                <w:rtl w:val="0"/>
+              </w:rPr>
+              <w:t xml:space="preserve">registrar y administrar los proyectos bajo mi responsabilidad.</w:t>
             </w:r>
             <w:r>
               <w:rPr>
@@ -1053,16 +939,11 @@
               <w:ind w:left="0" w:right="0" w:firstLine="0"/>
               <w:jc w:val="left"/>
               <w:rPr>
-                <w:rFonts w:ascii="Calibri" w:cs="Calibri" w:eastAsia="Calibri" w:hAnsi="Calibri"/>
-                <w:b w:val="0"/>
-                <w:bCs w:val="0"/>
                 <w:i w:val="0"/>
                 <w:iCs w:val="0"/>
                 <w:smallCaps w:val="0"/>
                 <w:strike w:val="0"/>
                 <w:color w:val="000000"/>
-                <w:sz w:val="22"/>
-                <w:szCs w:val="22"/>
                 <w:u w:val="none"/>
                 <w:shd w:fill="auto" w:val="clear"/>
                 <w:vertAlign w:val="baseline"/>
@@ -1095,43 +976,33 @@
               <w:ind w:left="0" w:right="0" w:firstLine="0"/>
               <w:jc w:val="left"/>
               <w:rPr>
-                <w:rFonts w:ascii="Calibri" w:cs="Calibri" w:eastAsia="Calibri" w:hAnsi="Calibri"/>
-                <w:b w:val="1"/>
-                <w:bCs w:val="1"/>
-                <w:i w:val="0"/>
-                <w:iCs w:val="0"/>
-                <w:smallCaps w:val="0"/>
-                <w:strike w:val="0"/>
-                <w:color w:val="1f3864"/>
-                <w:sz w:val="22"/>
-                <w:szCs w:val="22"/>
-                <w:u w:val="none"/>
-                <w:shd w:fill="auto" w:val="clear"/>
-                <w:vertAlign w:val="baseline"/>
-              </w:rPr>
-            </w:pPr>
-            <w:r>
-              <w:rPr>
-                <w:b w:val="1"/>
-                <w:bCs w:val="1"/>
-                <w:i w:val="0"/>
-                <w:iCs w:val="0"/>
-                <w:smallCaps w:val="0"/>
-                <w:strike w:val="0"/>
-                <w:color w:val="1f3864"/>
-                <w:sz w:val="22"/>
-                <w:szCs w:val="22"/>
+                <w:b w:val="1"/>
+                <w:bCs w:val="1"/>
+                <w:i w:val="0"/>
+                <w:iCs w:val="0"/>
+                <w:smallCaps w:val="0"/>
+                <w:strike w:val="0"/>
+                <w:color w:val="1f3864"/>
+                <w:u w:val="none"/>
+                <w:shd w:fill="auto" w:val="clear"/>
+                <w:vertAlign w:val="baseline"/>
+              </w:rPr>
+            </w:pPr>
+            <w:r>
+              <w:rPr>
+                <w:b w:val="1"/>
+                <w:bCs w:val="1"/>
+                <w:i w:val="0"/>
+                <w:iCs w:val="0"/>
+                <w:smallCaps w:val="0"/>
+                <w:strike w:val="0"/>
+                <w:color w:val="1f3864"/>
                 <w:u w:val="none"/>
                 <w:shd w:fill="auto" w:val="clear"/>
                 <w:vertAlign w:val="baseline"/>
                 <w:rtl w:val="0"/>
               </w:rPr>
               <w:t xml:space="preserve">Para</w:t>
-            </w:r>
-            <w:r>
-              <w:rPr>
-                <w:rtl w:val="0"/>
-              </w:rPr>
             </w:r>
           </w:p>
         </w:tc>
@@ -1195,32 +1066,27 @@
               <w:ind w:left="0" w:right="0" w:firstLine="0"/>
               <w:jc w:val="left"/>
               <w:rPr>
-                <w:rFonts w:ascii="Calibri" w:cs="Calibri" w:eastAsia="Calibri" w:hAnsi="Calibri"/>
-                <w:b w:val="1"/>
-                <w:bCs w:val="1"/>
-                <w:i w:val="0"/>
-                <w:iCs w:val="0"/>
-                <w:smallCaps w:val="0"/>
-                <w:strike w:val="0"/>
-                <w:color w:val="1f3864"/>
-                <w:sz w:val="22"/>
-                <w:szCs w:val="22"/>
-                <w:u w:val="none"/>
-                <w:shd w:fill="auto" w:val="clear"/>
-                <w:vertAlign w:val="baseline"/>
-              </w:rPr>
-            </w:pPr>
-            <w:r>
-              <w:rPr>
-                <w:b w:val="1"/>
-                <w:bCs w:val="1"/>
-                <w:i w:val="0"/>
-                <w:iCs w:val="0"/>
-                <w:smallCaps w:val="0"/>
-                <w:strike w:val="0"/>
-                <w:color w:val="1f3864"/>
-                <w:sz w:val="22"/>
-                <w:szCs w:val="22"/>
+                <w:b w:val="1"/>
+                <w:bCs w:val="1"/>
+                <w:i w:val="0"/>
+                <w:iCs w:val="0"/>
+                <w:smallCaps w:val="0"/>
+                <w:strike w:val="0"/>
+                <w:color w:val="1f3864"/>
+                <w:u w:val="none"/>
+                <w:shd w:fill="auto" w:val="clear"/>
+                <w:vertAlign w:val="baseline"/>
+              </w:rPr>
+            </w:pPr>
+            <w:r>
+              <w:rPr>
+                <w:b w:val="1"/>
+                <w:bCs w:val="1"/>
+                <w:i w:val="0"/>
+                <w:iCs w:val="0"/>
+                <w:smallCaps w:val="0"/>
+                <w:strike w:val="0"/>
+                <w:color w:val="1f3864"/>
                 <w:u w:val="none"/>
                 <w:shd w:fill="auto" w:val="clear"/>
                 <w:vertAlign w:val="baseline"/>
@@ -1228,11 +1094,6 @@
               </w:rPr>
               <w:t xml:space="preserve">Requerimiento:</w:t>
             </w:r>
-            <w:r>
-              <w:rPr>
-                <w:rtl w:val="0"/>
-              </w:rPr>
-            </w:r>
           </w:p>
         </w:tc>
         <w:tc>
@@ -1247,12 +1108,7 @@
           </w:tcPr>
           <w:p>
             <w:pPr>
-              <w:keepNext w:val="0"/>
-              <w:keepLines w:val="0"/>
-              <w:widowControl w:val="1"/>
-              <w:shd w:fill="auto" w:val="clear"/>
-              <w:spacing w:after="0" w:before="0" w:line="240" w:lineRule="auto"/>
-              <w:ind w:left="0" w:right="0" w:firstLine="0"/>
+              <w:spacing w:after="0" w:line="240" w:lineRule="auto"/>
               <w:jc w:val="both"/>
               <w:rPr/>
             </w:pPr>
@@ -1260,7 +1116,191 @@
               <w:rPr>
                 <w:rtl w:val="0"/>
               </w:rPr>
-              <w:t xml:space="preserve">RF-007</w:t>
+              <w:t xml:space="preserve">- El sistema debe permitir al líder registrar nuevos proyectos.</w:t>
+            </w:r>
+          </w:p>
+          <w:p>
+            <w:pPr>
+              <w:spacing w:after="0" w:line="240" w:lineRule="auto"/>
+              <w:jc w:val="both"/>
+              <w:rPr/>
+            </w:pPr>
+            <w:r>
+              <w:rPr>
+                <w:rtl w:val="0"/>
+              </w:rPr>
+              <w:t xml:space="preserve">- El sistema debe permitir consultar los proyectos registrados.</w:t>
+            </w:r>
+          </w:p>
+          <w:p>
+            <w:pPr>
+              <w:spacing w:after="0" w:line="240" w:lineRule="auto"/>
+              <w:jc w:val="both"/>
+              <w:rPr/>
+            </w:pPr>
+            <w:r>
+              <w:rPr>
+                <w:rtl w:val="0"/>
+              </w:rPr>
+              <w:t xml:space="preserve">- El sistema debe permitir modificar la información de un proyecto existente.</w:t>
+            </w:r>
+          </w:p>
+          <w:p>
+            <w:pPr>
+              <w:spacing w:after="0" w:line="240" w:lineRule="auto"/>
+              <w:jc w:val="both"/>
+              <w:rPr/>
+            </w:pPr>
+            <w:r>
+              <w:rPr>
+                <w:rtl w:val="0"/>
+              </w:rPr>
+              <w:t xml:space="preserve">- El sistema debe permitir inhabilitar lógicamente un proyecto.</w:t>
+            </w:r>
+          </w:p>
+          <w:p>
+            <w:pPr>
+              <w:spacing w:after="0" w:line="240" w:lineRule="auto"/>
+              <w:jc w:val="both"/>
+              <w:rPr/>
+            </w:pPr>
+            <w:r>
+              <w:rPr>
+                <w:rtl w:val="0"/>
+              </w:rPr>
+              <w:t xml:space="preserve">- El sistema debe permitir asignar desarrolladores a un proyecto.</w:t>
+            </w:r>
+          </w:p>
+          <w:p>
+            <w:pPr>
+              <w:spacing w:after="0" w:line="240" w:lineRule="auto"/>
+              <w:jc w:val="both"/>
+              <w:rPr/>
+            </w:pPr>
+            <w:r>
+              <w:rPr>
+                <w:rtl w:val="0"/>
+              </w:rPr>
+              <w:t xml:space="preserve">- El sistema debe validar la información obligatoria antes de registrar un proyecto.</w:t>
+            </w:r>
+          </w:p>
+          <w:p>
+            <w:pPr>
+              <w:spacing w:after="0" w:line="240" w:lineRule="auto"/>
+              <w:jc w:val="both"/>
+              <w:rPr/>
+            </w:pPr>
+            <w:r>
+              <w:rPr>
+                <w:rtl w:val="0"/>
+              </w:rPr>
+              <w:t xml:space="preserve">- El sistema debe validar la consistencia de las fechas del proyecto.</w:t>
+            </w:r>
+          </w:p>
+          <w:p>
+            <w:pPr>
+              <w:spacing w:after="0" w:line="240" w:lineRule="auto"/>
+              <w:jc w:val="both"/>
+              <w:rPr/>
+            </w:pPr>
+            <w:r>
+              <w:rPr>
+                <w:rtl w:val="0"/>
+              </w:rPr>
+              <w:t xml:space="preserve">- El sistema debe permitir buscar proyectos por diferentes criterios.</w:t>
+            </w:r>
+          </w:p>
+          <w:p>
+            <w:pPr>
+              <w:spacing w:after="0" w:line="240" w:lineRule="auto"/>
+              <w:jc w:val="both"/>
+              <w:rPr/>
+            </w:pPr>
+            <w:r>
+              <w:rPr>
+                <w:rtl w:val="0"/>
+              </w:rPr>
+              <w:t xml:space="preserve">- El sistema debe calcular y mostrar el porcentaje de avance del proyecto.</w:t>
+            </w:r>
+          </w:p>
+          <w:p>
+            <w:pPr>
+              <w:spacing w:after="0" w:line="240" w:lineRule="auto"/>
+              <w:jc w:val="both"/>
+              <w:rPr/>
+            </w:pPr>
+            <w:r>
+              <w:rPr>
+                <w:rtl w:val="0"/>
+              </w:rPr>
+              <w:t xml:space="preserve">- El sistema debe mostrar el estado general del proyecto.</w:t>
+            </w:r>
+          </w:p>
+          <w:p>
+            <w:pPr>
+              <w:spacing w:after="0" w:line="240" w:lineRule="auto"/>
+              <w:jc w:val="both"/>
+              <w:rPr/>
+            </w:pPr>
+            <w:r>
+              <w:rPr>
+                <w:rtl w:val="0"/>
+              </w:rPr>
+              <w:t xml:space="preserve">- El sistema debe restringir la gestión de proyectos a usuarios autorizados.</w:t>
+            </w:r>
+          </w:p>
+          <w:p>
+            <w:pPr>
+              <w:keepNext w:val="0"/>
+              <w:keepLines w:val="0"/>
+              <w:widowControl w:val="1"/>
+              <w:shd w:fill="auto" w:val="clear"/>
+              <w:spacing w:after="0" w:before="0" w:line="240" w:lineRule="auto"/>
+              <w:ind w:left="0" w:right="0" w:firstLine="0"/>
+              <w:jc w:val="both"/>
+              <w:rPr/>
+            </w:pPr>
+            <w:r>
+              <w:rPr>
+                <w:rtl w:val="0"/>
+              </w:rPr>
+              <w:t xml:space="preserve">- El sistema debe impedir la asignación de desarrolladores inactivos.</w:t>
+            </w:r>
+          </w:p>
+          <w:p>
+            <w:pPr>
+              <w:keepNext w:val="0"/>
+              <w:keepLines w:val="0"/>
+              <w:widowControl w:val="1"/>
+              <w:shd w:fill="auto" w:val="clear"/>
+              <w:spacing w:after="0" w:before="0" w:line="240" w:lineRule="auto"/>
+              <w:ind w:left="0" w:right="0" w:firstLine="0"/>
+              <w:jc w:val="both"/>
+              <w:rPr/>
+            </w:pPr>
+            <w:r>
+              <w:rPr>
+                <w:rtl w:val="0"/>
+              </w:rPr>
+              <w:t xml:space="preserve">- El sistema solo debe permitir asignar desarrolladores que se encuentren activos.</w:t>
+            </w:r>
+          </w:p>
+          <w:p>
+            <w:pPr>
+              <w:keepNext w:val="0"/>
+              <w:keepLines w:val="0"/>
+              <w:widowControl w:val="1"/>
+              <w:shd w:fill="auto" w:val="clear"/>
+              <w:spacing w:after="0" w:before="0" w:line="240" w:lineRule="auto"/>
+              <w:ind w:left="0" w:right="0" w:firstLine="0"/>
+              <w:jc w:val="both"/>
+              <w:rPr/>
+            </w:pPr>
+            <w:r>
+              <w:rPr>
+                <w:rtl w:val="0"/>
+              </w:rPr>
+              <w:t xml:space="preserve">- El sistema debe impedir asignar un desarrollador inactivo a un proyecto.</w:t>
             </w:r>
           </w:p>
         </w:tc>
@@ -1290,43 +1330,33 @@
               <w:ind w:left="0" w:right="0" w:firstLine="0"/>
               <w:jc w:val="center"/>
               <w:rPr>
-                <w:rFonts w:ascii="Calibri" w:cs="Calibri" w:eastAsia="Calibri" w:hAnsi="Calibri"/>
-                <w:b w:val="1"/>
-                <w:bCs w:val="1"/>
-                <w:i w:val="0"/>
-                <w:iCs w:val="0"/>
-                <w:smallCaps w:val="0"/>
-                <w:strike w:val="0"/>
-                <w:color w:val="1f3864"/>
-                <w:sz w:val="22"/>
-                <w:szCs w:val="22"/>
-                <w:u w:val="none"/>
-                <w:shd w:fill="auto" w:val="clear"/>
-                <w:vertAlign w:val="baseline"/>
-              </w:rPr>
-            </w:pPr>
-            <w:r>
-              <w:rPr>
-                <w:b w:val="1"/>
-                <w:bCs w:val="1"/>
-                <w:i w:val="0"/>
-                <w:iCs w:val="0"/>
-                <w:smallCaps w:val="0"/>
-                <w:strike w:val="0"/>
-                <w:color w:val="1f3864"/>
-                <w:sz w:val="22"/>
-                <w:szCs w:val="22"/>
+                <w:b w:val="1"/>
+                <w:bCs w:val="1"/>
+                <w:i w:val="0"/>
+                <w:iCs w:val="0"/>
+                <w:smallCaps w:val="0"/>
+                <w:strike w:val="0"/>
+                <w:color w:val="1f3864"/>
+                <w:u w:val="none"/>
+                <w:shd w:fill="auto" w:val="clear"/>
+                <w:vertAlign w:val="baseline"/>
+              </w:rPr>
+            </w:pPr>
+            <w:r>
+              <w:rPr>
+                <w:b w:val="1"/>
+                <w:bCs w:val="1"/>
+                <w:i w:val="0"/>
+                <w:iCs w:val="0"/>
+                <w:smallCaps w:val="0"/>
+                <w:strike w:val="0"/>
+                <w:color w:val="1f3864"/>
                 <w:u w:val="none"/>
                 <w:shd w:fill="auto" w:val="clear"/>
                 <w:vertAlign w:val="baseline"/>
                 <w:rtl w:val="0"/>
               </w:rPr>
               <w:t xml:space="preserve">CRITERIOS DE ACEPTACIÓN</w:t>
-            </w:r>
-            <w:r>
-              <w:rPr>
-                <w:rtl w:val="0"/>
-              </w:rPr>
             </w:r>
           </w:p>
         </w:tc>
@@ -1359,32 +1389,27 @@
               <w:ind w:left="0" w:right="0" w:firstLine="0"/>
               <w:jc w:val="center"/>
               <w:rPr>
-                <w:rFonts w:ascii="Calibri" w:cs="Calibri" w:eastAsia="Calibri" w:hAnsi="Calibri"/>
-                <w:b w:val="1"/>
-                <w:bCs w:val="1"/>
-                <w:i w:val="0"/>
-                <w:iCs w:val="0"/>
-                <w:smallCaps w:val="0"/>
-                <w:strike w:val="0"/>
-                <w:color w:val="1f3864"/>
-                <w:sz w:val="22"/>
-                <w:szCs w:val="22"/>
-                <w:u w:val="none"/>
-                <w:shd w:fill="auto" w:val="clear"/>
-                <w:vertAlign w:val="baseline"/>
-              </w:rPr>
-            </w:pPr>
-            <w:r>
-              <w:rPr>
-                <w:b w:val="1"/>
-                <w:bCs w:val="1"/>
-                <w:i w:val="0"/>
-                <w:iCs w:val="0"/>
-                <w:smallCaps w:val="0"/>
-                <w:strike w:val="0"/>
-                <w:color w:val="1f3864"/>
-                <w:sz w:val="22"/>
-                <w:szCs w:val="22"/>
+                <w:b w:val="1"/>
+                <w:bCs w:val="1"/>
+                <w:i w:val="0"/>
+                <w:iCs w:val="0"/>
+                <w:smallCaps w:val="0"/>
+                <w:strike w:val="0"/>
+                <w:color w:val="1f3864"/>
+                <w:u w:val="none"/>
+                <w:shd w:fill="auto" w:val="clear"/>
+                <w:vertAlign w:val="baseline"/>
+              </w:rPr>
+            </w:pPr>
+            <w:r>
+              <w:rPr>
+                <w:b w:val="1"/>
+                <w:bCs w:val="1"/>
+                <w:i w:val="0"/>
+                <w:iCs w:val="0"/>
+                <w:smallCaps w:val="0"/>
+                <w:strike w:val="0"/>
+                <w:color w:val="1f3864"/>
                 <w:u w:val="none"/>
                 <w:shd w:fill="auto" w:val="clear"/>
                 <w:vertAlign w:val="baseline"/>
@@ -1392,11 +1417,6 @@
               </w:rPr>
               <w:t xml:space="preserve">Condición 01</w:t>
             </w:r>
-            <w:r>
-              <w:rPr>
-                <w:rtl w:val="0"/>
-              </w:rPr>
-            </w:r>
           </w:p>
           <w:p>
             <w:pPr>
@@ -1408,16 +1428,13 @@
               <w:ind w:left="0" w:right="0" w:firstLine="0"/>
               <w:jc w:val="center"/>
               <w:rPr>
-                <w:rFonts w:ascii="Calibri" w:cs="Calibri" w:eastAsia="Calibri" w:hAnsi="Calibri"/>
-                <w:b w:val="1"/>
-                <w:bCs w:val="1"/>
-                <w:i w:val="0"/>
-                <w:iCs w:val="0"/>
-                <w:smallCaps w:val="0"/>
-                <w:strike w:val="0"/>
-                <w:color w:val="1f3864"/>
-                <w:sz w:val="22"/>
-                <w:szCs w:val="22"/>
+                <w:b w:val="1"/>
+                <w:bCs w:val="1"/>
+                <w:i w:val="0"/>
+                <w:iCs w:val="0"/>
+                <w:smallCaps w:val="0"/>
+                <w:strike w:val="0"/>
+                <w:color w:val="1f3864"/>
                 <w:u w:val="none"/>
                 <w:shd w:fill="auto" w:val="clear"/>
                 <w:vertAlign w:val="baseline"/>
@@ -1439,16 +1456,13 @@
               <w:ind w:left="0" w:right="0" w:firstLine="0"/>
               <w:jc w:val="center"/>
               <w:rPr>
-                <w:rFonts w:ascii="Calibri" w:cs="Calibri" w:eastAsia="Calibri" w:hAnsi="Calibri"/>
-                <w:b w:val="1"/>
-                <w:bCs w:val="1"/>
-                <w:i w:val="0"/>
-                <w:iCs w:val="0"/>
-                <w:smallCaps w:val="0"/>
-                <w:strike w:val="0"/>
-                <w:color w:val="1f3864"/>
-                <w:sz w:val="22"/>
-                <w:szCs w:val="22"/>
+                <w:b w:val="1"/>
+                <w:bCs w:val="1"/>
+                <w:i w:val="0"/>
+                <w:iCs w:val="0"/>
+                <w:smallCaps w:val="0"/>
+                <w:strike w:val="0"/>
+                <w:color w:val="1f3864"/>
                 <w:u w:val="none"/>
                 <w:shd w:fill="auto" w:val="clear"/>
                 <w:vertAlign w:val="baseline"/>
@@ -1482,32 +1496,25 @@
               <w:ind w:left="0" w:right="0" w:firstLine="0"/>
               <w:jc w:val="left"/>
               <w:rPr>
-                <w:rFonts w:ascii="Calibri" w:cs="Calibri" w:eastAsia="Calibri" w:hAnsi="Calibri"/>
-                <w:b w:val="0"/>
-                <w:bCs w:val="0"/>
                 <w:i w:val="0"/>
                 <w:iCs w:val="0"/>
                 <w:smallCaps w:val="0"/>
                 <w:strike w:val="0"/>
                 <w:color w:val="000000"/>
-                <w:sz w:val="22"/>
-                <w:szCs w:val="22"/>
-                <w:u w:val="none"/>
-                <w:shd w:fill="auto" w:val="clear"/>
-                <w:vertAlign w:val="baseline"/>
-              </w:rPr>
-            </w:pPr>
-            <w:r>
-              <w:rPr>
-                <w:b w:val="1"/>
-                <w:bCs w:val="1"/>
-                <w:i w:val="0"/>
-                <w:iCs w:val="0"/>
-                <w:smallCaps w:val="0"/>
-                <w:strike w:val="0"/>
-                <w:color w:val="1f3864"/>
-                <w:sz w:val="22"/>
-                <w:szCs w:val="22"/>
+                <w:u w:val="none"/>
+                <w:shd w:fill="auto" w:val="clear"/>
+                <w:vertAlign w:val="baseline"/>
+              </w:rPr>
+            </w:pPr>
+            <w:r>
+              <w:rPr>
+                <w:b w:val="1"/>
+                <w:bCs w:val="1"/>
+                <w:i w:val="0"/>
+                <w:iCs w:val="0"/>
+                <w:smallCaps w:val="0"/>
+                <w:strike w:val="0"/>
+                <w:color w:val="1f3864"/>
                 <w:u w:val="none"/>
                 <w:shd w:fill="auto" w:val="clear"/>
                 <w:vertAlign w:val="baseline"/>
@@ -1588,16 +1595,11 @@
               <w:ind w:left="0" w:right="0" w:firstLine="0"/>
               <w:jc w:val="left"/>
               <w:rPr>
-                <w:rFonts w:ascii="Calibri" w:cs="Calibri" w:eastAsia="Calibri" w:hAnsi="Calibri"/>
-                <w:b w:val="0"/>
-                <w:bCs w:val="0"/>
                 <w:i w:val="0"/>
                 <w:iCs w:val="0"/>
                 <w:smallCaps w:val="0"/>
                 <w:strike w:val="0"/>
                 <w:color w:val="000000"/>
-                <w:sz w:val="22"/>
-                <w:szCs w:val="22"/>
                 <w:u w:val="none"/>
                 <w:shd w:fill="auto" w:val="clear"/>
                 <w:vertAlign w:val="baseline"/>
@@ -1631,43 +1633,33 @@
               <w:ind w:left="0" w:right="0" w:firstLine="0"/>
               <w:jc w:val="left"/>
               <w:rPr>
-                <w:rFonts w:ascii="Calibri" w:cs="Calibri" w:eastAsia="Calibri" w:hAnsi="Calibri"/>
-                <w:b w:val="1"/>
-                <w:bCs w:val="1"/>
-                <w:i w:val="0"/>
-                <w:iCs w:val="0"/>
-                <w:smallCaps w:val="0"/>
-                <w:strike w:val="0"/>
-                <w:color w:val="1f3864"/>
-                <w:sz w:val="22"/>
-                <w:szCs w:val="22"/>
-                <w:u w:val="none"/>
-                <w:shd w:fill="auto" w:val="clear"/>
-                <w:vertAlign w:val="baseline"/>
-              </w:rPr>
-            </w:pPr>
-            <w:r>
-              <w:rPr>
-                <w:b w:val="1"/>
-                <w:bCs w:val="1"/>
-                <w:i w:val="0"/>
-                <w:iCs w:val="0"/>
-                <w:smallCaps w:val="0"/>
-                <w:strike w:val="0"/>
-                <w:color w:val="1f3864"/>
-                <w:sz w:val="22"/>
-                <w:szCs w:val="22"/>
+                <w:b w:val="1"/>
+                <w:bCs w:val="1"/>
+                <w:i w:val="0"/>
+                <w:iCs w:val="0"/>
+                <w:smallCaps w:val="0"/>
+                <w:strike w:val="0"/>
+                <w:color w:val="1f3864"/>
+                <w:u w:val="none"/>
+                <w:shd w:fill="auto" w:val="clear"/>
+                <w:vertAlign w:val="baseline"/>
+              </w:rPr>
+            </w:pPr>
+            <w:r>
+              <w:rPr>
+                <w:b w:val="1"/>
+                <w:bCs w:val="1"/>
+                <w:i w:val="0"/>
+                <w:iCs w:val="0"/>
+                <w:smallCaps w:val="0"/>
+                <w:strike w:val="0"/>
+                <w:color w:val="1f3864"/>
                 <w:u w:val="none"/>
                 <w:shd w:fill="auto" w:val="clear"/>
                 <w:vertAlign w:val="baseline"/>
                 <w:rtl w:val="0"/>
               </w:rPr>
               <w:t xml:space="preserve">Cuando:</w:t>
-            </w:r>
-            <w:r>
-              <w:rPr>
-                <w:rtl w:val="0"/>
-              </w:rPr>
             </w:r>
           </w:p>
         </w:tc>
@@ -1766,43 +1758,33 @@
               <w:ind w:left="0" w:right="0" w:firstLine="0"/>
               <w:jc w:val="left"/>
               <w:rPr>
-                <w:rFonts w:ascii="Calibri" w:cs="Calibri" w:eastAsia="Calibri" w:hAnsi="Calibri"/>
-                <w:b w:val="1"/>
-                <w:bCs w:val="1"/>
-                <w:i w:val="0"/>
-                <w:iCs w:val="0"/>
-                <w:smallCaps w:val="0"/>
-                <w:strike w:val="0"/>
-                <w:color w:val="1f3864"/>
-                <w:sz w:val="22"/>
-                <w:szCs w:val="22"/>
-                <w:u w:val="none"/>
-                <w:shd w:fill="auto" w:val="clear"/>
-                <w:vertAlign w:val="baseline"/>
-              </w:rPr>
-            </w:pPr>
-            <w:r>
-              <w:rPr>
-                <w:b w:val="1"/>
-                <w:bCs w:val="1"/>
-                <w:i w:val="0"/>
-                <w:iCs w:val="0"/>
-                <w:smallCaps w:val="0"/>
-                <w:strike w:val="0"/>
-                <w:color w:val="1f3864"/>
-                <w:sz w:val="22"/>
-                <w:szCs w:val="22"/>
+                <w:b w:val="1"/>
+                <w:bCs w:val="1"/>
+                <w:i w:val="0"/>
+                <w:iCs w:val="0"/>
+                <w:smallCaps w:val="0"/>
+                <w:strike w:val="0"/>
+                <w:color w:val="1f3864"/>
+                <w:u w:val="none"/>
+                <w:shd w:fill="auto" w:val="clear"/>
+                <w:vertAlign w:val="baseline"/>
+              </w:rPr>
+            </w:pPr>
+            <w:r>
+              <w:rPr>
+                <w:b w:val="1"/>
+                <w:bCs w:val="1"/>
+                <w:i w:val="0"/>
+                <w:iCs w:val="0"/>
+                <w:smallCaps w:val="0"/>
+                <w:strike w:val="0"/>
+                <w:color w:val="1f3864"/>
                 <w:u w:val="none"/>
                 <w:shd w:fill="auto" w:val="clear"/>
                 <w:vertAlign w:val="baseline"/>
                 <w:rtl w:val="0"/>
               </w:rPr>
               <w:t xml:space="preserve">Entonces:</w:t>
-            </w:r>
-            <w:r>
-              <w:rPr>
-                <w:rtl w:val="0"/>
-              </w:rPr>
             </w:r>
           </w:p>
         </w:tc>
@@ -1869,32 +1851,27 @@
               <w:ind w:left="0" w:right="0" w:firstLine="0"/>
               <w:jc w:val="center"/>
               <w:rPr>
-                <w:rFonts w:ascii="Calibri" w:cs="Calibri" w:eastAsia="Calibri" w:hAnsi="Calibri"/>
-                <w:b w:val="1"/>
-                <w:bCs w:val="1"/>
-                <w:i w:val="0"/>
-                <w:iCs w:val="0"/>
-                <w:smallCaps w:val="0"/>
-                <w:strike w:val="0"/>
-                <w:color w:val="1f3864"/>
-                <w:sz w:val="22"/>
-                <w:szCs w:val="22"/>
-                <w:u w:val="none"/>
-                <w:shd w:fill="auto" w:val="clear"/>
-                <w:vertAlign w:val="baseline"/>
-              </w:rPr>
-            </w:pPr>
-            <w:r>
-              <w:rPr>
-                <w:b w:val="1"/>
-                <w:bCs w:val="1"/>
-                <w:i w:val="0"/>
-                <w:iCs w:val="0"/>
-                <w:smallCaps w:val="0"/>
-                <w:strike w:val="0"/>
-                <w:color w:val="1f3864"/>
-                <w:sz w:val="22"/>
-                <w:szCs w:val="22"/>
+                <w:b w:val="1"/>
+                <w:bCs w:val="1"/>
+                <w:i w:val="0"/>
+                <w:iCs w:val="0"/>
+                <w:smallCaps w:val="0"/>
+                <w:strike w:val="0"/>
+                <w:color w:val="1f3864"/>
+                <w:u w:val="none"/>
+                <w:shd w:fill="auto" w:val="clear"/>
+                <w:vertAlign w:val="baseline"/>
+              </w:rPr>
+            </w:pPr>
+            <w:r>
+              <w:rPr>
+                <w:b w:val="1"/>
+                <w:bCs w:val="1"/>
+                <w:i w:val="0"/>
+                <w:iCs w:val="0"/>
+                <w:smallCaps w:val="0"/>
+                <w:strike w:val="0"/>
+                <w:color w:val="1f3864"/>
                 <w:u w:val="none"/>
                 <w:shd w:fill="auto" w:val="clear"/>
                 <w:vertAlign w:val="baseline"/>
@@ -1902,11 +1879,6 @@
               </w:rPr>
               <w:t xml:space="preserve">Condición 02</w:t>
             </w:r>
-            <w:r>
-              <w:rPr>
-                <w:rtl w:val="0"/>
-              </w:rPr>
-            </w:r>
           </w:p>
           <w:p>
             <w:pPr>
@@ -1918,16 +1890,13 @@
               <w:ind w:left="0" w:right="0" w:firstLine="0"/>
               <w:jc w:val="center"/>
               <w:rPr>
-                <w:rFonts w:ascii="Calibri" w:cs="Calibri" w:eastAsia="Calibri" w:hAnsi="Calibri"/>
-                <w:b w:val="1"/>
-                <w:bCs w:val="1"/>
-                <w:i w:val="0"/>
-                <w:iCs w:val="0"/>
-                <w:smallCaps w:val="0"/>
-                <w:strike w:val="0"/>
-                <w:color w:val="1f3864"/>
-                <w:sz w:val="22"/>
-                <w:szCs w:val="22"/>
+                <w:b w:val="1"/>
+                <w:bCs w:val="1"/>
+                <w:i w:val="0"/>
+                <w:iCs w:val="0"/>
+                <w:smallCaps w:val="0"/>
+                <w:strike w:val="0"/>
+                <w:color w:val="1f3864"/>
                 <w:u w:val="none"/>
                 <w:shd w:fill="auto" w:val="clear"/>
                 <w:vertAlign w:val="baseline"/>
@@ -1961,43 +1930,33 @@
               <w:ind w:left="0" w:right="0" w:firstLine="0"/>
               <w:jc w:val="left"/>
               <w:rPr>
-                <w:rFonts w:ascii="Calibri" w:cs="Calibri" w:eastAsia="Calibri" w:hAnsi="Calibri"/>
-                <w:b w:val="1"/>
-                <w:bCs w:val="1"/>
-                <w:i w:val="0"/>
-                <w:iCs w:val="0"/>
-                <w:smallCaps w:val="0"/>
-                <w:strike w:val="0"/>
-                <w:color w:val="1f3864"/>
-                <w:sz w:val="22"/>
-                <w:szCs w:val="22"/>
-                <w:u w:val="none"/>
-                <w:shd w:fill="auto" w:val="clear"/>
-                <w:vertAlign w:val="baseline"/>
-              </w:rPr>
-            </w:pPr>
-            <w:r>
-              <w:rPr>
-                <w:b w:val="1"/>
-                <w:bCs w:val="1"/>
-                <w:i w:val="0"/>
-                <w:iCs w:val="0"/>
-                <w:smallCaps w:val="0"/>
-                <w:strike w:val="0"/>
-                <w:color w:val="1f3864"/>
-                <w:sz w:val="22"/>
-                <w:szCs w:val="22"/>
+                <w:b w:val="1"/>
+                <w:bCs w:val="1"/>
+                <w:i w:val="0"/>
+                <w:iCs w:val="0"/>
+                <w:smallCaps w:val="0"/>
+                <w:strike w:val="0"/>
+                <w:color w:val="1f3864"/>
+                <w:u w:val="none"/>
+                <w:shd w:fill="auto" w:val="clear"/>
+                <w:vertAlign w:val="baseline"/>
+              </w:rPr>
+            </w:pPr>
+            <w:r>
+              <w:rPr>
+                <w:b w:val="1"/>
+                <w:bCs w:val="1"/>
+                <w:i w:val="0"/>
+                <w:iCs w:val="0"/>
+                <w:smallCaps w:val="0"/>
+                <w:strike w:val="0"/>
+                <w:color w:val="1f3864"/>
                 <w:u w:val="none"/>
                 <w:shd w:fill="auto" w:val="clear"/>
                 <w:vertAlign w:val="baseline"/>
                 <w:rtl w:val="0"/>
               </w:rPr>
               <w:t xml:space="preserve">Dado:</w:t>
-            </w:r>
-            <w:r>
-              <w:rPr>
-                <w:rtl w:val="0"/>
-              </w:rPr>
             </w:r>
           </w:p>
         </w:tc>
@@ -2077,8 +2036,6 @@
                 <w:smallCaps w:val="0"/>
                 <w:strike w:val="0"/>
                 <w:color w:val="000000"/>
-                <w:sz w:val="22"/>
-                <w:szCs w:val="22"/>
                 <w:u w:val="none"/>
                 <w:shd w:fill="auto" w:val="clear"/>
                 <w:vertAlign w:val="baseline"/>
@@ -2112,43 +2069,33 @@
               <w:ind w:left="0" w:right="0" w:firstLine="0"/>
               <w:jc w:val="left"/>
               <w:rPr>
-                <w:rFonts w:ascii="Calibri" w:cs="Calibri" w:eastAsia="Calibri" w:hAnsi="Calibri"/>
-                <w:b w:val="1"/>
-                <w:bCs w:val="1"/>
-                <w:i w:val="0"/>
-                <w:iCs w:val="0"/>
-                <w:smallCaps w:val="0"/>
-                <w:strike w:val="0"/>
-                <w:color w:val="1f3864"/>
-                <w:sz w:val="22"/>
-                <w:szCs w:val="22"/>
-                <w:u w:val="none"/>
-                <w:shd w:fill="auto" w:val="clear"/>
-                <w:vertAlign w:val="baseline"/>
-              </w:rPr>
-            </w:pPr>
-            <w:r>
-              <w:rPr>
-                <w:b w:val="1"/>
-                <w:bCs w:val="1"/>
-                <w:i w:val="0"/>
-                <w:iCs w:val="0"/>
-                <w:smallCaps w:val="0"/>
-                <w:strike w:val="0"/>
-                <w:color w:val="1f3864"/>
-                <w:sz w:val="22"/>
-                <w:szCs w:val="22"/>
+                <w:b w:val="1"/>
+                <w:bCs w:val="1"/>
+                <w:i w:val="0"/>
+                <w:iCs w:val="0"/>
+                <w:smallCaps w:val="0"/>
+                <w:strike w:val="0"/>
+                <w:color w:val="1f3864"/>
+                <w:u w:val="none"/>
+                <w:shd w:fill="auto" w:val="clear"/>
+                <w:vertAlign w:val="baseline"/>
+              </w:rPr>
+            </w:pPr>
+            <w:r>
+              <w:rPr>
+                <w:b w:val="1"/>
+                <w:bCs w:val="1"/>
+                <w:i w:val="0"/>
+                <w:iCs w:val="0"/>
+                <w:smallCaps w:val="0"/>
+                <w:strike w:val="0"/>
+                <w:color w:val="1f3864"/>
                 <w:u w:val="none"/>
                 <w:shd w:fill="auto" w:val="clear"/>
                 <w:vertAlign w:val="baseline"/>
                 <w:rtl w:val="0"/>
               </w:rPr>
               <w:t xml:space="preserve">Cuando:</w:t>
-            </w:r>
-            <w:r>
-              <w:rPr>
-                <w:rtl w:val="0"/>
-              </w:rPr>
             </w:r>
           </w:p>
         </w:tc>
@@ -2229,8 +2176,6 @@
                 <w:smallCaps w:val="0"/>
                 <w:strike w:val="0"/>
                 <w:color w:val="000000"/>
-                <w:sz w:val="22"/>
-                <w:szCs w:val="22"/>
                 <w:u w:val="none"/>
                 <w:shd w:fill="auto" w:val="clear"/>
                 <w:vertAlign w:val="baseline"/>
@@ -2264,43 +2209,33 @@
               <w:ind w:left="0" w:right="0" w:firstLine="0"/>
               <w:jc w:val="left"/>
               <w:rPr>
-                <w:rFonts w:ascii="Calibri" w:cs="Calibri" w:eastAsia="Calibri" w:hAnsi="Calibri"/>
-                <w:b w:val="1"/>
-                <w:bCs w:val="1"/>
-                <w:i w:val="0"/>
-                <w:iCs w:val="0"/>
-                <w:smallCaps w:val="0"/>
-                <w:strike w:val="0"/>
-                <w:color w:val="1f3864"/>
-                <w:sz w:val="22"/>
-                <w:szCs w:val="22"/>
-                <w:u w:val="none"/>
-                <w:shd w:fill="auto" w:val="clear"/>
-                <w:vertAlign w:val="baseline"/>
-              </w:rPr>
-            </w:pPr>
-            <w:r>
-              <w:rPr>
-                <w:b w:val="1"/>
-                <w:bCs w:val="1"/>
-                <w:i w:val="0"/>
-                <w:iCs w:val="0"/>
-                <w:smallCaps w:val="0"/>
-                <w:strike w:val="0"/>
-                <w:color w:val="1f3864"/>
-                <w:sz w:val="22"/>
-                <w:szCs w:val="22"/>
+                <w:b w:val="1"/>
+                <w:bCs w:val="1"/>
+                <w:i w:val="0"/>
+                <w:iCs w:val="0"/>
+                <w:smallCaps w:val="0"/>
+                <w:strike w:val="0"/>
+                <w:color w:val="1f3864"/>
+                <w:u w:val="none"/>
+                <w:shd w:fill="auto" w:val="clear"/>
+                <w:vertAlign w:val="baseline"/>
+              </w:rPr>
+            </w:pPr>
+            <w:r>
+              <w:rPr>
+                <w:b w:val="1"/>
+                <w:bCs w:val="1"/>
+                <w:i w:val="0"/>
+                <w:iCs w:val="0"/>
+                <w:smallCaps w:val="0"/>
+                <w:strike w:val="0"/>
+                <w:color w:val="1f3864"/>
                 <w:u w:val="none"/>
                 <w:shd w:fill="auto" w:val="clear"/>
                 <w:vertAlign w:val="baseline"/>
                 <w:rtl w:val="0"/>
               </w:rPr>
               <w:t xml:space="preserve">Entonces:</w:t>
-            </w:r>
-            <w:r>
-              <w:rPr>
-                <w:rtl w:val="0"/>
-              </w:rPr>
             </w:r>
           </w:p>
         </w:tc>
@@ -2367,32 +2302,27 @@
               <w:ind w:left="0" w:right="0" w:firstLine="0"/>
               <w:jc w:val="center"/>
               <w:rPr>
-                <w:rFonts w:ascii="Calibri" w:cs="Calibri" w:eastAsia="Calibri" w:hAnsi="Calibri"/>
-                <w:b w:val="1"/>
-                <w:bCs w:val="1"/>
-                <w:i w:val="0"/>
-                <w:iCs w:val="0"/>
-                <w:smallCaps w:val="0"/>
-                <w:strike w:val="0"/>
-                <w:color w:val="1f3864"/>
-                <w:sz w:val="22"/>
-                <w:szCs w:val="22"/>
-                <w:u w:val="none"/>
-                <w:shd w:fill="auto" w:val="clear"/>
-                <w:vertAlign w:val="baseline"/>
-              </w:rPr>
-            </w:pPr>
-            <w:r>
-              <w:rPr>
-                <w:b w:val="1"/>
-                <w:bCs w:val="1"/>
-                <w:i w:val="0"/>
-                <w:iCs w:val="0"/>
-                <w:smallCaps w:val="0"/>
-                <w:strike w:val="0"/>
-                <w:color w:val="1f3864"/>
-                <w:sz w:val="22"/>
-                <w:szCs w:val="22"/>
+                <w:b w:val="1"/>
+                <w:bCs w:val="1"/>
+                <w:i w:val="0"/>
+                <w:iCs w:val="0"/>
+                <w:smallCaps w:val="0"/>
+                <w:strike w:val="0"/>
+                <w:color w:val="1f3864"/>
+                <w:u w:val="none"/>
+                <w:shd w:fill="auto" w:val="clear"/>
+                <w:vertAlign w:val="baseline"/>
+              </w:rPr>
+            </w:pPr>
+            <w:r>
+              <w:rPr>
+                <w:b w:val="1"/>
+                <w:bCs w:val="1"/>
+                <w:i w:val="0"/>
+                <w:iCs w:val="0"/>
+                <w:smallCaps w:val="0"/>
+                <w:strike w:val="0"/>
+                <w:color w:val="1f3864"/>
                 <w:u w:val="none"/>
                 <w:shd w:fill="auto" w:val="clear"/>
                 <w:vertAlign w:val="baseline"/>
@@ -2400,11 +2330,6 @@
               </w:rPr>
               <w:t xml:space="preserve">Condición 03</w:t>
             </w:r>
-            <w:r>
-              <w:rPr>
-                <w:rtl w:val="0"/>
-              </w:rPr>
-            </w:r>
           </w:p>
           <w:p>
             <w:pPr>
@@ -2416,16 +2341,13 @@
               <w:ind w:left="0" w:right="0" w:firstLine="0"/>
               <w:jc w:val="center"/>
               <w:rPr>
-                <w:rFonts w:ascii="Calibri" w:cs="Calibri" w:eastAsia="Calibri" w:hAnsi="Calibri"/>
-                <w:b w:val="1"/>
-                <w:bCs w:val="1"/>
-                <w:i w:val="0"/>
-                <w:iCs w:val="0"/>
-                <w:smallCaps w:val="0"/>
-                <w:strike w:val="0"/>
-                <w:color w:val="1f3864"/>
-                <w:sz w:val="22"/>
-                <w:szCs w:val="22"/>
+                <w:b w:val="1"/>
+                <w:bCs w:val="1"/>
+                <w:i w:val="0"/>
+                <w:iCs w:val="0"/>
+                <w:smallCaps w:val="0"/>
+                <w:strike w:val="0"/>
+                <w:color w:val="1f3864"/>
                 <w:u w:val="none"/>
                 <w:shd w:fill="auto" w:val="clear"/>
                 <w:vertAlign w:val="baseline"/>
@@ -2459,32 +2381,27 @@
               <w:ind w:left="0" w:right="0" w:firstLine="0"/>
               <w:jc w:val="left"/>
               <w:rPr>
-                <w:rFonts w:ascii="Calibri" w:cs="Calibri" w:eastAsia="Calibri" w:hAnsi="Calibri"/>
-                <w:b w:val="1"/>
-                <w:bCs w:val="1"/>
-                <w:i w:val="0"/>
-                <w:iCs w:val="0"/>
-                <w:smallCaps w:val="0"/>
-                <w:strike w:val="0"/>
-                <w:color w:val="1f3864"/>
-                <w:sz w:val="22"/>
-                <w:szCs w:val="22"/>
-                <w:u w:val="none"/>
-                <w:shd w:fill="auto" w:val="clear"/>
-                <w:vertAlign w:val="baseline"/>
-              </w:rPr>
-            </w:pPr>
-            <w:r>
-              <w:rPr>
-                <w:b w:val="1"/>
-                <w:bCs w:val="1"/>
-                <w:i w:val="0"/>
-                <w:iCs w:val="0"/>
-                <w:smallCaps w:val="0"/>
-                <w:strike w:val="0"/>
-                <w:color w:val="1f3864"/>
-                <w:sz w:val="22"/>
-                <w:szCs w:val="22"/>
+                <w:b w:val="1"/>
+                <w:bCs w:val="1"/>
+                <w:i w:val="0"/>
+                <w:iCs w:val="0"/>
+                <w:smallCaps w:val="0"/>
+                <w:strike w:val="0"/>
+                <w:color w:val="1f3864"/>
+                <w:u w:val="none"/>
+                <w:shd w:fill="auto" w:val="clear"/>
+                <w:vertAlign w:val="baseline"/>
+              </w:rPr>
+            </w:pPr>
+            <w:r>
+              <w:rPr>
+                <w:b w:val="1"/>
+                <w:bCs w:val="1"/>
+                <w:i w:val="0"/>
+                <w:iCs w:val="0"/>
+                <w:smallCaps w:val="0"/>
+                <w:strike w:val="0"/>
+                <w:color w:val="1f3864"/>
                 <w:u w:val="none"/>
                 <w:shd w:fill="auto" w:val="clear"/>
                 <w:vertAlign w:val="baseline"/>
@@ -2492,11 +2409,6 @@
               </w:rPr>
               <w:t xml:space="preserve">Dado:</w:t>
             </w:r>
-            <w:r>
-              <w:rPr>
-                <w:rtl w:val="0"/>
-              </w:rPr>
-            </w:r>
           </w:p>
         </w:tc>
         <w:tc>
@@ -2525,8 +2437,6 @@
                 <w:smallCaps w:val="0"/>
                 <w:strike w:val="0"/>
                 <w:color w:val="000000"/>
-                <w:sz w:val="22"/>
-                <w:szCs w:val="22"/>
                 <w:u w:val="none"/>
                 <w:shd w:fill="auto" w:val="clear"/>
                 <w:vertAlign w:val="baseline"/>
@@ -2586,8 +2496,6 @@
                 <w:smallCaps w:val="0"/>
                 <w:strike w:val="0"/>
                 <w:color w:val="000000"/>
-                <w:sz w:val="22"/>
-                <w:szCs w:val="22"/>
                 <w:u w:val="none"/>
                 <w:shd w:fill="auto" w:val="clear"/>
                 <w:vertAlign w:val="baseline"/>
@@ -2621,43 +2529,33 @@
               <w:ind w:left="0" w:right="0" w:firstLine="0"/>
               <w:jc w:val="left"/>
               <w:rPr>
-                <w:rFonts w:ascii="Calibri" w:cs="Calibri" w:eastAsia="Calibri" w:hAnsi="Calibri"/>
-                <w:b w:val="1"/>
-                <w:bCs w:val="1"/>
-                <w:i w:val="0"/>
-                <w:iCs w:val="0"/>
-                <w:smallCaps w:val="0"/>
-                <w:strike w:val="0"/>
-                <w:color w:val="1f3864"/>
-                <w:sz w:val="22"/>
-                <w:szCs w:val="22"/>
-                <w:u w:val="none"/>
-                <w:shd w:fill="auto" w:val="clear"/>
-                <w:vertAlign w:val="baseline"/>
-              </w:rPr>
-            </w:pPr>
-            <w:r>
-              <w:rPr>
-                <w:b w:val="1"/>
-                <w:bCs w:val="1"/>
-                <w:i w:val="0"/>
-                <w:iCs w:val="0"/>
-                <w:smallCaps w:val="0"/>
-                <w:strike w:val="0"/>
-                <w:color w:val="1f3864"/>
-                <w:sz w:val="22"/>
-                <w:szCs w:val="22"/>
+                <w:b w:val="1"/>
+                <w:bCs w:val="1"/>
+                <w:i w:val="0"/>
+                <w:iCs w:val="0"/>
+                <w:smallCaps w:val="0"/>
+                <w:strike w:val="0"/>
+                <w:color w:val="1f3864"/>
+                <w:u w:val="none"/>
+                <w:shd w:fill="auto" w:val="clear"/>
+                <w:vertAlign w:val="baseline"/>
+              </w:rPr>
+            </w:pPr>
+            <w:r>
+              <w:rPr>
+                <w:b w:val="1"/>
+                <w:bCs w:val="1"/>
+                <w:i w:val="0"/>
+                <w:iCs w:val="0"/>
+                <w:smallCaps w:val="0"/>
+                <w:strike w:val="0"/>
+                <w:color w:val="1f3864"/>
                 <w:u w:val="none"/>
                 <w:shd w:fill="auto" w:val="clear"/>
                 <w:vertAlign w:val="baseline"/>
                 <w:rtl w:val="0"/>
               </w:rPr>
               <w:t xml:space="preserve">Cuando:</w:t>
-            </w:r>
-            <w:r>
-              <w:rPr>
-                <w:rtl w:val="0"/>
-              </w:rPr>
             </w:r>
           </w:p>
         </w:tc>
@@ -2737,8 +2635,6 @@
                 <w:smallCaps w:val="0"/>
                 <w:strike w:val="0"/>
                 <w:color w:val="000000"/>
-                <w:sz w:val="22"/>
-                <w:szCs w:val="22"/>
                 <w:u w:val="none"/>
                 <w:shd w:fill="auto" w:val="clear"/>
                 <w:vertAlign w:val="baseline"/>
@@ -2772,43 +2668,33 @@
               <w:ind w:left="0" w:right="0" w:firstLine="0"/>
               <w:jc w:val="left"/>
               <w:rPr>
-                <w:rFonts w:ascii="Calibri" w:cs="Calibri" w:eastAsia="Calibri" w:hAnsi="Calibri"/>
-                <w:b w:val="1"/>
-                <w:bCs w:val="1"/>
-                <w:i w:val="0"/>
-                <w:iCs w:val="0"/>
-                <w:smallCaps w:val="0"/>
-                <w:strike w:val="0"/>
-                <w:color w:val="1f3864"/>
-                <w:sz w:val="22"/>
-                <w:szCs w:val="22"/>
-                <w:u w:val="none"/>
-                <w:shd w:fill="auto" w:val="clear"/>
-                <w:vertAlign w:val="baseline"/>
-              </w:rPr>
-            </w:pPr>
-            <w:r>
-              <w:rPr>
-                <w:b w:val="1"/>
-                <w:bCs w:val="1"/>
-                <w:i w:val="0"/>
-                <w:iCs w:val="0"/>
-                <w:smallCaps w:val="0"/>
-                <w:strike w:val="0"/>
-                <w:color w:val="1f3864"/>
-                <w:sz w:val="22"/>
-                <w:szCs w:val="22"/>
+                <w:b w:val="1"/>
+                <w:bCs w:val="1"/>
+                <w:i w:val="0"/>
+                <w:iCs w:val="0"/>
+                <w:smallCaps w:val="0"/>
+                <w:strike w:val="0"/>
+                <w:color w:val="1f3864"/>
+                <w:u w:val="none"/>
+                <w:shd w:fill="auto" w:val="clear"/>
+                <w:vertAlign w:val="baseline"/>
+              </w:rPr>
+            </w:pPr>
+            <w:r>
+              <w:rPr>
+                <w:b w:val="1"/>
+                <w:bCs w:val="1"/>
+                <w:i w:val="0"/>
+                <w:iCs w:val="0"/>
+                <w:smallCaps w:val="0"/>
+                <w:strike w:val="0"/>
+                <w:color w:val="1f3864"/>
                 <w:u w:val="none"/>
                 <w:shd w:fill="auto" w:val="clear"/>
                 <w:vertAlign w:val="baseline"/>
                 <w:rtl w:val="0"/>
               </w:rPr>
               <w:t xml:space="preserve">Entonces:</w:t>
-            </w:r>
-            <w:r>
-              <w:rPr>
-                <w:rtl w:val="0"/>
-              </w:rPr>
             </w:r>
           </w:p>
         </w:tc>
@@ -2855,6 +2741,2238 @@
         </w:trPr>
         <w:tc>
           <w:tcPr>
+            <w:gridSpan w:val="3"/>
+            <w:vMerge w:val="restart"/>
+            <w:tcBorders>
+              <w:top w:color="000000" w:space="0" w:sz="4" w:val="single"/>
+              <w:left w:color="000000" w:space="0" w:sz="4" w:val="single"/>
+              <w:bottom w:color="000000" w:space="0" w:sz="4" w:val="single"/>
+              <w:right w:color="000000" w:space="0" w:sz="4" w:val="single"/>
+            </w:tcBorders>
+            <w:vAlign w:val="center"/>
+          </w:tcPr>
+          <w:p>
+            <w:pPr>
+              <w:jc w:val="center"/>
+              <w:rPr>
+                <w:b w:val="1"/>
+                <w:bCs w:val="1"/>
+                <w:color w:val="1f3864"/>
+              </w:rPr>
+            </w:pPr>
+            <w:r>
+              <w:rPr>
+                <w:b w:val="1"/>
+                <w:bCs w:val="1"/>
+                <w:color w:val="1f3864"/>
+                <w:rtl w:val="0"/>
+              </w:rPr>
+              <w:t xml:space="preserve">Condición 04</w:t>
+            </w:r>
+          </w:p>
+          <w:p>
+            <w:pPr>
+              <w:jc w:val="center"/>
+              <w:rPr>
+                <w:b w:val="1"/>
+                <w:bCs w:val="1"/>
+                <w:color w:val="1f3864"/>
+              </w:rPr>
+            </w:pPr>
+            <w:r>
+              <w:rPr>
+                <w:rtl w:val="0"/>
+              </w:rPr>
+            </w:r>
+          </w:p>
+        </w:tc>
+        <w:tc>
+          <w:tcPr>
+            <w:gridSpan w:val="2"/>
+            <w:tcBorders>
+              <w:top w:color="000000" w:space="0" w:sz="4" w:val="single"/>
+              <w:left w:color="000000" w:space="0" w:sz="4" w:val="single"/>
+              <w:bottom w:color="000000" w:space="0" w:sz="4" w:val="single"/>
+              <w:right w:color="000000" w:space="0" w:sz="4" w:val="single"/>
+            </w:tcBorders>
+            <w:vAlign w:val="center"/>
+          </w:tcPr>
+          <w:p>
+            <w:pPr>
+              <w:rPr>
+                <w:b w:val="1"/>
+                <w:bCs w:val="1"/>
+                <w:color w:val="1f3864"/>
+              </w:rPr>
+            </w:pPr>
+            <w:r>
+              <w:rPr>
+                <w:b w:val="1"/>
+                <w:bCs w:val="1"/>
+                <w:color w:val="1f3864"/>
+                <w:rtl w:val="0"/>
+              </w:rPr>
+              <w:t xml:space="preserve">Dado:</w:t>
+            </w:r>
+          </w:p>
+        </w:tc>
+        <w:tc>
+          <w:tcPr>
+            <w:gridSpan w:val="4"/>
+            <w:tcBorders>
+              <w:top w:color="000000" w:space="0" w:sz="4" w:val="single"/>
+              <w:left w:color="000000" w:space="0" w:sz="4" w:val="single"/>
+              <w:bottom w:color="000000" w:space="0" w:sz="4" w:val="single"/>
+              <w:right w:color="000000" w:space="0" w:sz="4" w:val="single"/>
+            </w:tcBorders>
+            <w:vAlign w:val="center"/>
+          </w:tcPr>
+          <w:p>
+            <w:pPr>
+              <w:spacing w:line="240" w:lineRule="auto"/>
+              <w:rPr/>
+            </w:pPr>
+            <w:r>
+              <w:rPr>
+                <w:rtl w:val="0"/>
+              </w:rPr>
+              <w:t xml:space="preserve">que el líder intenta registrar un proyecto con información incompleta</w:t>
+            </w:r>
+          </w:p>
+        </w:tc>
+      </w:tr>
+      <w:tr>
+        <w:trPr>
+          <w:cantSplit w:val="0"/>
+          <w:tblHeader w:val="0"/>
+        </w:trPr>
+        <w:tc>
+          <w:tcPr>
+            <w:gridSpan w:val="3"/>
+            <w:vMerge w:val="continue"/>
+            <w:tcBorders>
+              <w:top w:color="000000" w:space="0" w:sz="4" w:val="single"/>
+              <w:left w:color="000000" w:space="0" w:sz="4" w:val="single"/>
+              <w:bottom w:color="000000" w:space="0" w:sz="4" w:val="single"/>
+              <w:right w:color="000000" w:space="0" w:sz="4" w:val="single"/>
+            </w:tcBorders>
+            <w:vAlign w:val="center"/>
+          </w:tcPr>
+          <w:p>
+            <w:pPr>
+              <w:keepNext w:val="0"/>
+              <w:keepLines w:val="0"/>
+              <w:pageBreakBefore w:val="0"/>
+              <w:widowControl w:val="0"/>
+              <w:pBdr>
+                <w:top w:space="0" w:sz="0" w:val="nil"/>
+                <w:left w:space="0" w:sz="0" w:val="nil"/>
+                <w:bottom w:space="0" w:sz="0" w:val="nil"/>
+                <w:right w:space="0" w:sz="0" w:val="nil"/>
+                <w:between w:space="0" w:sz="0" w:val="nil"/>
+              </w:pBdr>
+              <w:shd w:fill="auto" w:val="clear"/>
+              <w:spacing w:after="0" w:before="0" w:line="276" w:lineRule="auto"/>
+              <w:ind w:left="0" w:right="0" w:firstLine="0"/>
+              <w:jc w:val="left"/>
+              <w:rPr>
+                <w:i w:val="0"/>
+                <w:iCs w:val="0"/>
+                <w:smallCaps w:val="0"/>
+                <w:strike w:val="0"/>
+                <w:color w:val="000000"/>
+                <w:u w:val="none"/>
+                <w:shd w:fill="auto" w:val="clear"/>
+                <w:vertAlign w:val="baseline"/>
+              </w:rPr>
+            </w:pPr>
+            <w:r>
+              <w:rPr>
+                <w:rtl w:val="0"/>
+              </w:rPr>
+            </w:r>
+          </w:p>
+        </w:tc>
+        <w:tc>
+          <w:tcPr>
+            <w:gridSpan w:val="2"/>
+            <w:tcBorders>
+              <w:top w:color="000000" w:space="0" w:sz="4" w:val="single"/>
+              <w:left w:color="000000" w:space="0" w:sz="4" w:val="single"/>
+              <w:bottom w:color="000000" w:space="0" w:sz="4" w:val="single"/>
+              <w:right w:color="000000" w:space="0" w:sz="4" w:val="single"/>
+            </w:tcBorders>
+            <w:vAlign w:val="center"/>
+          </w:tcPr>
+          <w:p>
+            <w:pPr>
+              <w:rPr>
+                <w:b w:val="1"/>
+                <w:bCs w:val="1"/>
+                <w:color w:val="1f3864"/>
+              </w:rPr>
+            </w:pPr>
+            <w:r>
+              <w:rPr>
+                <w:b w:val="1"/>
+                <w:bCs w:val="1"/>
+                <w:color w:val="1f3864"/>
+                <w:rtl w:val="0"/>
+              </w:rPr>
+              <w:t xml:space="preserve">Cuando:</w:t>
+            </w:r>
+          </w:p>
+        </w:tc>
+        <w:tc>
+          <w:tcPr>
+            <w:gridSpan w:val="4"/>
+            <w:tcBorders>
+              <w:top w:color="000000" w:space="0" w:sz="4" w:val="single"/>
+              <w:left w:color="000000" w:space="0" w:sz="4" w:val="single"/>
+              <w:bottom w:color="000000" w:space="0" w:sz="4" w:val="single"/>
+              <w:right w:color="000000" w:space="0" w:sz="4" w:val="single"/>
+            </w:tcBorders>
+            <w:vAlign w:val="center"/>
+          </w:tcPr>
+          <w:p>
+            <w:pPr>
+              <w:spacing w:line="240" w:lineRule="auto"/>
+              <w:rPr/>
+            </w:pPr>
+            <w:r>
+              <w:rPr>
+                <w:rtl w:val="0"/>
+              </w:rPr>
+              <w:t xml:space="preserve">selecciona la opción "Registrar proyecto"</w:t>
+            </w:r>
+          </w:p>
+        </w:tc>
+      </w:tr>
+      <w:tr>
+        <w:trPr>
+          <w:cantSplit w:val="0"/>
+          <w:tblHeader w:val="0"/>
+        </w:trPr>
+        <w:tc>
+          <w:tcPr>
+            <w:gridSpan w:val="3"/>
+            <w:vMerge w:val="continue"/>
+            <w:tcBorders>
+              <w:top w:color="000000" w:space="0" w:sz="4" w:val="single"/>
+              <w:left w:color="000000" w:space="0" w:sz="4" w:val="single"/>
+              <w:bottom w:color="000000" w:space="0" w:sz="4" w:val="single"/>
+              <w:right w:color="000000" w:space="0" w:sz="4" w:val="single"/>
+            </w:tcBorders>
+            <w:vAlign w:val="center"/>
+          </w:tcPr>
+          <w:p>
+            <w:pPr>
+              <w:keepNext w:val="0"/>
+              <w:keepLines w:val="0"/>
+              <w:pageBreakBefore w:val="0"/>
+              <w:widowControl w:val="0"/>
+              <w:pBdr>
+                <w:top w:space="0" w:sz="0" w:val="nil"/>
+                <w:left w:space="0" w:sz="0" w:val="nil"/>
+                <w:bottom w:space="0" w:sz="0" w:val="nil"/>
+                <w:right w:space="0" w:sz="0" w:val="nil"/>
+                <w:between w:space="0" w:sz="0" w:val="nil"/>
+              </w:pBdr>
+              <w:shd w:fill="auto" w:val="clear"/>
+              <w:spacing w:after="0" w:before="0" w:line="276" w:lineRule="auto"/>
+              <w:ind w:left="0" w:right="0" w:firstLine="0"/>
+              <w:jc w:val="left"/>
+              <w:rPr>
+                <w:i w:val="0"/>
+                <w:iCs w:val="0"/>
+                <w:smallCaps w:val="0"/>
+                <w:strike w:val="0"/>
+                <w:color w:val="000000"/>
+                <w:u w:val="none"/>
+                <w:shd w:fill="auto" w:val="clear"/>
+                <w:vertAlign w:val="baseline"/>
+              </w:rPr>
+            </w:pPr>
+            <w:r>
+              <w:rPr>
+                <w:rtl w:val="0"/>
+              </w:rPr>
+            </w:r>
+          </w:p>
+        </w:tc>
+        <w:tc>
+          <w:tcPr>
+            <w:gridSpan w:val="2"/>
+            <w:tcBorders>
+              <w:top w:color="000000" w:space="0" w:sz="4" w:val="single"/>
+              <w:left w:color="000000" w:space="0" w:sz="4" w:val="single"/>
+              <w:bottom w:color="000000" w:space="0" w:sz="4" w:val="single"/>
+              <w:right w:color="000000" w:space="0" w:sz="4" w:val="single"/>
+            </w:tcBorders>
+            <w:vAlign w:val="center"/>
+          </w:tcPr>
+          <w:p>
+            <w:pPr>
+              <w:rPr>
+                <w:b w:val="1"/>
+                <w:bCs w:val="1"/>
+                <w:color w:val="1f3864"/>
+              </w:rPr>
+            </w:pPr>
+            <w:r>
+              <w:rPr>
+                <w:b w:val="1"/>
+                <w:bCs w:val="1"/>
+                <w:color w:val="1f3864"/>
+                <w:rtl w:val="0"/>
+              </w:rPr>
+              <w:t xml:space="preserve">Entonces:</w:t>
+            </w:r>
+          </w:p>
+        </w:tc>
+        <w:tc>
+          <w:tcPr>
+            <w:gridSpan w:val="4"/>
+            <w:tcBorders>
+              <w:top w:color="000000" w:space="0" w:sz="4" w:val="single"/>
+              <w:left w:color="000000" w:space="0" w:sz="4" w:val="single"/>
+              <w:bottom w:color="000000" w:space="0" w:sz="4" w:val="single"/>
+              <w:right w:color="000000" w:space="0" w:sz="4" w:val="single"/>
+            </w:tcBorders>
+            <w:vAlign w:val="center"/>
+          </w:tcPr>
+          <w:p>
+            <w:pPr>
+              <w:spacing w:line="240" w:lineRule="auto"/>
+              <w:rPr/>
+            </w:pPr>
+            <w:r>
+              <w:rPr>
+                <w:rtl w:val="0"/>
+              </w:rPr>
+              <w:t xml:space="preserve">el sistema informa los campos obligatorios que deben completarse</w:t>
+            </w:r>
+          </w:p>
+        </w:tc>
+      </w:tr>
+      <w:tr>
+        <w:trPr>
+          <w:cantSplit w:val="0"/>
+          <w:tblHeader w:val="0"/>
+        </w:trPr>
+        <w:tc>
+          <w:tcPr>
+            <w:gridSpan w:val="3"/>
+            <w:vMerge w:val="restart"/>
+            <w:tcBorders>
+              <w:top w:color="000000" w:space="0" w:sz="4" w:val="single"/>
+              <w:left w:color="000000" w:space="0" w:sz="4" w:val="single"/>
+              <w:bottom w:color="000000" w:space="0" w:sz="4" w:val="single"/>
+              <w:right w:color="000000" w:space="0" w:sz="4" w:val="single"/>
+            </w:tcBorders>
+            <w:vAlign w:val="center"/>
+          </w:tcPr>
+          <w:p>
+            <w:pPr>
+              <w:jc w:val="center"/>
+              <w:rPr>
+                <w:b w:val="1"/>
+                <w:bCs w:val="1"/>
+                <w:color w:val="1f3864"/>
+              </w:rPr>
+            </w:pPr>
+            <w:r>
+              <w:rPr>
+                <w:b w:val="1"/>
+                <w:bCs w:val="1"/>
+                <w:color w:val="1f3864"/>
+                <w:rtl w:val="0"/>
+              </w:rPr>
+              <w:t xml:space="preserve">Condición 05</w:t>
+            </w:r>
+          </w:p>
+          <w:p>
+            <w:pPr>
+              <w:jc w:val="center"/>
+              <w:rPr>
+                <w:b w:val="1"/>
+                <w:bCs w:val="1"/>
+                <w:color w:val="1f3864"/>
+              </w:rPr>
+            </w:pPr>
+            <w:r>
+              <w:rPr>
+                <w:rtl w:val="0"/>
+              </w:rPr>
+            </w:r>
+          </w:p>
+        </w:tc>
+        <w:tc>
+          <w:tcPr>
+            <w:gridSpan w:val="2"/>
+            <w:tcBorders>
+              <w:top w:color="000000" w:space="0" w:sz="4" w:val="single"/>
+              <w:left w:color="000000" w:space="0" w:sz="4" w:val="single"/>
+              <w:bottom w:color="000000" w:space="0" w:sz="4" w:val="single"/>
+              <w:right w:color="000000" w:space="0" w:sz="4" w:val="single"/>
+            </w:tcBorders>
+            <w:vAlign w:val="center"/>
+          </w:tcPr>
+          <w:p>
+            <w:pPr>
+              <w:rPr>
+                <w:b w:val="1"/>
+                <w:bCs w:val="1"/>
+                <w:color w:val="1f3864"/>
+              </w:rPr>
+            </w:pPr>
+            <w:r>
+              <w:rPr>
+                <w:b w:val="1"/>
+                <w:bCs w:val="1"/>
+                <w:color w:val="1f3864"/>
+                <w:rtl w:val="0"/>
+              </w:rPr>
+              <w:t xml:space="preserve">Dado:</w:t>
+            </w:r>
+          </w:p>
+        </w:tc>
+        <w:tc>
+          <w:tcPr>
+            <w:gridSpan w:val="4"/>
+            <w:tcBorders>
+              <w:top w:color="000000" w:space="0" w:sz="4" w:val="single"/>
+              <w:left w:color="000000" w:space="0" w:sz="4" w:val="single"/>
+              <w:bottom w:color="000000" w:space="0" w:sz="4" w:val="single"/>
+              <w:right w:color="000000" w:space="0" w:sz="4" w:val="single"/>
+            </w:tcBorders>
+            <w:vAlign w:val="center"/>
+          </w:tcPr>
+          <w:p>
+            <w:pPr>
+              <w:spacing w:line="240" w:lineRule="auto"/>
+              <w:rPr/>
+            </w:pPr>
+            <w:r>
+              <w:rPr>
+                <w:rtl w:val="0"/>
+              </w:rPr>
+              <w:t xml:space="preserve">que la fecha de finalización es anterior a la fecha de inicio</w:t>
+            </w:r>
+          </w:p>
+        </w:tc>
+      </w:tr>
+      <w:tr>
+        <w:trPr>
+          <w:cantSplit w:val="0"/>
+          <w:tblHeader w:val="0"/>
+        </w:trPr>
+        <w:tc>
+          <w:tcPr>
+            <w:gridSpan w:val="3"/>
+            <w:vMerge w:val="continue"/>
+            <w:tcBorders>
+              <w:top w:color="000000" w:space="0" w:sz="4" w:val="single"/>
+              <w:left w:color="000000" w:space="0" w:sz="4" w:val="single"/>
+              <w:bottom w:color="000000" w:space="0" w:sz="4" w:val="single"/>
+              <w:right w:color="000000" w:space="0" w:sz="4" w:val="single"/>
+            </w:tcBorders>
+            <w:vAlign w:val="center"/>
+          </w:tcPr>
+          <w:p>
+            <w:pPr>
+              <w:keepNext w:val="0"/>
+              <w:keepLines w:val="0"/>
+              <w:pageBreakBefore w:val="0"/>
+              <w:widowControl w:val="0"/>
+              <w:pBdr>
+                <w:top w:space="0" w:sz="0" w:val="nil"/>
+                <w:left w:space="0" w:sz="0" w:val="nil"/>
+                <w:bottom w:space="0" w:sz="0" w:val="nil"/>
+                <w:right w:space="0" w:sz="0" w:val="nil"/>
+                <w:between w:space="0" w:sz="0" w:val="nil"/>
+              </w:pBdr>
+              <w:shd w:fill="auto" w:val="clear"/>
+              <w:spacing w:after="0" w:before="0" w:line="276" w:lineRule="auto"/>
+              <w:ind w:left="0" w:right="0" w:firstLine="0"/>
+              <w:jc w:val="left"/>
+              <w:rPr>
+                <w:i w:val="0"/>
+                <w:iCs w:val="0"/>
+                <w:smallCaps w:val="0"/>
+                <w:strike w:val="0"/>
+                <w:color w:val="000000"/>
+                <w:u w:val="none"/>
+                <w:shd w:fill="auto" w:val="clear"/>
+                <w:vertAlign w:val="baseline"/>
+              </w:rPr>
+            </w:pPr>
+            <w:r>
+              <w:rPr>
+                <w:rtl w:val="0"/>
+              </w:rPr>
+            </w:r>
+          </w:p>
+        </w:tc>
+        <w:tc>
+          <w:tcPr>
+            <w:gridSpan w:val="2"/>
+            <w:tcBorders>
+              <w:top w:color="000000" w:space="0" w:sz="4" w:val="single"/>
+              <w:left w:color="000000" w:space="0" w:sz="4" w:val="single"/>
+              <w:bottom w:color="000000" w:space="0" w:sz="4" w:val="single"/>
+              <w:right w:color="000000" w:space="0" w:sz="4" w:val="single"/>
+            </w:tcBorders>
+            <w:vAlign w:val="center"/>
+          </w:tcPr>
+          <w:p>
+            <w:pPr>
+              <w:rPr>
+                <w:b w:val="1"/>
+                <w:bCs w:val="1"/>
+                <w:color w:val="1f3864"/>
+              </w:rPr>
+            </w:pPr>
+            <w:r>
+              <w:rPr>
+                <w:b w:val="1"/>
+                <w:bCs w:val="1"/>
+                <w:color w:val="1f3864"/>
+                <w:rtl w:val="0"/>
+              </w:rPr>
+              <w:t xml:space="preserve">Cuando:</w:t>
+            </w:r>
+          </w:p>
+        </w:tc>
+        <w:tc>
+          <w:tcPr>
+            <w:gridSpan w:val="4"/>
+            <w:tcBorders>
+              <w:top w:color="000000" w:space="0" w:sz="4" w:val="single"/>
+              <w:left w:color="000000" w:space="0" w:sz="4" w:val="single"/>
+              <w:bottom w:color="000000" w:space="0" w:sz="4" w:val="single"/>
+              <w:right w:color="000000" w:space="0" w:sz="4" w:val="single"/>
+            </w:tcBorders>
+            <w:vAlign w:val="center"/>
+          </w:tcPr>
+          <w:p>
+            <w:pPr>
+              <w:spacing w:line="240" w:lineRule="auto"/>
+              <w:rPr/>
+            </w:pPr>
+            <w:r>
+              <w:rPr>
+                <w:rtl w:val="0"/>
+              </w:rPr>
+              <w:t xml:space="preserve">el líder registra el proyecto</w:t>
+            </w:r>
+          </w:p>
+        </w:tc>
+      </w:tr>
+      <w:tr>
+        <w:trPr>
+          <w:cantSplit w:val="0"/>
+          <w:tblHeader w:val="0"/>
+        </w:trPr>
+        <w:tc>
+          <w:tcPr>
+            <w:gridSpan w:val="3"/>
+            <w:vMerge w:val="continue"/>
+            <w:tcBorders>
+              <w:top w:color="000000" w:space="0" w:sz="4" w:val="single"/>
+              <w:left w:color="000000" w:space="0" w:sz="4" w:val="single"/>
+              <w:bottom w:color="000000" w:space="0" w:sz="4" w:val="single"/>
+              <w:right w:color="000000" w:space="0" w:sz="4" w:val="single"/>
+            </w:tcBorders>
+            <w:vAlign w:val="center"/>
+          </w:tcPr>
+          <w:p>
+            <w:pPr>
+              <w:keepNext w:val="0"/>
+              <w:keepLines w:val="0"/>
+              <w:pageBreakBefore w:val="0"/>
+              <w:widowControl w:val="0"/>
+              <w:pBdr>
+                <w:top w:space="0" w:sz="0" w:val="nil"/>
+                <w:left w:space="0" w:sz="0" w:val="nil"/>
+                <w:bottom w:space="0" w:sz="0" w:val="nil"/>
+                <w:right w:space="0" w:sz="0" w:val="nil"/>
+                <w:between w:space="0" w:sz="0" w:val="nil"/>
+              </w:pBdr>
+              <w:shd w:fill="auto" w:val="clear"/>
+              <w:spacing w:after="0" w:before="0" w:line="276" w:lineRule="auto"/>
+              <w:ind w:left="0" w:right="0" w:firstLine="0"/>
+              <w:jc w:val="left"/>
+              <w:rPr>
+                <w:i w:val="0"/>
+                <w:iCs w:val="0"/>
+                <w:smallCaps w:val="0"/>
+                <w:strike w:val="0"/>
+                <w:color w:val="000000"/>
+                <w:u w:val="none"/>
+                <w:shd w:fill="auto" w:val="clear"/>
+                <w:vertAlign w:val="baseline"/>
+              </w:rPr>
+            </w:pPr>
+            <w:r>
+              <w:rPr>
+                <w:rtl w:val="0"/>
+              </w:rPr>
+            </w:r>
+          </w:p>
+        </w:tc>
+        <w:tc>
+          <w:tcPr>
+            <w:gridSpan w:val="2"/>
+            <w:tcBorders>
+              <w:top w:color="000000" w:space="0" w:sz="4" w:val="single"/>
+              <w:left w:color="000000" w:space="0" w:sz="4" w:val="single"/>
+              <w:bottom w:color="000000" w:space="0" w:sz="4" w:val="single"/>
+              <w:right w:color="000000" w:space="0" w:sz="4" w:val="single"/>
+            </w:tcBorders>
+            <w:vAlign w:val="center"/>
+          </w:tcPr>
+          <w:p>
+            <w:pPr>
+              <w:rPr>
+                <w:b w:val="1"/>
+                <w:bCs w:val="1"/>
+                <w:color w:val="1f3864"/>
+              </w:rPr>
+            </w:pPr>
+            <w:r>
+              <w:rPr>
+                <w:b w:val="1"/>
+                <w:bCs w:val="1"/>
+                <w:color w:val="1f3864"/>
+                <w:rtl w:val="0"/>
+              </w:rPr>
+              <w:t xml:space="preserve">Entonces:</w:t>
+            </w:r>
+          </w:p>
+        </w:tc>
+        <w:tc>
+          <w:tcPr>
+            <w:gridSpan w:val="4"/>
+            <w:tcBorders>
+              <w:top w:color="000000" w:space="0" w:sz="4" w:val="single"/>
+              <w:left w:color="000000" w:space="0" w:sz="4" w:val="single"/>
+              <w:bottom w:color="000000" w:space="0" w:sz="4" w:val="single"/>
+              <w:right w:color="000000" w:space="0" w:sz="4" w:val="single"/>
+            </w:tcBorders>
+            <w:vAlign w:val="center"/>
+          </w:tcPr>
+          <w:p>
+            <w:pPr>
+              <w:spacing w:line="240" w:lineRule="auto"/>
+              <w:rPr/>
+            </w:pPr>
+            <w:r>
+              <w:rPr>
+                <w:rtl w:val="0"/>
+              </w:rPr>
+              <w:t xml:space="preserve">el sistema informa la inconsistencia y no permite continuar</w:t>
+            </w:r>
+          </w:p>
+        </w:tc>
+      </w:tr>
+      <w:tr>
+        <w:trPr>
+          <w:cantSplit w:val="0"/>
+          <w:tblHeader w:val="0"/>
+        </w:trPr>
+        <w:tc>
+          <w:tcPr>
+            <w:gridSpan w:val="3"/>
+            <w:vMerge w:val="restart"/>
+            <w:tcBorders>
+              <w:top w:color="000000" w:space="0" w:sz="4" w:val="single"/>
+              <w:left w:color="000000" w:space="0" w:sz="4" w:val="single"/>
+              <w:bottom w:color="000000" w:space="0" w:sz="4" w:val="single"/>
+              <w:right w:color="000000" w:space="0" w:sz="4" w:val="single"/>
+            </w:tcBorders>
+            <w:vAlign w:val="center"/>
+          </w:tcPr>
+          <w:p>
+            <w:pPr>
+              <w:jc w:val="center"/>
+              <w:rPr>
+                <w:b w:val="1"/>
+                <w:bCs w:val="1"/>
+                <w:color w:val="1f3864"/>
+              </w:rPr>
+            </w:pPr>
+            <w:r>
+              <w:rPr>
+                <w:b w:val="1"/>
+                <w:bCs w:val="1"/>
+                <w:color w:val="1f3864"/>
+                <w:rtl w:val="0"/>
+              </w:rPr>
+              <w:t xml:space="preserve">Condición 06</w:t>
+            </w:r>
+          </w:p>
+          <w:p>
+            <w:pPr>
+              <w:jc w:val="center"/>
+              <w:rPr>
+                <w:b w:val="1"/>
+                <w:bCs w:val="1"/>
+                <w:color w:val="1f3864"/>
+              </w:rPr>
+            </w:pPr>
+            <w:r>
+              <w:rPr>
+                <w:rtl w:val="0"/>
+              </w:rPr>
+            </w:r>
+          </w:p>
+        </w:tc>
+        <w:tc>
+          <w:tcPr>
+            <w:gridSpan w:val="2"/>
+            <w:tcBorders>
+              <w:top w:color="000000" w:space="0" w:sz="4" w:val="single"/>
+              <w:left w:color="000000" w:space="0" w:sz="4" w:val="single"/>
+              <w:bottom w:color="000000" w:space="0" w:sz="4" w:val="single"/>
+              <w:right w:color="000000" w:space="0" w:sz="4" w:val="single"/>
+            </w:tcBorders>
+            <w:vAlign w:val="center"/>
+          </w:tcPr>
+          <w:p>
+            <w:pPr>
+              <w:rPr>
+                <w:b w:val="1"/>
+                <w:bCs w:val="1"/>
+                <w:color w:val="1f3864"/>
+              </w:rPr>
+            </w:pPr>
+            <w:r>
+              <w:rPr>
+                <w:b w:val="1"/>
+                <w:bCs w:val="1"/>
+                <w:color w:val="1f3864"/>
+                <w:rtl w:val="0"/>
+              </w:rPr>
+              <w:t xml:space="preserve">Dado:</w:t>
+            </w:r>
+          </w:p>
+        </w:tc>
+        <w:tc>
+          <w:tcPr>
+            <w:gridSpan w:val="4"/>
+            <w:tcBorders>
+              <w:top w:color="000000" w:space="0" w:sz="4" w:val="single"/>
+              <w:left w:color="000000" w:space="0" w:sz="4" w:val="single"/>
+              <w:bottom w:color="000000" w:space="0" w:sz="4" w:val="single"/>
+              <w:right w:color="000000" w:space="0" w:sz="4" w:val="single"/>
+            </w:tcBorders>
+            <w:vAlign w:val="center"/>
+          </w:tcPr>
+          <w:p>
+            <w:pPr>
+              <w:spacing w:line="240" w:lineRule="auto"/>
+              <w:rPr/>
+            </w:pPr>
+            <w:r>
+              <w:rPr>
+                <w:rtl w:val="0"/>
+              </w:rPr>
+              <w:t xml:space="preserve">que el líder busca un proyecto y no existen coincidencias</w:t>
+            </w:r>
+          </w:p>
+        </w:tc>
+      </w:tr>
+      <w:tr>
+        <w:trPr>
+          <w:cantSplit w:val="0"/>
+          <w:tblHeader w:val="0"/>
+        </w:trPr>
+        <w:tc>
+          <w:tcPr>
+            <w:gridSpan w:val="3"/>
+            <w:vMerge w:val="continue"/>
+            <w:tcBorders>
+              <w:top w:color="000000" w:space="0" w:sz="4" w:val="single"/>
+              <w:left w:color="000000" w:space="0" w:sz="4" w:val="single"/>
+              <w:bottom w:color="000000" w:space="0" w:sz="4" w:val="single"/>
+              <w:right w:color="000000" w:space="0" w:sz="4" w:val="single"/>
+            </w:tcBorders>
+            <w:vAlign w:val="center"/>
+          </w:tcPr>
+          <w:p>
+            <w:pPr>
+              <w:keepNext w:val="0"/>
+              <w:keepLines w:val="0"/>
+              <w:pageBreakBefore w:val="0"/>
+              <w:widowControl w:val="0"/>
+              <w:pBdr>
+                <w:top w:space="0" w:sz="0" w:val="nil"/>
+                <w:left w:space="0" w:sz="0" w:val="nil"/>
+                <w:bottom w:space="0" w:sz="0" w:val="nil"/>
+                <w:right w:space="0" w:sz="0" w:val="nil"/>
+                <w:between w:space="0" w:sz="0" w:val="nil"/>
+              </w:pBdr>
+              <w:shd w:fill="auto" w:val="clear"/>
+              <w:spacing w:after="0" w:before="0" w:line="276" w:lineRule="auto"/>
+              <w:ind w:left="0" w:right="0" w:firstLine="0"/>
+              <w:jc w:val="left"/>
+              <w:rPr>
+                <w:i w:val="0"/>
+                <w:iCs w:val="0"/>
+                <w:smallCaps w:val="0"/>
+                <w:strike w:val="0"/>
+                <w:color w:val="000000"/>
+                <w:u w:val="none"/>
+                <w:shd w:fill="auto" w:val="clear"/>
+                <w:vertAlign w:val="baseline"/>
+              </w:rPr>
+            </w:pPr>
+            <w:r>
+              <w:rPr>
+                <w:rtl w:val="0"/>
+              </w:rPr>
+            </w:r>
+          </w:p>
+        </w:tc>
+        <w:tc>
+          <w:tcPr>
+            <w:gridSpan w:val="2"/>
+            <w:tcBorders>
+              <w:top w:color="000000" w:space="0" w:sz="4" w:val="single"/>
+              <w:left w:color="000000" w:space="0" w:sz="4" w:val="single"/>
+              <w:bottom w:color="000000" w:space="0" w:sz="4" w:val="single"/>
+              <w:right w:color="000000" w:space="0" w:sz="4" w:val="single"/>
+            </w:tcBorders>
+            <w:vAlign w:val="center"/>
+          </w:tcPr>
+          <w:p>
+            <w:pPr>
+              <w:rPr>
+                <w:b w:val="1"/>
+                <w:bCs w:val="1"/>
+                <w:color w:val="1f3864"/>
+              </w:rPr>
+            </w:pPr>
+            <w:r>
+              <w:rPr>
+                <w:b w:val="1"/>
+                <w:bCs w:val="1"/>
+                <w:color w:val="1f3864"/>
+                <w:rtl w:val="0"/>
+              </w:rPr>
+              <w:t xml:space="preserve">Cuando:</w:t>
+            </w:r>
+          </w:p>
+        </w:tc>
+        <w:tc>
+          <w:tcPr>
+            <w:gridSpan w:val="4"/>
+            <w:tcBorders>
+              <w:top w:color="000000" w:space="0" w:sz="4" w:val="single"/>
+              <w:left w:color="000000" w:space="0" w:sz="4" w:val="single"/>
+              <w:bottom w:color="000000" w:space="0" w:sz="4" w:val="single"/>
+              <w:right w:color="000000" w:space="0" w:sz="4" w:val="single"/>
+            </w:tcBorders>
+            <w:vAlign w:val="center"/>
+          </w:tcPr>
+          <w:p>
+            <w:pPr>
+              <w:spacing w:line="240" w:lineRule="auto"/>
+              <w:rPr/>
+            </w:pPr>
+            <w:r>
+              <w:rPr>
+                <w:rtl w:val="0"/>
+              </w:rPr>
+              <w:t xml:space="preserve">ejecuta la búsqueda</w:t>
+            </w:r>
+          </w:p>
+        </w:tc>
+      </w:tr>
+      <w:tr>
+        <w:trPr>
+          <w:cantSplit w:val="0"/>
+          <w:tblHeader w:val="0"/>
+        </w:trPr>
+        <w:tc>
+          <w:tcPr>
+            <w:gridSpan w:val="3"/>
+            <w:vMerge w:val="continue"/>
+            <w:tcBorders>
+              <w:top w:color="000000" w:space="0" w:sz="4" w:val="single"/>
+              <w:left w:color="000000" w:space="0" w:sz="4" w:val="single"/>
+              <w:bottom w:color="000000" w:space="0" w:sz="4" w:val="single"/>
+              <w:right w:color="000000" w:space="0" w:sz="4" w:val="single"/>
+            </w:tcBorders>
+            <w:vAlign w:val="center"/>
+          </w:tcPr>
+          <w:p>
+            <w:pPr>
+              <w:keepNext w:val="0"/>
+              <w:keepLines w:val="0"/>
+              <w:pageBreakBefore w:val="0"/>
+              <w:widowControl w:val="0"/>
+              <w:pBdr>
+                <w:top w:space="0" w:sz="0" w:val="nil"/>
+                <w:left w:space="0" w:sz="0" w:val="nil"/>
+                <w:bottom w:space="0" w:sz="0" w:val="nil"/>
+                <w:right w:space="0" w:sz="0" w:val="nil"/>
+                <w:between w:space="0" w:sz="0" w:val="nil"/>
+              </w:pBdr>
+              <w:shd w:fill="auto" w:val="clear"/>
+              <w:spacing w:after="0" w:before="0" w:line="276" w:lineRule="auto"/>
+              <w:ind w:left="0" w:right="0" w:firstLine="0"/>
+              <w:jc w:val="left"/>
+              <w:rPr>
+                <w:i w:val="0"/>
+                <w:iCs w:val="0"/>
+                <w:smallCaps w:val="0"/>
+                <w:strike w:val="0"/>
+                <w:color w:val="000000"/>
+                <w:u w:val="none"/>
+                <w:shd w:fill="auto" w:val="clear"/>
+                <w:vertAlign w:val="baseline"/>
+              </w:rPr>
+            </w:pPr>
+            <w:r>
+              <w:rPr>
+                <w:rtl w:val="0"/>
+              </w:rPr>
+            </w:r>
+          </w:p>
+        </w:tc>
+        <w:tc>
+          <w:tcPr>
+            <w:gridSpan w:val="2"/>
+            <w:tcBorders>
+              <w:top w:color="000000" w:space="0" w:sz="4" w:val="single"/>
+              <w:left w:color="000000" w:space="0" w:sz="4" w:val="single"/>
+              <w:bottom w:color="000000" w:space="0" w:sz="4" w:val="single"/>
+              <w:right w:color="000000" w:space="0" w:sz="4" w:val="single"/>
+            </w:tcBorders>
+            <w:vAlign w:val="center"/>
+          </w:tcPr>
+          <w:p>
+            <w:pPr>
+              <w:rPr>
+                <w:b w:val="1"/>
+                <w:bCs w:val="1"/>
+                <w:color w:val="1f3864"/>
+              </w:rPr>
+            </w:pPr>
+            <w:r>
+              <w:rPr>
+                <w:b w:val="1"/>
+                <w:bCs w:val="1"/>
+                <w:color w:val="1f3864"/>
+                <w:rtl w:val="0"/>
+              </w:rPr>
+              <w:t xml:space="preserve">Entonces:</w:t>
+            </w:r>
+          </w:p>
+        </w:tc>
+        <w:tc>
+          <w:tcPr>
+            <w:gridSpan w:val="4"/>
+            <w:tcBorders>
+              <w:top w:color="000000" w:space="0" w:sz="4" w:val="single"/>
+              <w:left w:color="000000" w:space="0" w:sz="4" w:val="single"/>
+              <w:bottom w:color="000000" w:space="0" w:sz="4" w:val="single"/>
+              <w:right w:color="000000" w:space="0" w:sz="4" w:val="single"/>
+            </w:tcBorders>
+            <w:vAlign w:val="center"/>
+          </w:tcPr>
+          <w:p>
+            <w:pPr>
+              <w:spacing w:line="240" w:lineRule="auto"/>
+              <w:rPr/>
+            </w:pPr>
+            <w:r>
+              <w:rPr>
+                <w:rtl w:val="0"/>
+              </w:rPr>
+              <w:t xml:space="preserve">el sistema informa que no se encontraron proyectos registrados</w:t>
+            </w:r>
+          </w:p>
+        </w:tc>
+      </w:tr>
+      <w:tr>
+        <w:trPr>
+          <w:cantSplit w:val="0"/>
+          <w:tblHeader w:val="0"/>
+        </w:trPr>
+        <w:tc>
+          <w:tcPr>
+            <w:gridSpan w:val="3"/>
+            <w:vMerge w:val="restart"/>
+            <w:tcBorders>
+              <w:top w:color="000000" w:space="0" w:sz="4" w:val="single"/>
+              <w:left w:color="000000" w:space="0" w:sz="4" w:val="single"/>
+              <w:bottom w:color="000000" w:space="0" w:sz="4" w:val="single"/>
+              <w:right w:color="000000" w:space="0" w:sz="4" w:val="single"/>
+            </w:tcBorders>
+            <w:vAlign w:val="center"/>
+          </w:tcPr>
+          <w:p>
+            <w:pPr>
+              <w:jc w:val="center"/>
+              <w:rPr>
+                <w:b w:val="1"/>
+                <w:bCs w:val="1"/>
+                <w:color w:val="1f3864"/>
+              </w:rPr>
+            </w:pPr>
+            <w:r>
+              <w:rPr>
+                <w:b w:val="1"/>
+                <w:bCs w:val="1"/>
+                <w:color w:val="1f3864"/>
+                <w:rtl w:val="0"/>
+              </w:rPr>
+              <w:t xml:space="preserve">Condición 07</w:t>
+            </w:r>
+          </w:p>
+          <w:p>
+            <w:pPr>
+              <w:jc w:val="center"/>
+              <w:rPr>
+                <w:b w:val="1"/>
+                <w:bCs w:val="1"/>
+                <w:color w:val="1f3864"/>
+              </w:rPr>
+            </w:pPr>
+            <w:r>
+              <w:rPr>
+                <w:rtl w:val="0"/>
+              </w:rPr>
+            </w:r>
+          </w:p>
+        </w:tc>
+        <w:tc>
+          <w:tcPr>
+            <w:gridSpan w:val="2"/>
+            <w:tcBorders>
+              <w:top w:color="000000" w:space="0" w:sz="4" w:val="single"/>
+              <w:left w:color="000000" w:space="0" w:sz="4" w:val="single"/>
+              <w:bottom w:color="000000" w:space="0" w:sz="4" w:val="single"/>
+              <w:right w:color="000000" w:space="0" w:sz="4" w:val="single"/>
+            </w:tcBorders>
+            <w:vAlign w:val="center"/>
+          </w:tcPr>
+          <w:p>
+            <w:pPr>
+              <w:rPr>
+                <w:b w:val="1"/>
+                <w:bCs w:val="1"/>
+                <w:color w:val="1f3864"/>
+              </w:rPr>
+            </w:pPr>
+            <w:r>
+              <w:rPr>
+                <w:b w:val="1"/>
+                <w:bCs w:val="1"/>
+                <w:color w:val="1f3864"/>
+                <w:rtl w:val="0"/>
+              </w:rPr>
+              <w:t xml:space="preserve">Dado:</w:t>
+            </w:r>
+          </w:p>
+        </w:tc>
+        <w:tc>
+          <w:tcPr>
+            <w:gridSpan w:val="4"/>
+            <w:tcBorders>
+              <w:top w:color="000000" w:space="0" w:sz="4" w:val="single"/>
+              <w:left w:color="000000" w:space="0" w:sz="4" w:val="single"/>
+              <w:bottom w:color="000000" w:space="0" w:sz="4" w:val="single"/>
+              <w:right w:color="000000" w:space="0" w:sz="4" w:val="single"/>
+            </w:tcBorders>
+            <w:vAlign w:val="center"/>
+          </w:tcPr>
+          <w:p>
+            <w:pPr>
+              <w:spacing w:line="240" w:lineRule="auto"/>
+              <w:rPr/>
+            </w:pPr>
+            <w:r>
+              <w:rPr>
+                <w:rtl w:val="0"/>
+              </w:rPr>
+              <w:t xml:space="preserve">que el líder modifica correctamente la información de un proyecto</w:t>
+            </w:r>
+          </w:p>
+        </w:tc>
+      </w:tr>
+      <w:tr>
+        <w:trPr>
+          <w:cantSplit w:val="0"/>
+          <w:tblHeader w:val="0"/>
+        </w:trPr>
+        <w:tc>
+          <w:tcPr>
+            <w:gridSpan w:val="3"/>
+            <w:vMerge w:val="continue"/>
+            <w:tcBorders>
+              <w:top w:color="000000" w:space="0" w:sz="4" w:val="single"/>
+              <w:left w:color="000000" w:space="0" w:sz="4" w:val="single"/>
+              <w:bottom w:color="000000" w:space="0" w:sz="4" w:val="single"/>
+              <w:right w:color="000000" w:space="0" w:sz="4" w:val="single"/>
+            </w:tcBorders>
+            <w:vAlign w:val="center"/>
+          </w:tcPr>
+          <w:p>
+            <w:pPr>
+              <w:keepNext w:val="0"/>
+              <w:keepLines w:val="0"/>
+              <w:pageBreakBefore w:val="0"/>
+              <w:widowControl w:val="0"/>
+              <w:pBdr>
+                <w:top w:space="0" w:sz="0" w:val="nil"/>
+                <w:left w:space="0" w:sz="0" w:val="nil"/>
+                <w:bottom w:space="0" w:sz="0" w:val="nil"/>
+                <w:right w:space="0" w:sz="0" w:val="nil"/>
+                <w:between w:space="0" w:sz="0" w:val="nil"/>
+              </w:pBdr>
+              <w:shd w:fill="auto" w:val="clear"/>
+              <w:spacing w:after="0" w:before="0" w:line="276" w:lineRule="auto"/>
+              <w:ind w:left="0" w:right="0" w:firstLine="0"/>
+              <w:jc w:val="left"/>
+              <w:rPr>
+                <w:i w:val="0"/>
+                <w:iCs w:val="0"/>
+                <w:smallCaps w:val="0"/>
+                <w:strike w:val="0"/>
+                <w:color w:val="000000"/>
+                <w:u w:val="none"/>
+                <w:shd w:fill="auto" w:val="clear"/>
+                <w:vertAlign w:val="baseline"/>
+              </w:rPr>
+            </w:pPr>
+            <w:r>
+              <w:rPr>
+                <w:rtl w:val="0"/>
+              </w:rPr>
+            </w:r>
+          </w:p>
+        </w:tc>
+        <w:tc>
+          <w:tcPr>
+            <w:gridSpan w:val="2"/>
+            <w:tcBorders>
+              <w:top w:color="000000" w:space="0" w:sz="4" w:val="single"/>
+              <w:left w:color="000000" w:space="0" w:sz="4" w:val="single"/>
+              <w:bottom w:color="000000" w:space="0" w:sz="4" w:val="single"/>
+              <w:right w:color="000000" w:space="0" w:sz="4" w:val="single"/>
+            </w:tcBorders>
+            <w:vAlign w:val="center"/>
+          </w:tcPr>
+          <w:p>
+            <w:pPr>
+              <w:rPr>
+                <w:b w:val="1"/>
+                <w:bCs w:val="1"/>
+                <w:color w:val="1f3864"/>
+              </w:rPr>
+            </w:pPr>
+            <w:r>
+              <w:rPr>
+                <w:b w:val="1"/>
+                <w:bCs w:val="1"/>
+                <w:color w:val="1f3864"/>
+                <w:rtl w:val="0"/>
+              </w:rPr>
+              <w:t xml:space="preserve">Cuando:</w:t>
+            </w:r>
+          </w:p>
+        </w:tc>
+        <w:tc>
+          <w:tcPr>
+            <w:gridSpan w:val="4"/>
+            <w:tcBorders>
+              <w:top w:color="000000" w:space="0" w:sz="4" w:val="single"/>
+              <w:left w:color="000000" w:space="0" w:sz="4" w:val="single"/>
+              <w:bottom w:color="000000" w:space="0" w:sz="4" w:val="single"/>
+              <w:right w:color="000000" w:space="0" w:sz="4" w:val="single"/>
+            </w:tcBorders>
+            <w:vAlign w:val="center"/>
+          </w:tcPr>
+          <w:p>
+            <w:pPr>
+              <w:spacing w:line="240" w:lineRule="auto"/>
+              <w:rPr/>
+            </w:pPr>
+            <w:r>
+              <w:rPr>
+                <w:rtl w:val="0"/>
+              </w:rPr>
+              <w:t xml:space="preserve">guarda los cambios</w:t>
+            </w:r>
+          </w:p>
+        </w:tc>
+      </w:tr>
+      <w:tr>
+        <w:trPr>
+          <w:cantSplit w:val="0"/>
+          <w:tblHeader w:val="0"/>
+        </w:trPr>
+        <w:tc>
+          <w:tcPr>
+            <w:gridSpan w:val="3"/>
+            <w:vMerge w:val="continue"/>
+            <w:tcBorders>
+              <w:top w:color="000000" w:space="0" w:sz="4" w:val="single"/>
+              <w:left w:color="000000" w:space="0" w:sz="4" w:val="single"/>
+              <w:bottom w:color="000000" w:space="0" w:sz="4" w:val="single"/>
+              <w:right w:color="000000" w:space="0" w:sz="4" w:val="single"/>
+            </w:tcBorders>
+            <w:vAlign w:val="center"/>
+          </w:tcPr>
+          <w:p>
+            <w:pPr>
+              <w:keepNext w:val="0"/>
+              <w:keepLines w:val="0"/>
+              <w:pageBreakBefore w:val="0"/>
+              <w:widowControl w:val="0"/>
+              <w:pBdr>
+                <w:top w:space="0" w:sz="0" w:val="nil"/>
+                <w:left w:space="0" w:sz="0" w:val="nil"/>
+                <w:bottom w:space="0" w:sz="0" w:val="nil"/>
+                <w:right w:space="0" w:sz="0" w:val="nil"/>
+                <w:between w:space="0" w:sz="0" w:val="nil"/>
+              </w:pBdr>
+              <w:shd w:fill="auto" w:val="clear"/>
+              <w:spacing w:after="0" w:before="0" w:line="276" w:lineRule="auto"/>
+              <w:ind w:left="0" w:right="0" w:firstLine="0"/>
+              <w:jc w:val="left"/>
+              <w:rPr>
+                <w:i w:val="0"/>
+                <w:iCs w:val="0"/>
+                <w:smallCaps w:val="0"/>
+                <w:strike w:val="0"/>
+                <w:color w:val="000000"/>
+                <w:u w:val="none"/>
+                <w:shd w:fill="auto" w:val="clear"/>
+                <w:vertAlign w:val="baseline"/>
+              </w:rPr>
+            </w:pPr>
+            <w:r>
+              <w:rPr>
+                <w:rtl w:val="0"/>
+              </w:rPr>
+            </w:r>
+          </w:p>
+        </w:tc>
+        <w:tc>
+          <w:tcPr>
+            <w:gridSpan w:val="2"/>
+            <w:tcBorders>
+              <w:top w:color="000000" w:space="0" w:sz="4" w:val="single"/>
+              <w:left w:color="000000" w:space="0" w:sz="4" w:val="single"/>
+              <w:bottom w:color="000000" w:space="0" w:sz="4" w:val="single"/>
+              <w:right w:color="000000" w:space="0" w:sz="4" w:val="single"/>
+            </w:tcBorders>
+            <w:vAlign w:val="center"/>
+          </w:tcPr>
+          <w:p>
+            <w:pPr>
+              <w:rPr>
+                <w:b w:val="1"/>
+                <w:bCs w:val="1"/>
+                <w:color w:val="1f3864"/>
+              </w:rPr>
+            </w:pPr>
+            <w:r>
+              <w:rPr>
+                <w:b w:val="1"/>
+                <w:bCs w:val="1"/>
+                <w:color w:val="1f3864"/>
+                <w:rtl w:val="0"/>
+              </w:rPr>
+              <w:t xml:space="preserve">Entonces:</w:t>
+            </w:r>
+          </w:p>
+        </w:tc>
+        <w:tc>
+          <w:tcPr>
+            <w:gridSpan w:val="4"/>
+            <w:tcBorders>
+              <w:top w:color="000000" w:space="0" w:sz="4" w:val="single"/>
+              <w:left w:color="000000" w:space="0" w:sz="4" w:val="single"/>
+              <w:bottom w:color="000000" w:space="0" w:sz="4" w:val="single"/>
+              <w:right w:color="000000" w:space="0" w:sz="4" w:val="single"/>
+            </w:tcBorders>
+            <w:vAlign w:val="center"/>
+          </w:tcPr>
+          <w:p>
+            <w:pPr>
+              <w:spacing w:line="240" w:lineRule="auto"/>
+              <w:rPr/>
+            </w:pPr>
+            <w:r>
+              <w:rPr>
+                <w:rtl w:val="0"/>
+              </w:rPr>
+              <w:t xml:space="preserve">el sistema actualiza la información y confirma la modificación</w:t>
+            </w:r>
+          </w:p>
+        </w:tc>
+      </w:tr>
+      <w:tr>
+        <w:trPr>
+          <w:cantSplit w:val="0"/>
+          <w:tblHeader w:val="0"/>
+        </w:trPr>
+        <w:tc>
+          <w:tcPr>
+            <w:gridSpan w:val="3"/>
+            <w:vMerge w:val="restart"/>
+            <w:tcBorders>
+              <w:top w:color="000000" w:space="0" w:sz="4" w:val="single"/>
+              <w:left w:color="000000" w:space="0" w:sz="4" w:val="single"/>
+              <w:bottom w:color="000000" w:space="0" w:sz="4" w:val="single"/>
+              <w:right w:color="000000" w:space="0" w:sz="4" w:val="single"/>
+            </w:tcBorders>
+            <w:vAlign w:val="center"/>
+          </w:tcPr>
+          <w:p>
+            <w:pPr>
+              <w:jc w:val="center"/>
+              <w:rPr>
+                <w:b w:val="1"/>
+                <w:bCs w:val="1"/>
+                <w:color w:val="1f3864"/>
+              </w:rPr>
+            </w:pPr>
+            <w:r>
+              <w:rPr>
+                <w:b w:val="1"/>
+                <w:bCs w:val="1"/>
+                <w:color w:val="1f3864"/>
+                <w:rtl w:val="0"/>
+              </w:rPr>
+              <w:t xml:space="preserve">Condición 08</w:t>
+            </w:r>
+          </w:p>
+        </w:tc>
+        <w:tc>
+          <w:tcPr>
+            <w:gridSpan w:val="2"/>
+            <w:tcBorders>
+              <w:top w:color="000000" w:space="0" w:sz="4" w:val="single"/>
+              <w:left w:color="000000" w:space="0" w:sz="4" w:val="single"/>
+              <w:bottom w:color="000000" w:space="0" w:sz="4" w:val="single"/>
+              <w:right w:color="000000" w:space="0" w:sz="4" w:val="single"/>
+            </w:tcBorders>
+            <w:vAlign w:val="center"/>
+          </w:tcPr>
+          <w:p>
+            <w:pPr>
+              <w:rPr>
+                <w:b w:val="1"/>
+                <w:bCs w:val="1"/>
+                <w:color w:val="1f3864"/>
+              </w:rPr>
+            </w:pPr>
+            <w:r>
+              <w:rPr>
+                <w:b w:val="1"/>
+                <w:bCs w:val="1"/>
+                <w:color w:val="1f3864"/>
+                <w:rtl w:val="0"/>
+              </w:rPr>
+              <w:t xml:space="preserve">Dado:</w:t>
+            </w:r>
+          </w:p>
+        </w:tc>
+        <w:tc>
+          <w:tcPr>
+            <w:gridSpan w:val="4"/>
+            <w:tcBorders>
+              <w:top w:color="000000" w:space="0" w:sz="4" w:val="single"/>
+              <w:left w:color="000000" w:space="0" w:sz="4" w:val="single"/>
+              <w:bottom w:color="000000" w:space="0" w:sz="4" w:val="single"/>
+              <w:right w:color="000000" w:space="0" w:sz="4" w:val="single"/>
+            </w:tcBorders>
+            <w:vAlign w:val="center"/>
+          </w:tcPr>
+          <w:p>
+            <w:pPr>
+              <w:spacing w:line="240" w:lineRule="auto"/>
+              <w:rPr/>
+            </w:pPr>
+            <w:r>
+              <w:rPr>
+                <w:rtl w:val="0"/>
+              </w:rPr>
+              <w:t xml:space="preserve">que el líder intenta inhabilitar un proyecto ya inactivo</w:t>
+            </w:r>
+          </w:p>
+        </w:tc>
+      </w:tr>
+      <w:tr>
+        <w:trPr>
+          <w:cantSplit w:val="0"/>
+          <w:tblHeader w:val="0"/>
+        </w:trPr>
+        <w:tc>
+          <w:tcPr>
+            <w:gridSpan w:val="3"/>
+            <w:vMerge w:val="continue"/>
+            <w:tcBorders>
+              <w:top w:color="000000" w:space="0" w:sz="4" w:val="single"/>
+              <w:left w:color="000000" w:space="0" w:sz="4" w:val="single"/>
+              <w:bottom w:color="000000" w:space="0" w:sz="4" w:val="single"/>
+              <w:right w:color="000000" w:space="0" w:sz="4" w:val="single"/>
+            </w:tcBorders>
+            <w:vAlign w:val="center"/>
+          </w:tcPr>
+          <w:p>
+            <w:pPr>
+              <w:keepNext w:val="0"/>
+              <w:keepLines w:val="0"/>
+              <w:pageBreakBefore w:val="0"/>
+              <w:widowControl w:val="0"/>
+              <w:pBdr>
+                <w:top w:space="0" w:sz="0" w:val="nil"/>
+                <w:left w:space="0" w:sz="0" w:val="nil"/>
+                <w:bottom w:space="0" w:sz="0" w:val="nil"/>
+                <w:right w:space="0" w:sz="0" w:val="nil"/>
+                <w:between w:space="0" w:sz="0" w:val="nil"/>
+              </w:pBdr>
+              <w:shd w:fill="auto" w:val="clear"/>
+              <w:spacing w:after="0" w:before="0" w:line="276" w:lineRule="auto"/>
+              <w:ind w:left="0" w:right="0" w:firstLine="0"/>
+              <w:jc w:val="left"/>
+              <w:rPr>
+                <w:i w:val="0"/>
+                <w:iCs w:val="0"/>
+                <w:smallCaps w:val="0"/>
+                <w:strike w:val="0"/>
+                <w:color w:val="000000"/>
+                <w:u w:val="none"/>
+                <w:shd w:fill="auto" w:val="clear"/>
+                <w:vertAlign w:val="baseline"/>
+              </w:rPr>
+            </w:pPr>
+            <w:r>
+              <w:rPr>
+                <w:rtl w:val="0"/>
+              </w:rPr>
+            </w:r>
+          </w:p>
+        </w:tc>
+        <w:tc>
+          <w:tcPr>
+            <w:gridSpan w:val="2"/>
+            <w:tcBorders>
+              <w:top w:color="000000" w:space="0" w:sz="4" w:val="single"/>
+              <w:left w:color="000000" w:space="0" w:sz="4" w:val="single"/>
+              <w:bottom w:color="000000" w:space="0" w:sz="4" w:val="single"/>
+              <w:right w:color="000000" w:space="0" w:sz="4" w:val="single"/>
+            </w:tcBorders>
+            <w:vAlign w:val="center"/>
+          </w:tcPr>
+          <w:p>
+            <w:pPr>
+              <w:rPr>
+                <w:b w:val="1"/>
+                <w:bCs w:val="1"/>
+                <w:color w:val="1f3864"/>
+              </w:rPr>
+            </w:pPr>
+            <w:r>
+              <w:rPr>
+                <w:b w:val="1"/>
+                <w:bCs w:val="1"/>
+                <w:color w:val="1f3864"/>
+                <w:rtl w:val="0"/>
+              </w:rPr>
+              <w:t xml:space="preserve">Cuando:</w:t>
+            </w:r>
+          </w:p>
+        </w:tc>
+        <w:tc>
+          <w:tcPr>
+            <w:gridSpan w:val="4"/>
+            <w:tcBorders>
+              <w:top w:color="000000" w:space="0" w:sz="4" w:val="single"/>
+              <w:left w:color="000000" w:space="0" w:sz="4" w:val="single"/>
+              <w:bottom w:color="000000" w:space="0" w:sz="4" w:val="single"/>
+              <w:right w:color="000000" w:space="0" w:sz="4" w:val="single"/>
+            </w:tcBorders>
+            <w:vAlign w:val="center"/>
+          </w:tcPr>
+          <w:p>
+            <w:pPr>
+              <w:spacing w:line="240" w:lineRule="auto"/>
+              <w:rPr/>
+            </w:pPr>
+            <w:r>
+              <w:rPr>
+                <w:rtl w:val="0"/>
+              </w:rPr>
+              <w:t xml:space="preserve">confirma la acción</w:t>
+            </w:r>
+          </w:p>
+        </w:tc>
+      </w:tr>
+      <w:tr>
+        <w:trPr>
+          <w:cantSplit w:val="0"/>
+          <w:tblHeader w:val="0"/>
+        </w:trPr>
+        <w:tc>
+          <w:tcPr>
+            <w:gridSpan w:val="3"/>
+            <w:vMerge w:val="continue"/>
+            <w:tcBorders>
+              <w:top w:color="000000" w:space="0" w:sz="4" w:val="single"/>
+              <w:left w:color="000000" w:space="0" w:sz="4" w:val="single"/>
+              <w:bottom w:color="000000" w:space="0" w:sz="4" w:val="single"/>
+              <w:right w:color="000000" w:space="0" w:sz="4" w:val="single"/>
+            </w:tcBorders>
+            <w:vAlign w:val="center"/>
+          </w:tcPr>
+          <w:p>
+            <w:pPr>
+              <w:keepNext w:val="0"/>
+              <w:keepLines w:val="0"/>
+              <w:pageBreakBefore w:val="0"/>
+              <w:widowControl w:val="0"/>
+              <w:pBdr>
+                <w:top w:space="0" w:sz="0" w:val="nil"/>
+                <w:left w:space="0" w:sz="0" w:val="nil"/>
+                <w:bottom w:space="0" w:sz="0" w:val="nil"/>
+                <w:right w:space="0" w:sz="0" w:val="nil"/>
+                <w:between w:space="0" w:sz="0" w:val="nil"/>
+              </w:pBdr>
+              <w:shd w:fill="auto" w:val="clear"/>
+              <w:spacing w:after="0" w:before="0" w:line="276" w:lineRule="auto"/>
+              <w:ind w:left="0" w:right="0" w:firstLine="0"/>
+              <w:jc w:val="left"/>
+              <w:rPr>
+                <w:i w:val="0"/>
+                <w:iCs w:val="0"/>
+                <w:smallCaps w:val="0"/>
+                <w:strike w:val="0"/>
+                <w:color w:val="000000"/>
+                <w:u w:val="none"/>
+                <w:shd w:fill="auto" w:val="clear"/>
+                <w:vertAlign w:val="baseline"/>
+              </w:rPr>
+            </w:pPr>
+            <w:r>
+              <w:rPr>
+                <w:rtl w:val="0"/>
+              </w:rPr>
+            </w:r>
+          </w:p>
+        </w:tc>
+        <w:tc>
+          <w:tcPr>
+            <w:gridSpan w:val="2"/>
+            <w:tcBorders>
+              <w:top w:color="000000" w:space="0" w:sz="4" w:val="single"/>
+              <w:left w:color="000000" w:space="0" w:sz="4" w:val="single"/>
+              <w:bottom w:color="000000" w:space="0" w:sz="4" w:val="single"/>
+              <w:right w:color="000000" w:space="0" w:sz="4" w:val="single"/>
+            </w:tcBorders>
+            <w:vAlign w:val="center"/>
+          </w:tcPr>
+          <w:p>
+            <w:pPr>
+              <w:rPr>
+                <w:b w:val="1"/>
+                <w:bCs w:val="1"/>
+                <w:color w:val="1f3864"/>
+              </w:rPr>
+            </w:pPr>
+            <w:r>
+              <w:rPr>
+                <w:b w:val="1"/>
+                <w:bCs w:val="1"/>
+                <w:color w:val="1f3864"/>
+                <w:rtl w:val="0"/>
+              </w:rPr>
+              <w:t xml:space="preserve">Entonces:</w:t>
+            </w:r>
+          </w:p>
+        </w:tc>
+        <w:tc>
+          <w:tcPr>
+            <w:gridSpan w:val="4"/>
+            <w:tcBorders>
+              <w:top w:color="000000" w:space="0" w:sz="4" w:val="single"/>
+              <w:left w:color="000000" w:space="0" w:sz="4" w:val="single"/>
+              <w:bottom w:color="000000" w:space="0" w:sz="4" w:val="single"/>
+              <w:right w:color="000000" w:space="0" w:sz="4" w:val="single"/>
+            </w:tcBorders>
+            <w:vAlign w:val="center"/>
+          </w:tcPr>
+          <w:p>
+            <w:pPr>
+              <w:spacing w:line="240" w:lineRule="auto"/>
+              <w:rPr/>
+            </w:pPr>
+            <w:r>
+              <w:rPr>
+                <w:rtl w:val="0"/>
+              </w:rPr>
+              <w:t xml:space="preserve">el sistema informa que el proyecto ya se encuentra inhabilitado</w:t>
+            </w:r>
+          </w:p>
+        </w:tc>
+      </w:tr>
+      <w:tr>
+        <w:trPr>
+          <w:cantSplit w:val="0"/>
+          <w:tblHeader w:val="0"/>
+        </w:trPr>
+        <w:tc>
+          <w:tcPr>
+            <w:gridSpan w:val="3"/>
+            <w:vMerge w:val="restart"/>
+            <w:tcBorders>
+              <w:top w:color="000000" w:space="0" w:sz="4" w:val="single"/>
+              <w:left w:color="000000" w:space="0" w:sz="4" w:val="single"/>
+              <w:bottom w:color="000000" w:space="0" w:sz="4" w:val="single"/>
+              <w:right w:color="000000" w:space="0" w:sz="4" w:val="single"/>
+            </w:tcBorders>
+            <w:vAlign w:val="center"/>
+          </w:tcPr>
+          <w:p>
+            <w:pPr>
+              <w:jc w:val="center"/>
+              <w:rPr>
+                <w:b w:val="1"/>
+                <w:bCs w:val="1"/>
+                <w:color w:val="1f3864"/>
+              </w:rPr>
+            </w:pPr>
+            <w:r>
+              <w:rPr>
+                <w:b w:val="1"/>
+                <w:bCs w:val="1"/>
+                <w:color w:val="1f3864"/>
+                <w:rtl w:val="0"/>
+              </w:rPr>
+              <w:t xml:space="preserve">Condición 09</w:t>
+            </w:r>
+          </w:p>
+          <w:p>
+            <w:pPr>
+              <w:jc w:val="center"/>
+              <w:rPr>
+                <w:b w:val="1"/>
+                <w:bCs w:val="1"/>
+                <w:color w:val="1f3864"/>
+              </w:rPr>
+            </w:pPr>
+            <w:r>
+              <w:rPr>
+                <w:rtl w:val="0"/>
+              </w:rPr>
+            </w:r>
+          </w:p>
+        </w:tc>
+        <w:tc>
+          <w:tcPr>
+            <w:gridSpan w:val="2"/>
+            <w:tcBorders>
+              <w:top w:color="000000" w:space="0" w:sz="4" w:val="single"/>
+              <w:left w:color="000000" w:space="0" w:sz="4" w:val="single"/>
+              <w:bottom w:color="000000" w:space="0" w:sz="4" w:val="single"/>
+              <w:right w:color="000000" w:space="0" w:sz="4" w:val="single"/>
+            </w:tcBorders>
+            <w:vAlign w:val="center"/>
+          </w:tcPr>
+          <w:p>
+            <w:pPr>
+              <w:rPr>
+                <w:b w:val="1"/>
+                <w:bCs w:val="1"/>
+                <w:color w:val="1f3864"/>
+              </w:rPr>
+            </w:pPr>
+            <w:r>
+              <w:rPr>
+                <w:b w:val="1"/>
+                <w:bCs w:val="1"/>
+                <w:color w:val="1f3864"/>
+                <w:rtl w:val="0"/>
+              </w:rPr>
+              <w:t xml:space="preserve">Dado:</w:t>
+            </w:r>
+          </w:p>
+        </w:tc>
+        <w:tc>
+          <w:tcPr>
+            <w:gridSpan w:val="4"/>
+            <w:tcBorders>
+              <w:top w:color="000000" w:space="0" w:sz="4" w:val="single"/>
+              <w:left w:color="000000" w:space="0" w:sz="4" w:val="single"/>
+              <w:bottom w:color="000000" w:space="0" w:sz="4" w:val="single"/>
+              <w:right w:color="000000" w:space="0" w:sz="4" w:val="single"/>
+            </w:tcBorders>
+            <w:vAlign w:val="center"/>
+          </w:tcPr>
+          <w:p>
+            <w:pPr>
+              <w:spacing w:line="240" w:lineRule="auto"/>
+              <w:rPr/>
+            </w:pPr>
+            <w:r>
+              <w:rPr>
+                <w:rtl w:val="0"/>
+              </w:rPr>
+              <w:t xml:space="preserve">que el proyecto posee etapas y actividades registradas</w:t>
+            </w:r>
+          </w:p>
+        </w:tc>
+      </w:tr>
+      <w:tr>
+        <w:trPr>
+          <w:cantSplit w:val="0"/>
+          <w:tblHeader w:val="0"/>
+        </w:trPr>
+        <w:tc>
+          <w:tcPr>
+            <w:gridSpan w:val="3"/>
+            <w:vMerge w:val="continue"/>
+            <w:tcBorders>
+              <w:top w:color="000000" w:space="0" w:sz="4" w:val="single"/>
+              <w:left w:color="000000" w:space="0" w:sz="4" w:val="single"/>
+              <w:bottom w:color="000000" w:space="0" w:sz="4" w:val="single"/>
+              <w:right w:color="000000" w:space="0" w:sz="4" w:val="single"/>
+            </w:tcBorders>
+            <w:vAlign w:val="center"/>
+          </w:tcPr>
+          <w:p>
+            <w:pPr>
+              <w:keepNext w:val="0"/>
+              <w:keepLines w:val="0"/>
+              <w:pageBreakBefore w:val="0"/>
+              <w:widowControl w:val="0"/>
+              <w:pBdr>
+                <w:top w:space="0" w:sz="0" w:val="nil"/>
+                <w:left w:space="0" w:sz="0" w:val="nil"/>
+                <w:bottom w:space="0" w:sz="0" w:val="nil"/>
+                <w:right w:space="0" w:sz="0" w:val="nil"/>
+                <w:between w:space="0" w:sz="0" w:val="nil"/>
+              </w:pBdr>
+              <w:shd w:fill="auto" w:val="clear"/>
+              <w:spacing w:after="0" w:before="0" w:line="276" w:lineRule="auto"/>
+              <w:ind w:left="0" w:right="0" w:firstLine="0"/>
+              <w:jc w:val="left"/>
+              <w:rPr>
+                <w:i w:val="0"/>
+                <w:iCs w:val="0"/>
+                <w:smallCaps w:val="0"/>
+                <w:strike w:val="0"/>
+                <w:color w:val="000000"/>
+                <w:u w:val="none"/>
+                <w:shd w:fill="auto" w:val="clear"/>
+                <w:vertAlign w:val="baseline"/>
+              </w:rPr>
+            </w:pPr>
+            <w:r>
+              <w:rPr>
+                <w:rtl w:val="0"/>
+              </w:rPr>
+            </w:r>
+          </w:p>
+        </w:tc>
+        <w:tc>
+          <w:tcPr>
+            <w:gridSpan w:val="2"/>
+            <w:tcBorders>
+              <w:top w:color="000000" w:space="0" w:sz="4" w:val="single"/>
+              <w:left w:color="000000" w:space="0" w:sz="4" w:val="single"/>
+              <w:bottom w:color="000000" w:space="0" w:sz="4" w:val="single"/>
+              <w:right w:color="000000" w:space="0" w:sz="4" w:val="single"/>
+            </w:tcBorders>
+            <w:vAlign w:val="center"/>
+          </w:tcPr>
+          <w:p>
+            <w:pPr>
+              <w:rPr>
+                <w:b w:val="1"/>
+                <w:bCs w:val="1"/>
+                <w:color w:val="1f3864"/>
+              </w:rPr>
+            </w:pPr>
+            <w:r>
+              <w:rPr>
+                <w:b w:val="1"/>
+                <w:bCs w:val="1"/>
+                <w:color w:val="1f3864"/>
+                <w:rtl w:val="0"/>
+              </w:rPr>
+              <w:t xml:space="preserve">Cuando:</w:t>
+            </w:r>
+          </w:p>
+        </w:tc>
+        <w:tc>
+          <w:tcPr>
+            <w:gridSpan w:val="4"/>
+            <w:tcBorders>
+              <w:top w:color="000000" w:space="0" w:sz="4" w:val="single"/>
+              <w:left w:color="000000" w:space="0" w:sz="4" w:val="single"/>
+              <w:bottom w:color="000000" w:space="0" w:sz="4" w:val="single"/>
+              <w:right w:color="000000" w:space="0" w:sz="4" w:val="single"/>
+            </w:tcBorders>
+            <w:vAlign w:val="center"/>
+          </w:tcPr>
+          <w:p>
+            <w:pPr>
+              <w:spacing w:line="240" w:lineRule="auto"/>
+              <w:rPr/>
+            </w:pPr>
+            <w:r>
+              <w:rPr>
+                <w:rtl w:val="0"/>
+              </w:rPr>
+              <w:t xml:space="preserve">el líder consulta el estado del proyecto</w:t>
+            </w:r>
+          </w:p>
+        </w:tc>
+      </w:tr>
+      <w:tr>
+        <w:trPr>
+          <w:cantSplit w:val="0"/>
+          <w:tblHeader w:val="0"/>
+        </w:trPr>
+        <w:tc>
+          <w:tcPr>
+            <w:gridSpan w:val="3"/>
+            <w:vMerge w:val="continue"/>
+            <w:tcBorders>
+              <w:top w:color="000000" w:space="0" w:sz="4" w:val="single"/>
+              <w:left w:color="000000" w:space="0" w:sz="4" w:val="single"/>
+              <w:bottom w:color="000000" w:space="0" w:sz="4" w:val="single"/>
+              <w:right w:color="000000" w:space="0" w:sz="4" w:val="single"/>
+            </w:tcBorders>
+            <w:vAlign w:val="center"/>
+          </w:tcPr>
+          <w:p>
+            <w:pPr>
+              <w:keepNext w:val="0"/>
+              <w:keepLines w:val="0"/>
+              <w:pageBreakBefore w:val="0"/>
+              <w:widowControl w:val="0"/>
+              <w:pBdr>
+                <w:top w:space="0" w:sz="0" w:val="nil"/>
+                <w:left w:space="0" w:sz="0" w:val="nil"/>
+                <w:bottom w:space="0" w:sz="0" w:val="nil"/>
+                <w:right w:space="0" w:sz="0" w:val="nil"/>
+                <w:between w:space="0" w:sz="0" w:val="nil"/>
+              </w:pBdr>
+              <w:shd w:fill="auto" w:val="clear"/>
+              <w:spacing w:after="0" w:before="0" w:line="276" w:lineRule="auto"/>
+              <w:ind w:left="0" w:right="0" w:firstLine="0"/>
+              <w:jc w:val="left"/>
+              <w:rPr>
+                <w:i w:val="0"/>
+                <w:iCs w:val="0"/>
+                <w:smallCaps w:val="0"/>
+                <w:strike w:val="0"/>
+                <w:color w:val="000000"/>
+                <w:u w:val="none"/>
+                <w:shd w:fill="auto" w:val="clear"/>
+                <w:vertAlign w:val="baseline"/>
+              </w:rPr>
+            </w:pPr>
+            <w:r>
+              <w:rPr>
+                <w:rtl w:val="0"/>
+              </w:rPr>
+            </w:r>
+          </w:p>
+        </w:tc>
+        <w:tc>
+          <w:tcPr>
+            <w:gridSpan w:val="2"/>
+            <w:tcBorders>
+              <w:top w:color="000000" w:space="0" w:sz="4" w:val="single"/>
+              <w:left w:color="000000" w:space="0" w:sz="4" w:val="single"/>
+              <w:bottom w:color="000000" w:space="0" w:sz="4" w:val="single"/>
+              <w:right w:color="000000" w:space="0" w:sz="4" w:val="single"/>
+            </w:tcBorders>
+            <w:vAlign w:val="center"/>
+          </w:tcPr>
+          <w:p>
+            <w:pPr>
+              <w:rPr>
+                <w:b w:val="1"/>
+                <w:bCs w:val="1"/>
+                <w:color w:val="1f3864"/>
+              </w:rPr>
+            </w:pPr>
+            <w:r>
+              <w:rPr>
+                <w:b w:val="1"/>
+                <w:bCs w:val="1"/>
+                <w:color w:val="1f3864"/>
+                <w:rtl w:val="0"/>
+              </w:rPr>
+              <w:t xml:space="preserve">Entonces:</w:t>
+            </w:r>
+          </w:p>
+        </w:tc>
+        <w:tc>
+          <w:tcPr>
+            <w:gridSpan w:val="4"/>
+            <w:tcBorders>
+              <w:top w:color="000000" w:space="0" w:sz="4" w:val="single"/>
+              <w:left w:color="000000" w:space="0" w:sz="4" w:val="single"/>
+              <w:bottom w:color="000000" w:space="0" w:sz="4" w:val="single"/>
+              <w:right w:color="000000" w:space="0" w:sz="4" w:val="single"/>
+            </w:tcBorders>
+            <w:vAlign w:val="center"/>
+          </w:tcPr>
+          <w:p>
+            <w:pPr>
+              <w:spacing w:line="240" w:lineRule="auto"/>
+              <w:rPr/>
+            </w:pPr>
+            <w:r>
+              <w:rPr>
+                <w:rtl w:val="0"/>
+              </w:rPr>
+              <w:t xml:space="preserve">el sistema presenta el porcentaje de avance, las etapas completadas y las actividades pendientes</w:t>
+            </w:r>
+          </w:p>
+        </w:tc>
+      </w:tr>
+      <w:tr>
+        <w:trPr>
+          <w:cantSplit w:val="0"/>
+          <w:tblHeader w:val="0"/>
+        </w:trPr>
+        <w:tc>
+          <w:tcPr>
+            <w:gridSpan w:val="3"/>
+            <w:vMerge w:val="restart"/>
+            <w:tcBorders>
+              <w:top w:color="000000" w:space="0" w:sz="4" w:val="single"/>
+              <w:left w:color="000000" w:space="0" w:sz="4" w:val="single"/>
+              <w:bottom w:color="000000" w:space="0" w:sz="4" w:val="single"/>
+              <w:right w:color="000000" w:space="0" w:sz="4" w:val="single"/>
+            </w:tcBorders>
+            <w:vAlign w:val="center"/>
+          </w:tcPr>
+          <w:p>
+            <w:pPr>
+              <w:jc w:val="center"/>
+              <w:rPr>
+                <w:b w:val="1"/>
+                <w:bCs w:val="1"/>
+                <w:color w:val="1f3864"/>
+              </w:rPr>
+            </w:pPr>
+            <w:r>
+              <w:rPr>
+                <w:b w:val="1"/>
+                <w:bCs w:val="1"/>
+                <w:color w:val="1f3864"/>
+                <w:rtl w:val="0"/>
+              </w:rPr>
+              <w:t xml:space="preserve">Condición 10</w:t>
+            </w:r>
+          </w:p>
+          <w:p>
+            <w:pPr>
+              <w:jc w:val="center"/>
+              <w:rPr>
+                <w:b w:val="1"/>
+                <w:bCs w:val="1"/>
+                <w:color w:val="1f3864"/>
+              </w:rPr>
+            </w:pPr>
+            <w:r>
+              <w:rPr>
+                <w:rtl w:val="0"/>
+              </w:rPr>
+            </w:r>
+          </w:p>
+        </w:tc>
+        <w:tc>
+          <w:tcPr>
+            <w:gridSpan w:val="2"/>
+            <w:tcBorders>
+              <w:top w:color="000000" w:space="0" w:sz="4" w:val="single"/>
+              <w:left w:color="000000" w:space="0" w:sz="4" w:val="single"/>
+              <w:bottom w:color="000000" w:space="0" w:sz="4" w:val="single"/>
+              <w:right w:color="000000" w:space="0" w:sz="4" w:val="single"/>
+            </w:tcBorders>
+            <w:vAlign w:val="center"/>
+          </w:tcPr>
+          <w:p>
+            <w:pPr>
+              <w:rPr>
+                <w:b w:val="1"/>
+                <w:bCs w:val="1"/>
+                <w:color w:val="1f3864"/>
+              </w:rPr>
+            </w:pPr>
+            <w:r>
+              <w:rPr>
+                <w:b w:val="1"/>
+                <w:bCs w:val="1"/>
+                <w:color w:val="1f3864"/>
+                <w:rtl w:val="0"/>
+              </w:rPr>
+              <w:t xml:space="preserve">Dado:</w:t>
+            </w:r>
+          </w:p>
+        </w:tc>
+        <w:tc>
+          <w:tcPr>
+            <w:gridSpan w:val="4"/>
+            <w:tcBorders>
+              <w:top w:color="000000" w:space="0" w:sz="4" w:val="single"/>
+              <w:left w:color="000000" w:space="0" w:sz="4" w:val="single"/>
+              <w:bottom w:color="000000" w:space="0" w:sz="4" w:val="single"/>
+              <w:right w:color="000000" w:space="0" w:sz="4" w:val="single"/>
+            </w:tcBorders>
+            <w:vAlign w:val="center"/>
+          </w:tcPr>
+          <w:p>
+            <w:pPr>
+              <w:spacing w:line="240" w:lineRule="auto"/>
+              <w:rPr/>
+            </w:pPr>
+            <w:r>
+              <w:rPr>
+                <w:rtl w:val="0"/>
+              </w:rPr>
+              <w:t xml:space="preserve">que el líder intenta asignar un desarrollador inactivo a un proyecto</w:t>
+            </w:r>
+          </w:p>
+        </w:tc>
+      </w:tr>
+      <w:tr>
+        <w:trPr>
+          <w:cantSplit w:val="0"/>
+          <w:tblHeader w:val="0"/>
+        </w:trPr>
+        <w:tc>
+          <w:tcPr>
+            <w:gridSpan w:val="3"/>
+            <w:vMerge w:val="continue"/>
+            <w:tcBorders>
+              <w:top w:color="000000" w:space="0" w:sz="4" w:val="single"/>
+              <w:left w:color="000000" w:space="0" w:sz="4" w:val="single"/>
+              <w:bottom w:color="000000" w:space="0" w:sz="4" w:val="single"/>
+              <w:right w:color="000000" w:space="0" w:sz="4" w:val="single"/>
+            </w:tcBorders>
+            <w:vAlign w:val="center"/>
+          </w:tcPr>
+          <w:p>
+            <w:pPr>
+              <w:keepNext w:val="0"/>
+              <w:keepLines w:val="0"/>
+              <w:pageBreakBefore w:val="0"/>
+              <w:widowControl w:val="0"/>
+              <w:pBdr>
+                <w:top w:space="0" w:sz="0" w:val="nil"/>
+                <w:left w:space="0" w:sz="0" w:val="nil"/>
+                <w:bottom w:space="0" w:sz="0" w:val="nil"/>
+                <w:right w:space="0" w:sz="0" w:val="nil"/>
+                <w:between w:space="0" w:sz="0" w:val="nil"/>
+              </w:pBdr>
+              <w:shd w:fill="auto" w:val="clear"/>
+              <w:spacing w:after="0" w:before="0" w:line="276" w:lineRule="auto"/>
+              <w:ind w:left="0" w:right="0" w:firstLine="0"/>
+              <w:jc w:val="left"/>
+              <w:rPr>
+                <w:i w:val="0"/>
+                <w:iCs w:val="0"/>
+                <w:smallCaps w:val="0"/>
+                <w:strike w:val="0"/>
+                <w:color w:val="000000"/>
+                <w:u w:val="none"/>
+                <w:shd w:fill="auto" w:val="clear"/>
+                <w:vertAlign w:val="baseline"/>
+              </w:rPr>
+            </w:pPr>
+            <w:r>
+              <w:rPr>
+                <w:rtl w:val="0"/>
+              </w:rPr>
+            </w:r>
+          </w:p>
+        </w:tc>
+        <w:tc>
+          <w:tcPr>
+            <w:gridSpan w:val="2"/>
+            <w:tcBorders>
+              <w:top w:color="000000" w:space="0" w:sz="4" w:val="single"/>
+              <w:left w:color="000000" w:space="0" w:sz="4" w:val="single"/>
+              <w:bottom w:color="000000" w:space="0" w:sz="4" w:val="single"/>
+              <w:right w:color="000000" w:space="0" w:sz="4" w:val="single"/>
+            </w:tcBorders>
+            <w:vAlign w:val="center"/>
+          </w:tcPr>
+          <w:p>
+            <w:pPr>
+              <w:rPr>
+                <w:b w:val="1"/>
+                <w:bCs w:val="1"/>
+                <w:color w:val="1f3864"/>
+              </w:rPr>
+            </w:pPr>
+            <w:r>
+              <w:rPr>
+                <w:b w:val="1"/>
+                <w:bCs w:val="1"/>
+                <w:color w:val="1f3864"/>
+                <w:rtl w:val="0"/>
+              </w:rPr>
+              <w:t xml:space="preserve">Cuando:</w:t>
+            </w:r>
+          </w:p>
+        </w:tc>
+        <w:tc>
+          <w:tcPr>
+            <w:gridSpan w:val="4"/>
+            <w:tcBorders>
+              <w:top w:color="000000" w:space="0" w:sz="4" w:val="single"/>
+              <w:left w:color="000000" w:space="0" w:sz="4" w:val="single"/>
+              <w:bottom w:color="000000" w:space="0" w:sz="4" w:val="single"/>
+              <w:right w:color="000000" w:space="0" w:sz="4" w:val="single"/>
+            </w:tcBorders>
+            <w:vAlign w:val="center"/>
+          </w:tcPr>
+          <w:p>
+            <w:pPr>
+              <w:spacing w:line="240" w:lineRule="auto"/>
+              <w:rPr/>
+            </w:pPr>
+            <w:r>
+              <w:rPr>
+                <w:rtl w:val="0"/>
+              </w:rPr>
+              <w:t xml:space="preserve">guarda la asignación</w:t>
+            </w:r>
+          </w:p>
+        </w:tc>
+      </w:tr>
+      <w:tr>
+        <w:trPr>
+          <w:cantSplit w:val="0"/>
+          <w:tblHeader w:val="0"/>
+        </w:trPr>
+        <w:tc>
+          <w:tcPr>
+            <w:gridSpan w:val="3"/>
+            <w:vMerge w:val="continue"/>
+            <w:tcBorders>
+              <w:top w:color="000000" w:space="0" w:sz="4" w:val="single"/>
+              <w:left w:color="000000" w:space="0" w:sz="4" w:val="single"/>
+              <w:bottom w:color="000000" w:space="0" w:sz="4" w:val="single"/>
+              <w:right w:color="000000" w:space="0" w:sz="4" w:val="single"/>
+            </w:tcBorders>
+            <w:vAlign w:val="center"/>
+          </w:tcPr>
+          <w:p>
+            <w:pPr>
+              <w:keepNext w:val="0"/>
+              <w:keepLines w:val="0"/>
+              <w:pageBreakBefore w:val="0"/>
+              <w:widowControl w:val="0"/>
+              <w:pBdr>
+                <w:top w:space="0" w:sz="0" w:val="nil"/>
+                <w:left w:space="0" w:sz="0" w:val="nil"/>
+                <w:bottom w:space="0" w:sz="0" w:val="nil"/>
+                <w:right w:space="0" w:sz="0" w:val="nil"/>
+                <w:between w:space="0" w:sz="0" w:val="nil"/>
+              </w:pBdr>
+              <w:shd w:fill="auto" w:val="clear"/>
+              <w:spacing w:after="0" w:before="0" w:line="276" w:lineRule="auto"/>
+              <w:ind w:left="0" w:right="0" w:firstLine="0"/>
+              <w:jc w:val="left"/>
+              <w:rPr>
+                <w:i w:val="0"/>
+                <w:iCs w:val="0"/>
+                <w:smallCaps w:val="0"/>
+                <w:strike w:val="0"/>
+                <w:color w:val="000000"/>
+                <w:u w:val="none"/>
+                <w:shd w:fill="auto" w:val="clear"/>
+                <w:vertAlign w:val="baseline"/>
+              </w:rPr>
+            </w:pPr>
+            <w:r>
+              <w:rPr>
+                <w:rtl w:val="0"/>
+              </w:rPr>
+            </w:r>
+          </w:p>
+        </w:tc>
+        <w:tc>
+          <w:tcPr>
+            <w:gridSpan w:val="2"/>
+            <w:tcBorders>
+              <w:top w:color="000000" w:space="0" w:sz="4" w:val="single"/>
+              <w:left w:color="000000" w:space="0" w:sz="4" w:val="single"/>
+              <w:bottom w:color="000000" w:space="0" w:sz="4" w:val="single"/>
+              <w:right w:color="000000" w:space="0" w:sz="4" w:val="single"/>
+            </w:tcBorders>
+            <w:vAlign w:val="center"/>
+          </w:tcPr>
+          <w:p>
+            <w:pPr>
+              <w:rPr>
+                <w:b w:val="1"/>
+                <w:bCs w:val="1"/>
+                <w:color w:val="1f3864"/>
+              </w:rPr>
+            </w:pPr>
+            <w:r>
+              <w:rPr>
+                <w:b w:val="1"/>
+                <w:bCs w:val="1"/>
+                <w:color w:val="1f3864"/>
+                <w:rtl w:val="0"/>
+              </w:rPr>
+              <w:t xml:space="preserve">Entonces:</w:t>
+            </w:r>
+          </w:p>
+        </w:tc>
+        <w:tc>
+          <w:tcPr>
+            <w:gridSpan w:val="4"/>
+            <w:tcBorders>
+              <w:top w:color="000000" w:space="0" w:sz="4" w:val="single"/>
+              <w:left w:color="000000" w:space="0" w:sz="4" w:val="single"/>
+              <w:bottom w:color="000000" w:space="0" w:sz="4" w:val="single"/>
+              <w:right w:color="000000" w:space="0" w:sz="4" w:val="single"/>
+            </w:tcBorders>
+            <w:vAlign w:val="center"/>
+          </w:tcPr>
+          <w:p>
+            <w:pPr>
+              <w:spacing w:line="240" w:lineRule="auto"/>
+              <w:rPr/>
+            </w:pPr>
+            <w:r>
+              <w:rPr>
+                <w:rtl w:val="0"/>
+              </w:rPr>
+              <w:t xml:space="preserve">el sistema informa que el desarrollador no puede ser asignado porque se encuentra inactivo</w:t>
+            </w:r>
+          </w:p>
+        </w:tc>
+      </w:tr>
+      <w:tr>
+        <w:trPr>
+          <w:cantSplit w:val="0"/>
+          <w:tblHeader w:val="0"/>
+        </w:trPr>
+        <w:tc>
+          <w:tcPr>
             <w:gridSpan w:val="9"/>
             <w:tcBorders>
               <w:top w:color="000000" w:space="0" w:sz="4" w:val="single"/>
@@ -2874,43 +4992,33 @@
               <w:ind w:left="0" w:right="0" w:firstLine="0"/>
               <w:jc w:val="center"/>
               <w:rPr>
-                <w:rFonts w:ascii="Calibri" w:cs="Calibri" w:eastAsia="Calibri" w:hAnsi="Calibri"/>
-                <w:b w:val="1"/>
-                <w:bCs w:val="1"/>
-                <w:i w:val="0"/>
-                <w:iCs w:val="0"/>
-                <w:smallCaps w:val="0"/>
-                <w:strike w:val="0"/>
-                <w:color w:val="1f3864"/>
-                <w:sz w:val="22"/>
-                <w:szCs w:val="22"/>
-                <w:u w:val="none"/>
-                <w:shd w:fill="auto" w:val="clear"/>
-                <w:vertAlign w:val="baseline"/>
-              </w:rPr>
-            </w:pPr>
-            <w:r>
-              <w:rPr>
-                <w:b w:val="1"/>
-                <w:bCs w:val="1"/>
-                <w:i w:val="0"/>
-                <w:iCs w:val="0"/>
-                <w:smallCaps w:val="0"/>
-                <w:strike w:val="0"/>
-                <w:color w:val="1f3864"/>
-                <w:sz w:val="22"/>
-                <w:szCs w:val="22"/>
+                <w:b w:val="1"/>
+                <w:bCs w:val="1"/>
+                <w:i w:val="0"/>
+                <w:iCs w:val="0"/>
+                <w:smallCaps w:val="0"/>
+                <w:strike w:val="0"/>
+                <w:color w:val="1f3864"/>
+                <w:u w:val="none"/>
+                <w:shd w:fill="auto" w:val="clear"/>
+                <w:vertAlign w:val="baseline"/>
+              </w:rPr>
+            </w:pPr>
+            <w:r>
+              <w:rPr>
+                <w:b w:val="1"/>
+                <w:bCs w:val="1"/>
+                <w:i w:val="0"/>
+                <w:iCs w:val="0"/>
+                <w:smallCaps w:val="0"/>
+                <w:strike w:val="0"/>
+                <w:color w:val="1f3864"/>
                 <w:u w:val="none"/>
                 <w:shd w:fill="auto" w:val="clear"/>
                 <w:vertAlign w:val="baseline"/>
                 <w:rtl w:val="0"/>
               </w:rPr>
               <w:t xml:space="preserve">TAREAS</w:t>
-            </w:r>
-            <w:r>
-              <w:rPr>
-                <w:rtl w:val="0"/>
-              </w:rPr>
             </w:r>
           </w:p>
         </w:tc>
@@ -2941,32 +5049,27 @@
               <w:ind w:left="0" w:right="0" w:firstLine="0"/>
               <w:jc w:val="center"/>
               <w:rPr>
-                <w:rFonts w:ascii="Calibri" w:cs="Calibri" w:eastAsia="Calibri" w:hAnsi="Calibri"/>
-                <w:b w:val="1"/>
-                <w:bCs w:val="1"/>
-                <w:i w:val="0"/>
-                <w:iCs w:val="0"/>
-                <w:smallCaps w:val="0"/>
-                <w:strike w:val="0"/>
-                <w:color w:val="1f3864"/>
-                <w:sz w:val="22"/>
-                <w:szCs w:val="22"/>
-                <w:u w:val="none"/>
-                <w:shd w:fill="auto" w:val="clear"/>
-                <w:vertAlign w:val="baseline"/>
-              </w:rPr>
-            </w:pPr>
-            <w:r>
-              <w:rPr>
-                <w:b w:val="1"/>
-                <w:bCs w:val="1"/>
-                <w:i w:val="0"/>
-                <w:iCs w:val="0"/>
-                <w:smallCaps w:val="0"/>
-                <w:strike w:val="0"/>
-                <w:color w:val="1f3864"/>
-                <w:sz w:val="22"/>
-                <w:szCs w:val="22"/>
+                <w:b w:val="1"/>
+                <w:bCs w:val="1"/>
+                <w:i w:val="0"/>
+                <w:iCs w:val="0"/>
+                <w:smallCaps w:val="0"/>
+                <w:strike w:val="0"/>
+                <w:color w:val="1f3864"/>
+                <w:u w:val="none"/>
+                <w:shd w:fill="auto" w:val="clear"/>
+                <w:vertAlign w:val="baseline"/>
+              </w:rPr>
+            </w:pPr>
+            <w:r>
+              <w:rPr>
+                <w:b w:val="1"/>
+                <w:bCs w:val="1"/>
+                <w:i w:val="0"/>
+                <w:iCs w:val="0"/>
+                <w:smallCaps w:val="0"/>
+                <w:strike w:val="0"/>
+                <w:color w:val="1f3864"/>
                 <w:u w:val="none"/>
                 <w:shd w:fill="auto" w:val="clear"/>
                 <w:vertAlign w:val="baseline"/>
@@ -2974,11 +5077,6 @@
               </w:rPr>
               <w:t xml:space="preserve">No</w:t>
             </w:r>
-            <w:r>
-              <w:rPr>
-                <w:rtl w:val="0"/>
-              </w:rPr>
-            </w:r>
           </w:p>
         </w:tc>
         <w:tc>
@@ -3001,43 +5099,33 @@
               <w:ind w:left="0" w:right="0" w:firstLine="0"/>
               <w:jc w:val="center"/>
               <w:rPr>
-                <w:rFonts w:ascii="Calibri" w:cs="Calibri" w:eastAsia="Calibri" w:hAnsi="Calibri"/>
-                <w:b w:val="1"/>
-                <w:bCs w:val="1"/>
-                <w:i w:val="0"/>
-                <w:iCs w:val="0"/>
-                <w:smallCaps w:val="0"/>
-                <w:strike w:val="0"/>
-                <w:color w:val="1f3864"/>
-                <w:sz w:val="22"/>
-                <w:szCs w:val="22"/>
-                <w:u w:val="none"/>
-                <w:shd w:fill="auto" w:val="clear"/>
-                <w:vertAlign w:val="baseline"/>
-              </w:rPr>
-            </w:pPr>
-            <w:r>
-              <w:rPr>
-                <w:b w:val="1"/>
-                <w:bCs w:val="1"/>
-                <w:i w:val="0"/>
-                <w:iCs w:val="0"/>
-                <w:smallCaps w:val="0"/>
-                <w:strike w:val="0"/>
-                <w:color w:val="1f3864"/>
-                <w:sz w:val="22"/>
-                <w:szCs w:val="22"/>
+                <w:b w:val="1"/>
+                <w:bCs w:val="1"/>
+                <w:i w:val="0"/>
+                <w:iCs w:val="0"/>
+                <w:smallCaps w:val="0"/>
+                <w:strike w:val="0"/>
+                <w:color w:val="1f3864"/>
+                <w:u w:val="none"/>
+                <w:shd w:fill="auto" w:val="clear"/>
+                <w:vertAlign w:val="baseline"/>
+              </w:rPr>
+            </w:pPr>
+            <w:r>
+              <w:rPr>
+                <w:b w:val="1"/>
+                <w:bCs w:val="1"/>
+                <w:i w:val="0"/>
+                <w:iCs w:val="0"/>
+                <w:smallCaps w:val="0"/>
+                <w:strike w:val="0"/>
+                <w:color w:val="1f3864"/>
                 <w:u w:val="none"/>
                 <w:shd w:fill="auto" w:val="clear"/>
                 <w:vertAlign w:val="baseline"/>
                 <w:rtl w:val="0"/>
               </w:rPr>
               <w:t xml:space="preserve">Descripción</w:t>
-            </w:r>
-            <w:r>
-              <w:rPr>
-                <w:rtl w:val="0"/>
-              </w:rPr>
             </w:r>
           </w:p>
         </w:tc>
@@ -3068,35 +5156,19 @@
               <w:ind w:left="0" w:right="0" w:firstLine="0"/>
               <w:jc w:val="center"/>
               <w:rPr>
-                <w:rFonts w:ascii="Calibri" w:cs="Calibri" w:eastAsia="Calibri" w:hAnsi="Calibri"/>
-                <w:b w:val="0"/>
-                <w:bCs w:val="0"/>
-                <w:i w:val="0"/>
-                <w:iCs w:val="0"/>
-                <w:smallCaps w:val="0"/>
-                <w:strike w:val="0"/>
-                <w:color w:val="1f3864"/>
-                <w:sz w:val="22"/>
-                <w:szCs w:val="22"/>
-                <w:u w:val="none"/>
-                <w:shd w:fill="auto" w:val="clear"/>
-                <w:vertAlign w:val="baseline"/>
-              </w:rPr>
-            </w:pPr>
-            <w:r>
-              <w:rPr>
-                <w:b w:val="0"/>
-                <w:bCs w:val="0"/>
-                <w:i w:val="0"/>
-                <w:iCs w:val="0"/>
-                <w:smallCaps w:val="0"/>
-                <w:strike w:val="0"/>
-                <w:color w:val="1f3864"/>
-                <w:sz w:val="22"/>
-                <w:szCs w:val="22"/>
-                <w:u w:val="none"/>
-                <w:shd w:fill="auto" w:val="clear"/>
-                <w:vertAlign w:val="baseline"/>
+                <w:i w:val="0"/>
+                <w:iCs w:val="0"/>
+                <w:smallCaps w:val="0"/>
+                <w:strike w:val="0"/>
+                <w:color w:val="1f3864"/>
+                <w:u w:val="none"/>
+                <w:shd w:fill="auto" w:val="clear"/>
+                <w:vertAlign w:val="baseline"/>
+              </w:rPr>
+            </w:pPr>
+            <w:r>
+              <w:rPr>
+                <w:color w:val="1f3864"/>
                 <w:rtl w:val="0"/>
               </w:rPr>
               <w:t xml:space="preserve">1</w:t>
@@ -3128,7 +5200,7 @@
               <w:rPr>
                 <w:rtl w:val="0"/>
               </w:rPr>
-              <w:t xml:space="preserve">Diseñar el formulario de registro de proyecto</w:t>
+              <w:t xml:space="preserve">Definir las reglas de negocio para la gestión de proyectos, incluyendo registro, actualización, asignación de desarrolladores, estados y restricciones del proyecto.</w:t>
             </w:r>
           </w:p>
         </w:tc>
@@ -3158,35 +5230,19 @@
               <w:ind w:left="0" w:right="0" w:firstLine="0"/>
               <w:jc w:val="center"/>
               <w:rPr>
-                <w:rFonts w:ascii="Calibri" w:cs="Calibri" w:eastAsia="Calibri" w:hAnsi="Calibri"/>
-                <w:b w:val="0"/>
-                <w:bCs w:val="0"/>
-                <w:i w:val="0"/>
-                <w:iCs w:val="0"/>
-                <w:smallCaps w:val="0"/>
-                <w:strike w:val="0"/>
-                <w:color w:val="1f3864"/>
-                <w:sz w:val="22"/>
-                <w:szCs w:val="22"/>
-                <w:u w:val="none"/>
-                <w:shd w:fill="auto" w:val="clear"/>
-                <w:vertAlign w:val="baseline"/>
-              </w:rPr>
-            </w:pPr>
-            <w:r>
-              <w:rPr>
-                <w:b w:val="0"/>
-                <w:bCs w:val="0"/>
-                <w:i w:val="0"/>
-                <w:iCs w:val="0"/>
-                <w:smallCaps w:val="0"/>
-                <w:strike w:val="0"/>
-                <w:color w:val="1f3864"/>
-                <w:sz w:val="22"/>
-                <w:szCs w:val="22"/>
-                <w:u w:val="none"/>
-                <w:shd w:fill="auto" w:val="clear"/>
-                <w:vertAlign w:val="baseline"/>
+                <w:i w:val="0"/>
+                <w:iCs w:val="0"/>
+                <w:smallCaps w:val="0"/>
+                <w:strike w:val="0"/>
+                <w:color w:val="1f3864"/>
+                <w:u w:val="none"/>
+                <w:shd w:fill="auto" w:val="clear"/>
+                <w:vertAlign w:val="baseline"/>
+              </w:rPr>
+            </w:pPr>
+            <w:r>
+              <w:rPr>
+                <w:color w:val="1f3864"/>
                 <w:rtl w:val="0"/>
               </w:rPr>
               <w:t xml:space="preserve">2</w:t>
@@ -3217,7 +5273,7 @@
               <w:rPr>
                 <w:rtl w:val="0"/>
               </w:rPr>
-              <w:t xml:space="preserve">Implementar endpoint REST de creación de proyecto</w:t>
+              <w:t xml:space="preserve">Diseñar el formulario para el registro y edición de proyectos con la información requerida por el negocio.</w:t>
             </w:r>
           </w:p>
         </w:tc>
@@ -3247,35 +5303,19 @@
               <w:ind w:left="0" w:right="0" w:firstLine="0"/>
               <w:jc w:val="center"/>
               <w:rPr>
-                <w:rFonts w:ascii="Calibri" w:cs="Calibri" w:eastAsia="Calibri" w:hAnsi="Calibri"/>
-                <w:b w:val="0"/>
-                <w:bCs w:val="0"/>
-                <w:i w:val="0"/>
-                <w:iCs w:val="0"/>
-                <w:smallCaps w:val="0"/>
-                <w:strike w:val="0"/>
-                <w:color w:val="1f3864"/>
-                <w:sz w:val="22"/>
-                <w:szCs w:val="22"/>
-                <w:u w:val="none"/>
-                <w:shd w:fill="auto" w:val="clear"/>
-                <w:vertAlign w:val="baseline"/>
-              </w:rPr>
-            </w:pPr>
-            <w:r>
-              <w:rPr>
-                <w:b w:val="0"/>
-                <w:bCs w:val="0"/>
-                <w:i w:val="0"/>
-                <w:iCs w:val="0"/>
-                <w:smallCaps w:val="0"/>
-                <w:strike w:val="0"/>
-                <w:color w:val="1f3864"/>
-                <w:sz w:val="22"/>
-                <w:szCs w:val="22"/>
-                <w:u w:val="none"/>
-                <w:shd w:fill="auto" w:val="clear"/>
-                <w:vertAlign w:val="baseline"/>
+                <w:i w:val="0"/>
+                <w:iCs w:val="0"/>
+                <w:smallCaps w:val="0"/>
+                <w:strike w:val="0"/>
+                <w:color w:val="1f3864"/>
+                <w:u w:val="none"/>
+                <w:shd w:fill="auto" w:val="clear"/>
+                <w:vertAlign w:val="baseline"/>
+              </w:rPr>
+            </w:pPr>
+            <w:r>
+              <w:rPr>
+                <w:color w:val="1f3864"/>
                 <w:rtl w:val="0"/>
               </w:rPr>
               <w:t xml:space="preserve">3</w:t>
@@ -3306,7 +5346,7 @@
               <w:rPr>
                 <w:rtl w:val="0"/>
               </w:rPr>
-              <w:t xml:space="preserve">Implementar la asignación de desarrolladores a proyecto</w:t>
+              <w:t xml:space="preserve">Diseñar la vista de consulta del proyecto mostrando su información general, equipo de trabajo, estado y avance.</w:t>
             </w:r>
           </w:p>
         </w:tc>
@@ -3336,35 +5376,19 @@
               <w:ind w:left="0" w:right="0" w:firstLine="0"/>
               <w:jc w:val="center"/>
               <w:rPr>
-                <w:rFonts w:ascii="Calibri" w:cs="Calibri" w:eastAsia="Calibri" w:hAnsi="Calibri"/>
-                <w:b w:val="0"/>
-                <w:bCs w:val="0"/>
-                <w:i w:val="0"/>
-                <w:iCs w:val="0"/>
-                <w:smallCaps w:val="0"/>
-                <w:strike w:val="0"/>
-                <w:color w:val="1f3864"/>
-                <w:sz w:val="22"/>
-                <w:szCs w:val="22"/>
-                <w:u w:val="none"/>
-                <w:shd w:fill="auto" w:val="clear"/>
-                <w:vertAlign w:val="baseline"/>
-              </w:rPr>
-            </w:pPr>
-            <w:r>
-              <w:rPr>
-                <w:b w:val="0"/>
-                <w:bCs w:val="0"/>
-                <w:i w:val="0"/>
-                <w:iCs w:val="0"/>
-                <w:smallCaps w:val="0"/>
-                <w:strike w:val="0"/>
-                <w:color w:val="1f3864"/>
-                <w:sz w:val="22"/>
-                <w:szCs w:val="22"/>
-                <w:u w:val="none"/>
-                <w:shd w:fill="auto" w:val="clear"/>
-                <w:vertAlign w:val="baseline"/>
+                <w:i w:val="0"/>
+                <w:iCs w:val="0"/>
+                <w:smallCaps w:val="0"/>
+                <w:strike w:val="0"/>
+                <w:color w:val="1f3864"/>
+                <w:u w:val="none"/>
+                <w:shd w:fill="auto" w:val="clear"/>
+                <w:vertAlign w:val="baseline"/>
+              </w:rPr>
+            </w:pPr>
+            <w:r>
+              <w:rPr>
+                <w:color w:val="1f3864"/>
                 <w:rtl w:val="0"/>
               </w:rPr>
               <w:t xml:space="preserve">4</w:t>
@@ -3395,7 +5419,7 @@
               <w:rPr>
                 <w:rtl w:val="0"/>
               </w:rPr>
-              <w:t xml:space="preserve">Implementar búsqueda y filtrado de proyectos</w:t>
+              <w:t xml:space="preserve">Implementar el servicio para registrar nuevos proyectos validando la información obligatoria y las reglas de negocio.</w:t>
             </w:r>
           </w:p>
         </w:tc>
@@ -3425,35 +5449,19 @@
               <w:ind w:left="0" w:right="0" w:firstLine="0"/>
               <w:jc w:val="center"/>
               <w:rPr>
-                <w:rFonts w:ascii="Calibri" w:cs="Calibri" w:eastAsia="Calibri" w:hAnsi="Calibri"/>
-                <w:b w:val="0"/>
-                <w:bCs w:val="0"/>
-                <w:i w:val="0"/>
-                <w:iCs w:val="0"/>
-                <w:smallCaps w:val="0"/>
-                <w:strike w:val="0"/>
-                <w:color w:val="1f3864"/>
-                <w:sz w:val="22"/>
-                <w:szCs w:val="22"/>
-                <w:u w:val="none"/>
-                <w:shd w:fill="auto" w:val="clear"/>
-                <w:vertAlign w:val="baseline"/>
-              </w:rPr>
-            </w:pPr>
-            <w:r>
-              <w:rPr>
-                <w:b w:val="0"/>
-                <w:bCs w:val="0"/>
-                <w:i w:val="0"/>
-                <w:iCs w:val="0"/>
-                <w:smallCaps w:val="0"/>
-                <w:strike w:val="0"/>
-                <w:color w:val="1f3864"/>
-                <w:sz w:val="22"/>
-                <w:szCs w:val="22"/>
-                <w:u w:val="none"/>
-                <w:shd w:fill="auto" w:val="clear"/>
-                <w:vertAlign w:val="baseline"/>
+                <w:i w:val="0"/>
+                <w:iCs w:val="0"/>
+                <w:smallCaps w:val="0"/>
+                <w:strike w:val="0"/>
+                <w:color w:val="1f3864"/>
+                <w:u w:val="none"/>
+                <w:shd w:fill="auto" w:val="clear"/>
+                <w:vertAlign w:val="baseline"/>
+              </w:rPr>
+            </w:pPr>
+            <w:r>
+              <w:rPr>
+                <w:color w:val="1f3864"/>
                 <w:rtl w:val="0"/>
               </w:rPr>
               <w:t xml:space="preserve">5</w:t>
@@ -3484,7 +5492,7 @@
               <w:rPr>
                 <w:rtl w:val="0"/>
               </w:rPr>
-              <w:t xml:space="preserve">Implementar modificación e inhabilitación de proyectos</w:t>
+              <w:t xml:space="preserve">Implementar el servicio para consultar, actualizar e inhabilitar proyectos manteniendo la integridad de la información.</w:t>
             </w:r>
           </w:p>
         </w:tc>
@@ -3514,35 +5522,19 @@
               <w:ind w:left="0" w:right="0" w:firstLine="0"/>
               <w:jc w:val="center"/>
               <w:rPr>
-                <w:rFonts w:ascii="Calibri" w:cs="Calibri" w:eastAsia="Calibri" w:hAnsi="Calibri"/>
-                <w:b w:val="0"/>
-                <w:bCs w:val="0"/>
-                <w:i w:val="0"/>
-                <w:iCs w:val="0"/>
-                <w:smallCaps w:val="0"/>
-                <w:strike w:val="0"/>
-                <w:color w:val="1f3864"/>
-                <w:sz w:val="22"/>
-                <w:szCs w:val="22"/>
-                <w:u w:val="none"/>
-                <w:shd w:fill="auto" w:val="clear"/>
-                <w:vertAlign w:val="baseline"/>
-              </w:rPr>
-            </w:pPr>
-            <w:r>
-              <w:rPr>
-                <w:b w:val="0"/>
-                <w:bCs w:val="0"/>
-                <w:i w:val="0"/>
-                <w:iCs w:val="0"/>
-                <w:smallCaps w:val="0"/>
-                <w:strike w:val="0"/>
-                <w:color w:val="1f3864"/>
-                <w:sz w:val="22"/>
-                <w:szCs w:val="22"/>
-                <w:u w:val="none"/>
-                <w:shd w:fill="auto" w:val="clear"/>
-                <w:vertAlign w:val="baseline"/>
+                <w:i w:val="0"/>
+                <w:iCs w:val="0"/>
+                <w:smallCaps w:val="0"/>
+                <w:strike w:val="0"/>
+                <w:color w:val="1f3864"/>
+                <w:u w:val="none"/>
+                <w:shd w:fill="auto" w:val="clear"/>
+                <w:vertAlign w:val="baseline"/>
+              </w:rPr>
+            </w:pPr>
+            <w:r>
+              <w:rPr>
+                <w:color w:val="1f3864"/>
                 <w:rtl w:val="0"/>
               </w:rPr>
               <w:t xml:space="preserve">6</w:t>
@@ -3573,7 +5565,7 @@
               <w:rPr>
                 <w:rtl w:val="0"/>
               </w:rPr>
-              <w:t xml:space="preserve">Implementar vista de estado y avance del proyecto</w:t>
+              <w:t xml:space="preserve">Implementar la asignación y desvinculación de desarrolladores al equipo del proyecto validando las restricciones definidas por el negocio.</w:t>
             </w:r>
           </w:p>
         </w:tc>
@@ -3603,15 +5595,11 @@
               <w:ind w:left="0" w:right="0" w:firstLine="0"/>
               <w:jc w:val="center"/>
               <w:rPr>
-                <w:b w:val="0"/>
-                <w:bCs w:val="0"/>
-                <w:i w:val="0"/>
-                <w:iCs w:val="0"/>
-                <w:smallCaps w:val="0"/>
-                <w:strike w:val="0"/>
-                <w:color w:val="1f3864"/>
-                <w:sz w:val="22"/>
-                <w:szCs w:val="22"/>
+                <w:i w:val="0"/>
+                <w:iCs w:val="0"/>
+                <w:smallCaps w:val="0"/>
+                <w:strike w:val="0"/>
+                <w:color w:val="1f3864"/>
                 <w:u w:val="none"/>
                 <w:shd w:fill="auto" w:val="clear"/>
                 <w:vertAlign w:val="baseline"/>
@@ -3650,7 +5638,442 @@
               <w:rPr>
                 <w:rtl w:val="0"/>
               </w:rPr>
-              <w:t xml:space="preserve">Realizar pruebas de flujo completo de gestión</w:t>
+              <w:t xml:space="preserve">Implementar las validaciones para garantizar que únicamente desarrolladores activos puedan ser asignados al proyecto.</w:t>
+            </w:r>
+          </w:p>
+        </w:tc>
+      </w:tr>
+      <w:tr>
+        <w:trPr>
+          <w:cantSplit w:val="0"/>
+          <w:trHeight w:val="432" w:hRule="atLeast"/>
+          <w:tblHeader w:val="0"/>
+        </w:trPr>
+        <w:tc>
+          <w:tcPr>
+            <w:gridSpan w:val="3"/>
+            <w:tcBorders>
+              <w:top w:color="000000" w:space="0" w:sz="4" w:val="single"/>
+              <w:left w:color="000000" w:space="0" w:sz="4" w:val="single"/>
+              <w:bottom w:color="000000" w:space="0" w:sz="4" w:val="single"/>
+              <w:right w:color="000000" w:space="0" w:sz="4" w:val="single"/>
+            </w:tcBorders>
+          </w:tcPr>
+          <w:p>
+            <w:pPr>
+              <w:jc w:val="center"/>
+              <w:rPr>
+                <w:color w:val="1f3864"/>
+              </w:rPr>
+            </w:pPr>
+            <w:r>
+              <w:rPr>
+                <w:color w:val="1f3864"/>
+                <w:rtl w:val="0"/>
+              </w:rPr>
+              <w:t xml:space="preserve">8</w:t>
+            </w:r>
+          </w:p>
+        </w:tc>
+        <w:tc>
+          <w:tcPr>
+            <w:gridSpan w:val="6"/>
+            <w:tcBorders>
+              <w:top w:color="000000" w:space="0" w:sz="4" w:val="single"/>
+              <w:left w:color="000000" w:space="0" w:sz="4" w:val="single"/>
+              <w:bottom w:color="000000" w:space="0" w:sz="4" w:val="single"/>
+              <w:right w:color="000000" w:space="0" w:sz="4" w:val="single"/>
+            </w:tcBorders>
+          </w:tcPr>
+          <w:p>
+            <w:pPr>
+              <w:spacing w:after="0" w:line="240" w:lineRule="auto"/>
+              <w:rPr/>
+            </w:pPr>
+            <w:r>
+              <w:rPr>
+                <w:rtl w:val="0"/>
+              </w:rPr>
+              <w:t xml:space="preserve">Implementar el cálculo automático del estado y porcentaje de avance del proyecto a partir del progreso de sus etapas y actividades.</w:t>
+            </w:r>
+          </w:p>
+        </w:tc>
+      </w:tr>
+      <w:tr>
+        <w:trPr>
+          <w:cantSplit w:val="0"/>
+          <w:trHeight w:val="432" w:hRule="atLeast"/>
+          <w:tblHeader w:val="0"/>
+        </w:trPr>
+        <w:tc>
+          <w:tcPr>
+            <w:gridSpan w:val="3"/>
+            <w:tcBorders>
+              <w:left w:color="000000" w:space="0" w:sz="4" w:val="single"/>
+              <w:bottom w:color="000000" w:space="0" w:sz="4" w:val="single"/>
+              <w:right w:color="000000" w:space="0" w:sz="4" w:val="single"/>
+            </w:tcBorders>
+          </w:tcPr>
+          <w:p>
+            <w:pPr>
+              <w:jc w:val="center"/>
+              <w:rPr>
+                <w:color w:val="1f3864"/>
+              </w:rPr>
+            </w:pPr>
+            <w:r>
+              <w:rPr>
+                <w:color w:val="1f3864"/>
+                <w:rtl w:val="0"/>
+              </w:rPr>
+              <w:t xml:space="preserve">9</w:t>
+            </w:r>
+          </w:p>
+        </w:tc>
+        <w:tc>
+          <w:tcPr>
+            <w:gridSpan w:val="6"/>
+            <w:tcBorders>
+              <w:top w:color="000000" w:space="0" w:sz="4" w:val="single"/>
+              <w:left w:color="000000" w:space="0" w:sz="4" w:val="single"/>
+              <w:bottom w:color="000000" w:space="0" w:sz="4" w:val="single"/>
+              <w:right w:color="000000" w:space="0" w:sz="4" w:val="single"/>
+            </w:tcBorders>
+          </w:tcPr>
+          <w:p>
+            <w:pPr>
+              <w:spacing w:after="0" w:line="240" w:lineRule="auto"/>
+              <w:rPr/>
+            </w:pPr>
+            <w:r>
+              <w:rPr>
+                <w:rtl w:val="0"/>
+              </w:rPr>
+              <w:t xml:space="preserve">Implementar el formulario para la gestión de proyectos siguiendo las reglas de negocio establecidas.</w:t>
+            </w:r>
+          </w:p>
+        </w:tc>
+      </w:tr>
+      <w:tr>
+        <w:trPr>
+          <w:cantSplit w:val="0"/>
+          <w:trHeight w:val="432" w:hRule="atLeast"/>
+          <w:tblHeader w:val="0"/>
+        </w:trPr>
+        <w:tc>
+          <w:tcPr>
+            <w:gridSpan w:val="3"/>
+            <w:tcBorders>
+              <w:left w:color="000000" w:space="0" w:sz="4" w:val="single"/>
+              <w:bottom w:color="000000" w:space="0" w:sz="4" w:val="single"/>
+              <w:right w:color="000000" w:space="0" w:sz="4" w:val="single"/>
+            </w:tcBorders>
+          </w:tcPr>
+          <w:p>
+            <w:pPr>
+              <w:jc w:val="center"/>
+              <w:rPr>
+                <w:color w:val="1f3864"/>
+              </w:rPr>
+            </w:pPr>
+            <w:r>
+              <w:rPr>
+                <w:color w:val="1f3864"/>
+                <w:rtl w:val="0"/>
+              </w:rPr>
+              <w:t xml:space="preserve">10</w:t>
+            </w:r>
+          </w:p>
+        </w:tc>
+        <w:tc>
+          <w:tcPr>
+            <w:gridSpan w:val="6"/>
+            <w:tcBorders>
+              <w:left w:color="000000" w:space="0" w:sz="4" w:val="single"/>
+              <w:bottom w:color="000000" w:space="0" w:sz="4" w:val="single"/>
+              <w:right w:color="000000" w:space="0" w:sz="4" w:val="single"/>
+            </w:tcBorders>
+          </w:tcPr>
+          <w:p>
+            <w:pPr>
+              <w:spacing w:after="0" w:line="240" w:lineRule="auto"/>
+              <w:rPr/>
+            </w:pPr>
+            <w:r>
+              <w:rPr>
+                <w:rtl w:val="0"/>
+              </w:rPr>
+              <w:t xml:space="preserve">Implementar la búsqueda, filtrado y consulta de proyectos.</w:t>
+            </w:r>
+          </w:p>
+        </w:tc>
+      </w:tr>
+      <w:tr>
+        <w:trPr>
+          <w:cantSplit w:val="0"/>
+          <w:trHeight w:val="432" w:hRule="atLeast"/>
+          <w:tblHeader w:val="0"/>
+        </w:trPr>
+        <w:tc>
+          <w:tcPr>
+            <w:gridSpan w:val="3"/>
+            <w:tcBorders>
+              <w:left w:color="000000" w:space="0" w:sz="4" w:val="single"/>
+              <w:bottom w:color="000000" w:space="0" w:sz="4" w:val="single"/>
+              <w:right w:color="000000" w:space="0" w:sz="4" w:val="single"/>
+            </w:tcBorders>
+          </w:tcPr>
+          <w:p>
+            <w:pPr>
+              <w:jc w:val="center"/>
+              <w:rPr>
+                <w:color w:val="1f3864"/>
+              </w:rPr>
+            </w:pPr>
+            <w:r>
+              <w:rPr>
+                <w:color w:val="1f3864"/>
+                <w:rtl w:val="0"/>
+              </w:rPr>
+              <w:t xml:space="preserve">11</w:t>
+            </w:r>
+          </w:p>
+        </w:tc>
+        <w:tc>
+          <w:tcPr>
+            <w:gridSpan w:val="6"/>
+            <w:tcBorders>
+              <w:left w:color="000000" w:space="0" w:sz="4" w:val="single"/>
+              <w:bottom w:color="000000" w:space="0" w:sz="4" w:val="single"/>
+              <w:right w:color="000000" w:space="0" w:sz="4" w:val="single"/>
+            </w:tcBorders>
+          </w:tcPr>
+          <w:p>
+            <w:pPr>
+              <w:spacing w:after="0" w:line="240" w:lineRule="auto"/>
+              <w:rPr/>
+            </w:pPr>
+            <w:r>
+              <w:rPr>
+                <w:rtl w:val="0"/>
+              </w:rPr>
+              <w:t xml:space="preserve">Implementar la gestión del equipo del proyecto permitiendo asignar y retirar desarrolladores autorizados.</w:t>
+            </w:r>
+          </w:p>
+        </w:tc>
+      </w:tr>
+      <w:tr>
+        <w:trPr>
+          <w:cantSplit w:val="0"/>
+          <w:trHeight w:val="432" w:hRule="atLeast"/>
+          <w:tblHeader w:val="0"/>
+        </w:trPr>
+        <w:tc>
+          <w:tcPr>
+            <w:gridSpan w:val="3"/>
+            <w:tcBorders>
+              <w:left w:color="000000" w:space="0" w:sz="4" w:val="single"/>
+              <w:bottom w:color="000000" w:space="0" w:sz="4" w:val="single"/>
+              <w:right w:color="000000" w:space="0" w:sz="4" w:val="single"/>
+            </w:tcBorders>
+          </w:tcPr>
+          <w:p>
+            <w:pPr>
+              <w:jc w:val="center"/>
+              <w:rPr>
+                <w:color w:val="1f3864"/>
+              </w:rPr>
+            </w:pPr>
+            <w:r>
+              <w:rPr>
+                <w:color w:val="1f3864"/>
+                <w:rtl w:val="0"/>
+              </w:rPr>
+              <w:t xml:space="preserve">12</w:t>
+            </w:r>
+          </w:p>
+        </w:tc>
+        <w:tc>
+          <w:tcPr>
+            <w:gridSpan w:val="6"/>
+            <w:tcBorders>
+              <w:left w:color="000000" w:space="0" w:sz="4" w:val="single"/>
+              <w:bottom w:color="000000" w:space="0" w:sz="4" w:val="single"/>
+              <w:right w:color="000000" w:space="0" w:sz="4" w:val="single"/>
+            </w:tcBorders>
+          </w:tcPr>
+          <w:p>
+            <w:pPr>
+              <w:spacing w:after="0" w:line="240" w:lineRule="auto"/>
+              <w:rPr/>
+            </w:pPr>
+            <w:r>
+              <w:rPr>
+                <w:rtl w:val="0"/>
+              </w:rPr>
+              <w:t xml:space="preserve">Implementar la visualización del estado, porcentaje de avance y equipo asignado al proyecto.</w:t>
+            </w:r>
+          </w:p>
+        </w:tc>
+      </w:tr>
+      <w:tr>
+        <w:trPr>
+          <w:cantSplit w:val="0"/>
+          <w:trHeight w:val="432" w:hRule="atLeast"/>
+          <w:tblHeader w:val="0"/>
+        </w:trPr>
+        <w:tc>
+          <w:tcPr>
+            <w:gridSpan w:val="3"/>
+            <w:tcBorders>
+              <w:left w:color="000000" w:space="0" w:sz="4" w:val="single"/>
+              <w:bottom w:color="000000" w:space="0" w:sz="4" w:val="single"/>
+              <w:right w:color="000000" w:space="0" w:sz="4" w:val="single"/>
+            </w:tcBorders>
+          </w:tcPr>
+          <w:p>
+            <w:pPr>
+              <w:jc w:val="center"/>
+              <w:rPr>
+                <w:color w:val="1f3864"/>
+              </w:rPr>
+            </w:pPr>
+            <w:r>
+              <w:rPr>
+                <w:color w:val="1f3864"/>
+                <w:rtl w:val="0"/>
+              </w:rPr>
+              <w:t xml:space="preserve">13</w:t>
+            </w:r>
+          </w:p>
+        </w:tc>
+        <w:tc>
+          <w:tcPr>
+            <w:gridSpan w:val="6"/>
+            <w:tcBorders>
+              <w:left w:color="000000" w:space="0" w:sz="4" w:val="single"/>
+              <w:bottom w:color="000000" w:space="0" w:sz="4" w:val="single"/>
+              <w:right w:color="000000" w:space="0" w:sz="4" w:val="single"/>
+            </w:tcBorders>
+          </w:tcPr>
+          <w:p>
+            <w:pPr>
+              <w:spacing w:after="0" w:line="240" w:lineRule="auto"/>
+              <w:rPr/>
+            </w:pPr>
+            <w:r>
+              <w:rPr>
+                <w:rtl w:val="0"/>
+              </w:rPr>
+              <w:t xml:space="preserve">Verificar el registro, consulta, actualización e inhabilitación de proyectos con información válida.</w:t>
+            </w:r>
+          </w:p>
+        </w:tc>
+      </w:tr>
+      <w:tr>
+        <w:trPr>
+          <w:cantSplit w:val="0"/>
+          <w:trHeight w:val="432" w:hRule="atLeast"/>
+          <w:tblHeader w:val="0"/>
+        </w:trPr>
+        <w:tc>
+          <w:tcPr>
+            <w:gridSpan w:val="3"/>
+            <w:tcBorders>
+              <w:left w:color="000000" w:space="0" w:sz="4" w:val="single"/>
+              <w:bottom w:color="000000" w:space="0" w:sz="4" w:val="single"/>
+              <w:right w:color="000000" w:space="0" w:sz="4" w:val="single"/>
+            </w:tcBorders>
+          </w:tcPr>
+          <w:p>
+            <w:pPr>
+              <w:jc w:val="center"/>
+              <w:rPr>
+                <w:color w:val="1f3864"/>
+              </w:rPr>
+            </w:pPr>
+            <w:r>
+              <w:rPr>
+                <w:color w:val="1f3864"/>
+                <w:rtl w:val="0"/>
+              </w:rPr>
+              <w:t xml:space="preserve">14</w:t>
+            </w:r>
+          </w:p>
+        </w:tc>
+        <w:tc>
+          <w:tcPr>
+            <w:gridSpan w:val="6"/>
+            <w:tcBorders>
+              <w:left w:color="000000" w:space="0" w:sz="4" w:val="single"/>
+              <w:bottom w:color="000000" w:space="0" w:sz="4" w:val="single"/>
+              <w:right w:color="000000" w:space="0" w:sz="4" w:val="single"/>
+            </w:tcBorders>
+          </w:tcPr>
+          <w:p>
+            <w:pPr>
+              <w:spacing w:after="0" w:line="240" w:lineRule="auto"/>
+              <w:rPr/>
+            </w:pPr>
+            <w:r>
+              <w:rPr>
+                <w:rtl w:val="0"/>
+              </w:rPr>
+              <w:t xml:space="preserve">Validar las reglas de negocio relacionadas con fechas, datos obligatorios y asignación de desarrolladores.</w:t>
+            </w:r>
+          </w:p>
+        </w:tc>
+      </w:tr>
+      <w:tr>
+        <w:trPr>
+          <w:cantSplit w:val="0"/>
+          <w:trHeight w:val="432" w:hRule="atLeast"/>
+          <w:tblHeader w:val="0"/>
+        </w:trPr>
+        <w:tc>
+          <w:tcPr>
+            <w:gridSpan w:val="3"/>
+            <w:tcBorders>
+              <w:left w:color="000000" w:space="0" w:sz="4" w:val="single"/>
+              <w:bottom w:color="000000" w:space="0" w:sz="4" w:val="single"/>
+              <w:right w:color="000000" w:space="0" w:sz="4" w:val="single"/>
+            </w:tcBorders>
+          </w:tcPr>
+          <w:p>
+            <w:pPr>
+              <w:jc w:val="center"/>
+              <w:rPr>
+                <w:color w:val="1f3864"/>
+              </w:rPr>
+            </w:pPr>
+            <w:r>
+              <w:rPr>
+                <w:color w:val="1f3864"/>
+                <w:rtl w:val="0"/>
+              </w:rPr>
+              <w:t xml:space="preserve">15</w:t>
+            </w:r>
+          </w:p>
+        </w:tc>
+        <w:tc>
+          <w:tcPr>
+            <w:gridSpan w:val="6"/>
+            <w:tcBorders>
+              <w:left w:color="000000" w:space="0" w:sz="4" w:val="single"/>
+              <w:bottom w:color="000000" w:space="0" w:sz="4" w:val="single"/>
+              <w:right w:color="000000" w:space="0" w:sz="4" w:val="single"/>
+            </w:tcBorders>
+          </w:tcPr>
+          <w:p>
+            <w:pPr>
+              <w:spacing w:after="0" w:line="240" w:lineRule="auto"/>
+              <w:rPr/>
+            </w:pPr>
+            <w:r>
+              <w:rPr>
+                <w:rtl w:val="0"/>
+              </w:rPr>
+              <w:t xml:space="preserve">Ejecutar pruebas funcionales para verificar el cálculo automático del avance, la gestión del equipo y el comportamiento general del proyecto.</w:t>
             </w:r>
           </w:p>
         </w:tc>
@@ -3680,43 +6103,33 @@
               <w:ind w:left="0" w:right="0" w:firstLine="0"/>
               <w:jc w:val="center"/>
               <w:rPr>
-                <w:rFonts w:ascii="Calibri" w:cs="Calibri" w:eastAsia="Calibri" w:hAnsi="Calibri"/>
-                <w:b w:val="1"/>
-                <w:bCs w:val="1"/>
-                <w:i w:val="0"/>
-                <w:iCs w:val="0"/>
-                <w:smallCaps w:val="0"/>
-                <w:strike w:val="0"/>
-                <w:color w:val="1f3864"/>
-                <w:sz w:val="22"/>
-                <w:szCs w:val="22"/>
-                <w:u w:val="none"/>
-                <w:shd w:fill="auto" w:val="clear"/>
-                <w:vertAlign w:val="baseline"/>
-              </w:rPr>
-            </w:pPr>
-            <w:r>
-              <w:rPr>
-                <w:b w:val="1"/>
-                <w:bCs w:val="1"/>
-                <w:i w:val="0"/>
-                <w:iCs w:val="0"/>
-                <w:smallCaps w:val="0"/>
-                <w:strike w:val="0"/>
-                <w:color w:val="1f3864"/>
-                <w:sz w:val="22"/>
-                <w:szCs w:val="22"/>
+                <w:b w:val="1"/>
+                <w:bCs w:val="1"/>
+                <w:i w:val="0"/>
+                <w:iCs w:val="0"/>
+                <w:smallCaps w:val="0"/>
+                <w:strike w:val="0"/>
+                <w:color w:val="1f3864"/>
+                <w:u w:val="none"/>
+                <w:shd w:fill="auto" w:val="clear"/>
+                <w:vertAlign w:val="baseline"/>
+              </w:rPr>
+            </w:pPr>
+            <w:r>
+              <w:rPr>
+                <w:b w:val="1"/>
+                <w:bCs w:val="1"/>
+                <w:i w:val="0"/>
+                <w:iCs w:val="0"/>
+                <w:smallCaps w:val="0"/>
+                <w:strike w:val="0"/>
+                <w:color w:val="1f3864"/>
                 <w:u w:val="none"/>
                 <w:shd w:fill="auto" w:val="clear"/>
                 <w:vertAlign w:val="baseline"/>
                 <w:rtl w:val="0"/>
               </w:rPr>
               <w:t xml:space="preserve">CONTROL DE VERSIONES</w:t>
-            </w:r>
-            <w:r>
-              <w:rPr>
-                <w:rtl w:val="0"/>
-              </w:rPr>
             </w:r>
           </w:p>
         </w:tc>
@@ -3746,32 +6159,27 @@
               <w:ind w:left="0" w:right="0" w:firstLine="0"/>
               <w:jc w:val="center"/>
               <w:rPr>
-                <w:rFonts w:ascii="Calibri" w:cs="Calibri" w:eastAsia="Calibri" w:hAnsi="Calibri"/>
-                <w:b w:val="1"/>
-                <w:bCs w:val="1"/>
-                <w:i w:val="0"/>
-                <w:iCs w:val="0"/>
-                <w:smallCaps w:val="0"/>
-                <w:strike w:val="0"/>
-                <w:color w:val="1f3864"/>
-                <w:sz w:val="22"/>
-                <w:szCs w:val="22"/>
-                <w:u w:val="none"/>
-                <w:shd w:fill="auto" w:val="clear"/>
-                <w:vertAlign w:val="baseline"/>
-              </w:rPr>
-            </w:pPr>
-            <w:r>
-              <w:rPr>
-                <w:b w:val="1"/>
-                <w:bCs w:val="1"/>
-                <w:i w:val="0"/>
-                <w:iCs w:val="0"/>
-                <w:smallCaps w:val="0"/>
-                <w:strike w:val="0"/>
-                <w:color w:val="1f3864"/>
-                <w:sz w:val="22"/>
-                <w:szCs w:val="22"/>
+                <w:b w:val="1"/>
+                <w:bCs w:val="1"/>
+                <w:i w:val="0"/>
+                <w:iCs w:val="0"/>
+                <w:smallCaps w:val="0"/>
+                <w:strike w:val="0"/>
+                <w:color w:val="1f3864"/>
+                <w:u w:val="none"/>
+                <w:shd w:fill="auto" w:val="clear"/>
+                <w:vertAlign w:val="baseline"/>
+              </w:rPr>
+            </w:pPr>
+            <w:r>
+              <w:rPr>
+                <w:b w:val="1"/>
+                <w:bCs w:val="1"/>
+                <w:i w:val="0"/>
+                <w:iCs w:val="0"/>
+                <w:smallCaps w:val="0"/>
+                <w:strike w:val="0"/>
+                <w:color w:val="1f3864"/>
                 <w:u w:val="none"/>
                 <w:shd w:fill="auto" w:val="clear"/>
                 <w:vertAlign w:val="baseline"/>
@@ -3779,11 +6187,6 @@
               </w:rPr>
               <w:t xml:space="preserve">Versión</w:t>
             </w:r>
-            <w:r>
-              <w:rPr>
-                <w:rtl w:val="0"/>
-              </w:rPr>
-            </w:r>
           </w:p>
         </w:tc>
         <w:tc>
@@ -3806,32 +6209,27 @@
               <w:ind w:left="0" w:right="0" w:firstLine="0"/>
               <w:jc w:val="center"/>
               <w:rPr>
-                <w:rFonts w:ascii="Calibri" w:cs="Calibri" w:eastAsia="Calibri" w:hAnsi="Calibri"/>
-                <w:b w:val="1"/>
-                <w:bCs w:val="1"/>
-                <w:i w:val="0"/>
-                <w:iCs w:val="0"/>
-                <w:smallCaps w:val="0"/>
-                <w:strike w:val="0"/>
-                <w:color w:val="1f3864"/>
-                <w:sz w:val="22"/>
-                <w:szCs w:val="22"/>
-                <w:u w:val="none"/>
-                <w:shd w:fill="auto" w:val="clear"/>
-                <w:vertAlign w:val="baseline"/>
-              </w:rPr>
-            </w:pPr>
-            <w:r>
-              <w:rPr>
-                <w:b w:val="1"/>
-                <w:bCs w:val="1"/>
-                <w:i w:val="0"/>
-                <w:iCs w:val="0"/>
-                <w:smallCaps w:val="0"/>
-                <w:strike w:val="0"/>
-                <w:color w:val="1f3864"/>
-                <w:sz w:val="22"/>
-                <w:szCs w:val="22"/>
+                <w:b w:val="1"/>
+                <w:bCs w:val="1"/>
+                <w:i w:val="0"/>
+                <w:iCs w:val="0"/>
+                <w:smallCaps w:val="0"/>
+                <w:strike w:val="0"/>
+                <w:color w:val="1f3864"/>
+                <w:u w:val="none"/>
+                <w:shd w:fill="auto" w:val="clear"/>
+                <w:vertAlign w:val="baseline"/>
+              </w:rPr>
+            </w:pPr>
+            <w:r>
+              <w:rPr>
+                <w:b w:val="1"/>
+                <w:bCs w:val="1"/>
+                <w:i w:val="0"/>
+                <w:iCs w:val="0"/>
+                <w:smallCaps w:val="0"/>
+                <w:strike w:val="0"/>
+                <w:color w:val="1f3864"/>
                 <w:u w:val="none"/>
                 <w:shd w:fill="auto" w:val="clear"/>
                 <w:vertAlign w:val="baseline"/>
@@ -3839,11 +6237,6 @@
               </w:rPr>
               <w:t xml:space="preserve">Fecha</w:t>
             </w:r>
-            <w:r>
-              <w:rPr>
-                <w:rtl w:val="0"/>
-              </w:rPr>
-            </w:r>
           </w:p>
         </w:tc>
         <w:tc>
@@ -3866,32 +6259,27 @@
               <w:ind w:left="0" w:right="0" w:firstLine="0"/>
               <w:jc w:val="center"/>
               <w:rPr>
-                <w:rFonts w:ascii="Calibri" w:cs="Calibri" w:eastAsia="Calibri" w:hAnsi="Calibri"/>
-                <w:b w:val="1"/>
-                <w:bCs w:val="1"/>
-                <w:i w:val="0"/>
-                <w:iCs w:val="0"/>
-                <w:smallCaps w:val="0"/>
-                <w:strike w:val="0"/>
-                <w:color w:val="1f3864"/>
-                <w:sz w:val="22"/>
-                <w:szCs w:val="22"/>
-                <w:u w:val="none"/>
-                <w:shd w:fill="auto" w:val="clear"/>
-                <w:vertAlign w:val="baseline"/>
-              </w:rPr>
-            </w:pPr>
-            <w:r>
-              <w:rPr>
-                <w:b w:val="1"/>
-                <w:bCs w:val="1"/>
-                <w:i w:val="0"/>
-                <w:iCs w:val="0"/>
-                <w:smallCaps w:val="0"/>
-                <w:strike w:val="0"/>
-                <w:color w:val="1f3864"/>
-                <w:sz w:val="22"/>
-                <w:szCs w:val="22"/>
+                <w:b w:val="1"/>
+                <w:bCs w:val="1"/>
+                <w:i w:val="0"/>
+                <w:iCs w:val="0"/>
+                <w:smallCaps w:val="0"/>
+                <w:strike w:val="0"/>
+                <w:color w:val="1f3864"/>
+                <w:u w:val="none"/>
+                <w:shd w:fill="auto" w:val="clear"/>
+                <w:vertAlign w:val="baseline"/>
+              </w:rPr>
+            </w:pPr>
+            <w:r>
+              <w:rPr>
+                <w:b w:val="1"/>
+                <w:bCs w:val="1"/>
+                <w:i w:val="0"/>
+                <w:iCs w:val="0"/>
+                <w:smallCaps w:val="0"/>
+                <w:strike w:val="0"/>
+                <w:color w:val="1f3864"/>
                 <w:u w:val="none"/>
                 <w:shd w:fill="auto" w:val="clear"/>
                 <w:vertAlign w:val="baseline"/>
@@ -3899,11 +6287,6 @@
               </w:rPr>
               <w:t xml:space="preserve">Autor</w:t>
             </w:r>
-            <w:r>
-              <w:rPr>
-                <w:rtl w:val="0"/>
-              </w:rPr>
-            </w:r>
           </w:p>
         </w:tc>
         <w:tc>
@@ -3925,32 +6308,27 @@
               <w:ind w:left="0" w:right="0" w:firstLine="0"/>
               <w:jc w:val="center"/>
               <w:rPr>
-                <w:rFonts w:ascii="Calibri" w:cs="Calibri" w:eastAsia="Calibri" w:hAnsi="Calibri"/>
-                <w:b w:val="1"/>
-                <w:bCs w:val="1"/>
-                <w:i w:val="0"/>
-                <w:iCs w:val="0"/>
-                <w:smallCaps w:val="0"/>
-                <w:strike w:val="0"/>
-                <w:color w:val="1f3864"/>
-                <w:sz w:val="22"/>
-                <w:szCs w:val="22"/>
-                <w:u w:val="none"/>
-                <w:shd w:fill="auto" w:val="clear"/>
-                <w:vertAlign w:val="baseline"/>
-              </w:rPr>
-            </w:pPr>
-            <w:r>
-              <w:rPr>
-                <w:b w:val="1"/>
-                <w:bCs w:val="1"/>
-                <w:i w:val="0"/>
-                <w:iCs w:val="0"/>
-                <w:smallCaps w:val="0"/>
-                <w:strike w:val="0"/>
-                <w:color w:val="1f3864"/>
-                <w:sz w:val="22"/>
-                <w:szCs w:val="22"/>
+                <w:b w:val="1"/>
+                <w:bCs w:val="1"/>
+                <w:i w:val="0"/>
+                <w:iCs w:val="0"/>
+                <w:smallCaps w:val="0"/>
+                <w:strike w:val="0"/>
+                <w:color w:val="1f3864"/>
+                <w:u w:val="none"/>
+                <w:shd w:fill="auto" w:val="clear"/>
+                <w:vertAlign w:val="baseline"/>
+              </w:rPr>
+            </w:pPr>
+            <w:r>
+              <w:rPr>
+                <w:b w:val="1"/>
+                <w:bCs w:val="1"/>
+                <w:i w:val="0"/>
+                <w:iCs w:val="0"/>
+                <w:smallCaps w:val="0"/>
+                <w:strike w:val="0"/>
+                <w:color w:val="1f3864"/>
                 <w:u w:val="none"/>
                 <w:shd w:fill="auto" w:val="clear"/>
                 <w:vertAlign w:val="baseline"/>
@@ -3958,11 +6336,6 @@
               </w:rPr>
               <w:t xml:space="preserve">Revisión</w:t>
             </w:r>
-            <w:r>
-              <w:rPr>
-                <w:rtl w:val="0"/>
-              </w:rPr>
-            </w:r>
           </w:p>
         </w:tc>
         <w:tc>
@@ -3984,32 +6357,27 @@
               <w:ind w:left="0" w:right="0" w:firstLine="0"/>
               <w:jc w:val="center"/>
               <w:rPr>
-                <w:rFonts w:ascii="Calibri" w:cs="Calibri" w:eastAsia="Calibri" w:hAnsi="Calibri"/>
-                <w:b w:val="1"/>
-                <w:bCs w:val="1"/>
-                <w:i w:val="0"/>
-                <w:iCs w:val="0"/>
-                <w:smallCaps w:val="0"/>
-                <w:strike w:val="0"/>
-                <w:color w:val="1f3864"/>
-                <w:sz w:val="22"/>
-                <w:szCs w:val="22"/>
-                <w:u w:val="none"/>
-                <w:shd w:fill="auto" w:val="clear"/>
-                <w:vertAlign w:val="baseline"/>
-              </w:rPr>
-            </w:pPr>
-            <w:r>
-              <w:rPr>
-                <w:b w:val="1"/>
-                <w:bCs w:val="1"/>
-                <w:i w:val="0"/>
-                <w:iCs w:val="0"/>
-                <w:smallCaps w:val="0"/>
-                <w:strike w:val="0"/>
-                <w:color w:val="1f3864"/>
-                <w:sz w:val="22"/>
-                <w:szCs w:val="22"/>
+                <w:b w:val="1"/>
+                <w:bCs w:val="1"/>
+                <w:i w:val="0"/>
+                <w:iCs w:val="0"/>
+                <w:smallCaps w:val="0"/>
+                <w:strike w:val="0"/>
+                <w:color w:val="1f3864"/>
+                <w:u w:val="none"/>
+                <w:shd w:fill="auto" w:val="clear"/>
+                <w:vertAlign w:val="baseline"/>
+              </w:rPr>
+            </w:pPr>
+            <w:r>
+              <w:rPr>
+                <w:b w:val="1"/>
+                <w:bCs w:val="1"/>
+                <w:i w:val="0"/>
+                <w:iCs w:val="0"/>
+                <w:smallCaps w:val="0"/>
+                <w:strike w:val="0"/>
+                <w:color w:val="1f3864"/>
                 <w:u w:val="none"/>
                 <w:shd w:fill="auto" w:val="clear"/>
                 <w:vertAlign w:val="baseline"/>
@@ -4017,11 +6385,6 @@
               </w:rPr>
               <w:t xml:space="preserve">Descripción</w:t>
             </w:r>
-            <w:r>
-              <w:rPr>
-                <w:rtl w:val="0"/>
-              </w:rPr>
-            </w:r>
           </w:p>
         </w:tc>
         <w:tc>
@@ -4043,43 +6406,33 @@
               <w:ind w:left="0" w:right="0" w:firstLine="0"/>
               <w:jc w:val="center"/>
               <w:rPr>
-                <w:rFonts w:ascii="Calibri" w:cs="Calibri" w:eastAsia="Calibri" w:hAnsi="Calibri"/>
-                <w:b w:val="1"/>
-                <w:bCs w:val="1"/>
-                <w:i w:val="0"/>
-                <w:iCs w:val="0"/>
-                <w:smallCaps w:val="0"/>
-                <w:strike w:val="0"/>
-                <w:color w:val="1f3864"/>
-                <w:sz w:val="22"/>
-                <w:szCs w:val="22"/>
-                <w:u w:val="none"/>
-                <w:shd w:fill="auto" w:val="clear"/>
-                <w:vertAlign w:val="baseline"/>
-              </w:rPr>
-            </w:pPr>
-            <w:r>
-              <w:rPr>
-                <w:b w:val="1"/>
-                <w:bCs w:val="1"/>
-                <w:i w:val="0"/>
-                <w:iCs w:val="0"/>
-                <w:smallCaps w:val="0"/>
-                <w:strike w:val="0"/>
-                <w:color w:val="1f3864"/>
-                <w:sz w:val="22"/>
-                <w:szCs w:val="22"/>
+                <w:b w:val="1"/>
+                <w:bCs w:val="1"/>
+                <w:i w:val="0"/>
+                <w:iCs w:val="0"/>
+                <w:smallCaps w:val="0"/>
+                <w:strike w:val="0"/>
+                <w:color w:val="1f3864"/>
+                <w:u w:val="none"/>
+                <w:shd w:fill="auto" w:val="clear"/>
+                <w:vertAlign w:val="baseline"/>
+              </w:rPr>
+            </w:pPr>
+            <w:r>
+              <w:rPr>
+                <w:b w:val="1"/>
+                <w:bCs w:val="1"/>
+                <w:i w:val="0"/>
+                <w:iCs w:val="0"/>
+                <w:smallCaps w:val="0"/>
+                <w:strike w:val="0"/>
+                <w:color w:val="1f3864"/>
                 <w:u w:val="none"/>
                 <w:shd w:fill="auto" w:val="clear"/>
                 <w:vertAlign w:val="baseline"/>
                 <w:rtl w:val="0"/>
               </w:rPr>
               <w:t xml:space="preserve">Aprobador</w:t>
-            </w:r>
-            <w:r>
-              <w:rPr>
-                <w:rtl w:val="0"/>
-              </w:rPr>
             </w:r>
           </w:p>
         </w:tc>
@@ -4109,16 +6462,11 @@
               <w:ind w:left="0" w:right="0" w:firstLine="0"/>
               <w:jc w:val="center"/>
               <w:rPr>
-                <w:rFonts w:ascii="Calibri" w:cs="Calibri" w:eastAsia="Calibri" w:hAnsi="Calibri"/>
-                <w:b w:val="0"/>
-                <w:bCs w:val="0"/>
                 <w:i w:val="0"/>
                 <w:iCs w:val="0"/>
                 <w:smallCaps w:val="0"/>
                 <w:strike w:val="0"/>
                 <w:color w:val="000000"/>
-                <w:sz w:val="22"/>
-                <w:szCs w:val="22"/>
                 <w:u w:val="none"/>
                 <w:shd w:fill="auto" w:val="clear"/>
                 <w:vertAlign w:val="baseline"/>
@@ -4157,16 +6505,11 @@
               <w:ind w:left="0" w:right="0" w:firstLine="0"/>
               <w:jc w:val="center"/>
               <w:rPr>
-                <w:rFonts w:ascii="Calibri" w:cs="Calibri" w:eastAsia="Calibri" w:hAnsi="Calibri"/>
-                <w:b w:val="0"/>
-                <w:bCs w:val="0"/>
                 <w:i w:val="0"/>
                 <w:iCs w:val="0"/>
                 <w:smallCaps w:val="0"/>
                 <w:strike w:val="0"/>
                 <w:color w:val="000000"/>
-                <w:sz w:val="22"/>
-                <w:szCs w:val="22"/>
                 <w:u w:val="none"/>
                 <w:shd w:fill="auto" w:val="clear"/>
                 <w:vertAlign w:val="baseline"/>
@@ -4205,16 +6548,11 @@
               <w:ind w:left="0" w:right="0" w:firstLine="0"/>
               <w:jc w:val="center"/>
               <w:rPr>
-                <w:rFonts w:ascii="Calibri" w:cs="Calibri" w:eastAsia="Calibri" w:hAnsi="Calibri"/>
-                <w:b w:val="0"/>
-                <w:bCs w:val="0"/>
                 <w:i w:val="0"/>
                 <w:iCs w:val="0"/>
                 <w:smallCaps w:val="0"/>
                 <w:strike w:val="0"/>
                 <w:color w:val="000000"/>
-                <w:sz w:val="22"/>
-                <w:szCs w:val="22"/>
                 <w:u w:val="none"/>
                 <w:shd w:fill="auto" w:val="clear"/>
                 <w:vertAlign w:val="baseline"/>
@@ -4252,16 +6590,11 @@
               <w:ind w:left="0" w:right="0" w:firstLine="0"/>
               <w:jc w:val="center"/>
               <w:rPr>
-                <w:rFonts w:ascii="Calibri" w:cs="Calibri" w:eastAsia="Calibri" w:hAnsi="Calibri"/>
-                <w:b w:val="0"/>
-                <w:bCs w:val="0"/>
                 <w:i w:val="0"/>
                 <w:iCs w:val="0"/>
                 <w:smallCaps w:val="0"/>
                 <w:strike w:val="0"/>
                 <w:color w:val="000000"/>
-                <w:sz w:val="22"/>
-                <w:szCs w:val="22"/>
                 <w:u w:val="none"/>
                 <w:shd w:fill="auto" w:val="clear"/>
                 <w:vertAlign w:val="baseline"/>
@@ -4335,20 +6668,162 @@
               <w:ind w:left="0" w:right="0" w:firstLine="0"/>
               <w:jc w:val="center"/>
               <w:rPr>
-                <w:rFonts w:ascii="Calibri" w:cs="Calibri" w:eastAsia="Calibri" w:hAnsi="Calibri"/>
-                <w:b w:val="0"/>
-                <w:bCs w:val="0"/>
                 <w:i w:val="0"/>
                 <w:iCs w:val="0"/>
                 <w:smallCaps w:val="0"/>
                 <w:strike w:val="0"/>
                 <w:color w:val="000000"/>
-                <w:sz w:val="22"/>
-                <w:szCs w:val="22"/>
-                <w:u w:val="none"/>
-                <w:shd w:fill="auto" w:val="clear"/>
-                <w:vertAlign w:val="baseline"/>
-              </w:rPr>
+                <w:u w:val="none"/>
+                <w:shd w:fill="auto" w:val="clear"/>
+                <w:vertAlign w:val="baseline"/>
+              </w:rPr>
+            </w:pPr>
+            <w:r>
+              <w:rPr>
+                <w:rtl w:val="0"/>
+              </w:rPr>
+            </w:r>
+          </w:p>
+        </w:tc>
+      </w:tr>
+      <w:tr>
+        <w:trPr>
+          <w:cantSplit w:val="0"/>
+          <w:tblHeader w:val="0"/>
+        </w:trPr>
+        <w:tc>
+          <w:tcPr>
+            <w:gridSpan w:val="2"/>
+            <w:tcBorders>
+              <w:top w:color="000000" w:space="0" w:sz="4" w:val="single"/>
+              <w:left w:color="000000" w:space="0" w:sz="4" w:val="single"/>
+              <w:bottom w:color="000000" w:space="0" w:sz="4" w:val="single"/>
+              <w:right w:color="000000" w:space="0" w:sz="4" w:val="single"/>
+            </w:tcBorders>
+          </w:tcPr>
+          <w:p>
+            <w:pPr>
+              <w:jc w:val="center"/>
+              <w:rPr/>
+            </w:pPr>
+            <w:r>
+              <w:rPr>
+                <w:rtl w:val="0"/>
+              </w:rPr>
+              <w:t xml:space="preserve">2.0</w:t>
+            </w:r>
+          </w:p>
+        </w:tc>
+        <w:tc>
+          <w:tcPr>
+            <w:gridSpan w:val="2"/>
+            <w:tcBorders>
+              <w:top w:color="000000" w:space="0" w:sz="4" w:val="single"/>
+              <w:left w:color="000000" w:space="0" w:sz="4" w:val="single"/>
+              <w:bottom w:color="000000" w:space="0" w:sz="4" w:val="single"/>
+              <w:right w:color="000000" w:space="0" w:sz="4" w:val="single"/>
+            </w:tcBorders>
+          </w:tcPr>
+          <w:p>
+            <w:pPr>
+              <w:jc w:val="center"/>
+              <w:rPr/>
+            </w:pPr>
+            <w:r>
+              <w:rPr>
+                <w:rtl w:val="0"/>
+              </w:rPr>
+              <w:t xml:space="preserve">04/07/2026</w:t>
+            </w:r>
+          </w:p>
+        </w:tc>
+        <w:tc>
+          <w:tcPr>
+            <w:gridSpan w:val="2"/>
+            <w:tcBorders>
+              <w:top w:color="000000" w:space="0" w:sz="4" w:val="single"/>
+              <w:left w:color="000000" w:space="0" w:sz="4" w:val="single"/>
+              <w:bottom w:color="000000" w:space="0" w:sz="4" w:val="single"/>
+              <w:right w:color="000000" w:space="0" w:sz="4" w:val="single"/>
+            </w:tcBorders>
+          </w:tcPr>
+          <w:p>
+            <w:pPr>
+              <w:jc w:val="center"/>
+              <w:rPr/>
+            </w:pPr>
+            <w:r>
+              <w:rPr>
+                <w:rtl w:val="0"/>
+              </w:rPr>
+              <w:t xml:space="preserve">Efrain Manotas</w:t>
+            </w:r>
+          </w:p>
+        </w:tc>
+        <w:tc>
+          <w:tcPr>
+            <w:tcBorders>
+              <w:top w:color="000000" w:space="0" w:sz="4" w:val="single"/>
+              <w:left w:color="000000" w:space="0" w:sz="4" w:val="single"/>
+              <w:bottom w:color="000000" w:space="0" w:sz="4" w:val="single"/>
+              <w:right w:color="000000" w:space="0" w:sz="4" w:val="single"/>
+            </w:tcBorders>
+          </w:tcPr>
+          <w:p>
+            <w:pPr>
+              <w:jc w:val="center"/>
+              <w:rPr/>
+            </w:pPr>
+            <w:r>
+              <w:rPr>
+                <w:rtl w:val="0"/>
+              </w:rPr>
+            </w:r>
+          </w:p>
+        </w:tc>
+        <w:tc>
+          <w:tcPr>
+            <w:tcBorders>
+              <w:top w:color="000000" w:space="0" w:sz="4" w:val="single"/>
+              <w:left w:color="000000" w:space="0" w:sz="4" w:val="single"/>
+              <w:bottom w:color="000000" w:space="0" w:sz="4" w:val="single"/>
+              <w:right w:color="000000" w:space="0" w:sz="4" w:val="single"/>
+            </w:tcBorders>
+          </w:tcPr>
+          <w:p>
+            <w:pPr>
+              <w:jc w:val="center"/>
+              <w:rPr>
+                <w:b w:val="1"/>
+                <w:bCs w:val="1"/>
+              </w:rPr>
+            </w:pPr>
+            <w:r>
+              <w:rPr>
+                <w:rtl w:val="0"/>
+              </w:rPr>
+              <w:t xml:space="preserve">Revisión e implementación de mejoras HU-07</w:t>
+            </w:r>
+            <w:r>
+              <w:rPr>
+                <w:rtl w:val="0"/>
+              </w:rPr>
+            </w:r>
+          </w:p>
+        </w:tc>
+        <w:tc>
+          <w:tcPr>
+            <w:tcBorders>
+              <w:top w:color="000000" w:space="0" w:sz="4" w:val="single"/>
+              <w:left w:color="000000" w:space="0" w:sz="4" w:val="single"/>
+              <w:bottom w:color="000000" w:space="0" w:sz="4" w:val="single"/>
+              <w:right w:color="000000" w:space="0" w:sz="4" w:val="single"/>
+            </w:tcBorders>
+          </w:tcPr>
+          <w:p>
+            <w:pPr>
+              <w:jc w:val="center"/>
+              <w:rPr/>
             </w:pPr>
             <w:r>
               <w:rPr>
@@ -4370,16 +6845,11 @@
         <w:ind w:left="0" w:right="0" w:firstLine="0"/>
         <w:jc w:val="left"/>
         <w:rPr>
-          <w:rFonts w:ascii="Calibri" w:cs="Calibri" w:eastAsia="Calibri" w:hAnsi="Calibri"/>
-          <w:b w:val="0"/>
-          <w:bCs w:val="0"/>
           <w:i w:val="0"/>
           <w:iCs w:val="0"/>
           <w:smallCaps w:val="0"/>
           <w:strike w:val="0"/>
           <w:color w:val="000000"/>
-          <w:sz w:val="22"/>
-          <w:szCs w:val="22"/>
           <w:u w:val="none"/>
           <w:shd w:fill="auto" w:val="clear"/>
           <w:vertAlign w:val="baseline"/>

--- a/docs/Historias de Usuario/HU-07 - IKernell Soluciones Software.docx
+++ b/docs/Historias de Usuario/HU-07 - IKernell Soluciones Software.docx
@@ -1301,6 +1301,44 @@
                 <w:rtl w:val="0"/>
               </w:rPr>
               <w:t xml:space="preserve">- El sistema debe impedir asignar un desarrollador inactivo a un proyecto.</w:t>
+              <w:br w:type="textWrapping"/>
+              <w:t xml:space="preserve">- El sistema debe impedir que un usuario con rol organizacional Coordinador sea asignado como miembro del equipo de un proyecto.</w:t>
+            </w:r>
+          </w:p>
+          <w:p>
+            <w:pPr>
+              <w:keepNext w:val="0"/>
+              <w:keepLines w:val="0"/>
+              <w:widowControl w:val="1"/>
+              <w:shd w:fill="auto" w:val="clear"/>
+              <w:spacing w:after="0" w:before="0" w:line="240" w:lineRule="auto"/>
+              <w:ind w:left="0" w:right="0" w:firstLine="0"/>
+              <w:jc w:val="both"/>
+              <w:rPr/>
+            </w:pPr>
+            <w:r>
+              <w:rPr>
+                <w:rtl w:val="0"/>
+              </w:rPr>
+              <w:t xml:space="preserve">- El sistema debe permitir un único Líder de Proyecto vigente por proyecto; al asignar un nuevo líder, el sistema debe desvincular automáticamente al líder anterior.</w:t>
+            </w:r>
+          </w:p>
+          <w:p>
+            <w:pPr>
+              <w:keepNext w:val="0"/>
+              <w:keepLines w:val="0"/>
+              <w:widowControl w:val="1"/>
+              <w:shd w:fill="auto" w:val="clear"/>
+              <w:spacing w:after="0" w:before="0" w:line="240" w:lineRule="auto"/>
+              <w:ind w:left="0" w:right="0" w:firstLine="0"/>
+              <w:jc w:val="both"/>
+              <w:rPr/>
+            </w:pPr>
+            <w:r>
+              <w:rPr>
+                <w:rtl w:val="0"/>
+              </w:rPr>
+              <w:t xml:space="preserve">- El sistema debe permitir asignar el rol de Líder dentro de un proyecto únicamente a usuarios cuyo rol organizacional sea Líder de Proyecto.</w:t>
             </w:r>
           </w:p>
         </w:tc>
@@ -4969,6 +5007,1380 @@
       <w:tr>
         <w:trPr>
           <w:cantSplit w:val="0"/>
+          <w:trHeight w:val="667.109375" w:hRule="atLeast"/>
+          <w:tblHeader w:val="0"/>
+        </w:trPr>
+        <w:tc>
+          <w:tcPr>
+            <w:gridSpan w:val="3"/>
+            <w:vMerge w:val="restart"/>
+            <w:tcBorders>
+              <w:top w:color="000000" w:space="0" w:sz="4" w:val="single"/>
+              <w:left w:color="000000" w:space="0" w:sz="4" w:val="single"/>
+              <w:bottom w:color="000000" w:space="0" w:sz="4" w:val="single"/>
+              <w:right w:color="000000" w:space="0" w:sz="4" w:val="single"/>
+            </w:tcBorders>
+            <w:vAlign w:val="center"/>
+          </w:tcPr>
+          <w:p>
+            <w:pPr>
+              <w:jc w:val="center"/>
+              <w:rPr>
+                <w:b w:val="1"/>
+                <w:bCs w:val="1"/>
+                <w:color w:val="1f3864"/>
+              </w:rPr>
+            </w:pPr>
+            <w:r>
+              <w:rPr>
+                <w:b w:val="1"/>
+                <w:bCs w:val="1"/>
+                <w:color w:val="1f3864"/>
+                <w:rtl w:val="0"/>
+              </w:rPr>
+              <w:t xml:space="preserve">Condición 11</w:t>
+            </w:r>
+          </w:p>
+          <w:p>
+            <w:pPr>
+              <w:jc w:val="center"/>
+              <w:rPr>
+                <w:b w:val="1"/>
+                <w:bCs w:val="1"/>
+                <w:color w:val="1f3864"/>
+              </w:rPr>
+            </w:pPr>
+            <w:r>
+              <w:rPr>
+                <w:rtl w:val="0"/>
+              </w:rPr>
+            </w:r>
+          </w:p>
+        </w:tc>
+        <w:tc>
+          <w:tcPr>
+            <w:gridSpan w:val="2"/>
+            <w:tcBorders>
+              <w:top w:color="000000" w:space="0" w:sz="4" w:val="single"/>
+              <w:left w:color="000000" w:space="0" w:sz="4" w:val="single"/>
+              <w:bottom w:color="000000" w:space="0" w:sz="4" w:val="single"/>
+              <w:right w:color="000000" w:space="0" w:sz="4" w:val="single"/>
+            </w:tcBorders>
+            <w:vAlign w:val="center"/>
+          </w:tcPr>
+          <w:p>
+            <w:pPr>
+              <w:rPr>
+                <w:b w:val="1"/>
+                <w:bCs w:val="1"/>
+                <w:color w:val="1f3864"/>
+              </w:rPr>
+            </w:pPr>
+            <w:r>
+              <w:rPr>
+                <w:b w:val="1"/>
+                <w:bCs w:val="1"/>
+                <w:color w:val="1f3864"/>
+                <w:rtl w:val="0"/>
+              </w:rPr>
+              <w:t xml:space="preserve">Dado:</w:t>
+            </w:r>
+          </w:p>
+        </w:tc>
+        <w:tc>
+          <w:tcPr>
+            <w:gridSpan w:val="4"/>
+            <w:tcBorders>
+              <w:top w:color="000000" w:space="0" w:sz="4" w:val="single"/>
+              <w:left w:color="000000" w:space="0" w:sz="4" w:val="single"/>
+              <w:bottom w:color="000000" w:space="0" w:sz="4" w:val="single"/>
+              <w:right w:color="000000" w:space="0" w:sz="4" w:val="single"/>
+            </w:tcBorders>
+            <w:vAlign w:val="center"/>
+          </w:tcPr>
+          <w:p>
+            <w:pPr>
+              <w:spacing w:line="240" w:lineRule="auto"/>
+              <w:rPr/>
+            </w:pPr>
+            <w:r>
+              <w:rPr>
+                <w:rtl w:val="0"/>
+              </w:rPr>
+              <w:t xml:space="preserve">que el líder o coordinador intenta agregar un usuario con rol organizacional Coordinador al equipo del proyecto</w:t>
+            </w:r>
+          </w:p>
+        </w:tc>
+      </w:tr>
+      <w:tr>
+        <w:trPr>
+          <w:cantSplit w:val="0"/>
+          <w:tblHeader w:val="0"/>
+        </w:trPr>
+        <w:tc>
+          <w:tcPr>
+            <w:gridSpan w:val="3"/>
+            <w:vMerge w:val="continue"/>
+            <w:tcBorders>
+              <w:top w:color="000000" w:space="0" w:sz="4" w:val="single"/>
+              <w:left w:color="000000" w:space="0" w:sz="4" w:val="single"/>
+              <w:bottom w:color="000000" w:space="0" w:sz="4" w:val="single"/>
+              <w:right w:color="000000" w:space="0" w:sz="4" w:val="single"/>
+            </w:tcBorders>
+            <w:vAlign w:val="center"/>
+          </w:tcPr>
+          <w:p>
+            <w:pPr>
+              <w:keepNext w:val="0"/>
+              <w:keepLines w:val="0"/>
+              <w:pageBreakBefore w:val="0"/>
+              <w:widowControl w:val="0"/>
+              <w:pBdr>
+                <w:top w:space="0" w:sz="0" w:val="nil"/>
+                <w:left w:space="0" w:sz="0" w:val="nil"/>
+                <w:bottom w:space="0" w:sz="0" w:val="nil"/>
+                <w:right w:space="0" w:sz="0" w:val="nil"/>
+                <w:between w:space="0" w:sz="0" w:val="nil"/>
+              </w:pBdr>
+              <w:shd w:fill="auto" w:val="clear"/>
+              <w:spacing w:after="0" w:before="0" w:line="276" w:lineRule="auto"/>
+              <w:ind w:left="0" w:right="0" w:firstLine="0"/>
+              <w:jc w:val="left"/>
+              <w:rPr/>
+            </w:pPr>
+            <w:r>
+              <w:rPr>
+                <w:rtl w:val="0"/>
+              </w:rPr>
+              <w:t xml:space="preserve">Condición 10</w:t>
+            </w:r>
+          </w:p>
+          <w:p>
+            <w:pPr>
+              <w:keepNext w:val="0"/>
+              <w:keepLines w:val="0"/>
+              <w:pageBreakBefore w:val="0"/>
+              <w:widowControl w:val="0"/>
+              <w:pBdr>
+                <w:top w:space="0" w:sz="0" w:val="nil"/>
+                <w:left w:space="0" w:sz="0" w:val="nil"/>
+                <w:bottom w:space="0" w:sz="0" w:val="nil"/>
+                <w:right w:space="0" w:sz="0" w:val="nil"/>
+                <w:between w:space="0" w:sz="0" w:val="nil"/>
+              </w:pBdr>
+              <w:shd w:fill="auto" w:val="clear"/>
+              <w:spacing w:after="0" w:before="0" w:line="276" w:lineRule="auto"/>
+              <w:ind w:left="0" w:right="0" w:firstLine="0"/>
+              <w:jc w:val="left"/>
+              <w:rPr/>
+            </w:pPr>
+            <w:r>
+              <w:rPr>
+                <w:rtl w:val="0"/>
+              </w:rPr>
+            </w:r>
+          </w:p>
+          <w:p>
+            <w:pPr>
+              <w:keepNext w:val="0"/>
+              <w:keepLines w:val="0"/>
+              <w:pageBreakBefore w:val="0"/>
+              <w:widowControl w:val="0"/>
+              <w:pBdr>
+                <w:top w:space="0" w:sz="0" w:val="nil"/>
+                <w:left w:space="0" w:sz="0" w:val="nil"/>
+                <w:bottom w:space="0" w:sz="0" w:val="nil"/>
+                <w:right w:space="0" w:sz="0" w:val="nil"/>
+                <w:between w:space="0" w:sz="0" w:val="nil"/>
+              </w:pBdr>
+              <w:shd w:fill="auto" w:val="clear"/>
+              <w:spacing w:after="0" w:before="0" w:line="276" w:lineRule="auto"/>
+              <w:ind w:left="0" w:right="0" w:firstLine="0"/>
+              <w:jc w:val="left"/>
+              <w:rPr/>
+            </w:pPr>
+            <w:r>
+              <w:rPr>
+                <w:rtl w:val="0"/>
+              </w:rPr>
+            </w:r>
+          </w:p>
+          <w:p>
+            <w:pPr>
+              <w:keepNext w:val="0"/>
+              <w:keepLines w:val="0"/>
+              <w:pageBreakBefore w:val="0"/>
+              <w:widowControl w:val="0"/>
+              <w:pBdr>
+                <w:top w:space="0" w:sz="0" w:val="nil"/>
+                <w:left w:space="0" w:sz="0" w:val="nil"/>
+                <w:bottom w:space="0" w:sz="0" w:val="nil"/>
+                <w:right w:space="0" w:sz="0" w:val="nil"/>
+                <w:between w:space="0" w:sz="0" w:val="nil"/>
+              </w:pBdr>
+              <w:shd w:fill="auto" w:val="clear"/>
+              <w:spacing w:after="0" w:before="0" w:line="276" w:lineRule="auto"/>
+              <w:ind w:left="0" w:right="0" w:firstLine="0"/>
+              <w:jc w:val="left"/>
+              <w:rPr/>
+            </w:pPr>
+            <w:r>
+              <w:rPr>
+                <w:rtl w:val="0"/>
+              </w:rPr>
+              <w:t xml:space="preserve">Dado:</w:t>
+            </w:r>
+          </w:p>
+          <w:p>
+            <w:pPr>
+              <w:keepNext w:val="0"/>
+              <w:keepLines w:val="0"/>
+              <w:pageBreakBefore w:val="0"/>
+              <w:widowControl w:val="0"/>
+              <w:pBdr>
+                <w:top w:space="0" w:sz="0" w:val="nil"/>
+                <w:left w:space="0" w:sz="0" w:val="nil"/>
+                <w:bottom w:space="0" w:sz="0" w:val="nil"/>
+                <w:right w:space="0" w:sz="0" w:val="nil"/>
+                <w:between w:space="0" w:sz="0" w:val="nil"/>
+              </w:pBdr>
+              <w:shd w:fill="auto" w:val="clear"/>
+              <w:spacing w:after="0" w:before="0" w:line="276" w:lineRule="auto"/>
+              <w:ind w:left="0" w:right="0" w:firstLine="0"/>
+              <w:jc w:val="left"/>
+              <w:rPr/>
+            </w:pPr>
+            <w:r>
+              <w:rPr>
+                <w:rtl w:val="0"/>
+              </w:rPr>
+              <w:t xml:space="preserve">que el líder intenta asignar un desarrollador inactivo a un proyecto</w:t>
+            </w:r>
+          </w:p>
+          <w:p>
+            <w:pPr>
+              <w:keepNext w:val="0"/>
+              <w:keepLines w:val="0"/>
+              <w:pageBreakBefore w:val="0"/>
+              <w:widowControl w:val="0"/>
+              <w:pBdr>
+                <w:top w:space="0" w:sz="0" w:val="nil"/>
+                <w:left w:space="0" w:sz="0" w:val="nil"/>
+                <w:bottom w:space="0" w:sz="0" w:val="nil"/>
+                <w:right w:space="0" w:sz="0" w:val="nil"/>
+                <w:between w:space="0" w:sz="0" w:val="nil"/>
+              </w:pBdr>
+              <w:shd w:fill="auto" w:val="clear"/>
+              <w:spacing w:after="0" w:before="0" w:line="276" w:lineRule="auto"/>
+              <w:ind w:left="0" w:right="0" w:firstLine="0"/>
+              <w:jc w:val="left"/>
+              <w:rPr/>
+            </w:pPr>
+            <w:r>
+              <w:rPr>
+                <w:rtl w:val="0"/>
+              </w:rPr>
+              <w:t xml:space="preserve">Cuando:</w:t>
+            </w:r>
+          </w:p>
+          <w:p>
+            <w:pPr>
+              <w:keepNext w:val="0"/>
+              <w:keepLines w:val="0"/>
+              <w:pageBreakBefore w:val="0"/>
+              <w:widowControl w:val="0"/>
+              <w:pBdr>
+                <w:top w:space="0" w:sz="0" w:val="nil"/>
+                <w:left w:space="0" w:sz="0" w:val="nil"/>
+                <w:bottom w:space="0" w:sz="0" w:val="nil"/>
+                <w:right w:space="0" w:sz="0" w:val="nil"/>
+                <w:between w:space="0" w:sz="0" w:val="nil"/>
+              </w:pBdr>
+              <w:shd w:fill="auto" w:val="clear"/>
+              <w:spacing w:after="0" w:before="0" w:line="276" w:lineRule="auto"/>
+              <w:ind w:left="0" w:right="0" w:firstLine="0"/>
+              <w:jc w:val="left"/>
+              <w:rPr/>
+            </w:pPr>
+            <w:r>
+              <w:rPr>
+                <w:rtl w:val="0"/>
+              </w:rPr>
+              <w:t xml:space="preserve">guarda la asignación</w:t>
+            </w:r>
+          </w:p>
+          <w:p>
+            <w:pPr>
+              <w:keepNext w:val="0"/>
+              <w:keepLines w:val="0"/>
+              <w:pageBreakBefore w:val="0"/>
+              <w:widowControl w:val="0"/>
+              <w:pBdr>
+                <w:top w:space="0" w:sz="0" w:val="nil"/>
+                <w:left w:space="0" w:sz="0" w:val="nil"/>
+                <w:bottom w:space="0" w:sz="0" w:val="nil"/>
+                <w:right w:space="0" w:sz="0" w:val="nil"/>
+                <w:between w:space="0" w:sz="0" w:val="nil"/>
+              </w:pBdr>
+              <w:shd w:fill="auto" w:val="clear"/>
+              <w:spacing w:after="0" w:before="0" w:line="276" w:lineRule="auto"/>
+              <w:ind w:left="0" w:right="0" w:firstLine="0"/>
+              <w:jc w:val="left"/>
+              <w:rPr/>
+            </w:pPr>
+            <w:r>
+              <w:rPr>
+                <w:rtl w:val="0"/>
+              </w:rPr>
+              <w:t xml:space="preserve">Entonces:</w:t>
+            </w:r>
+          </w:p>
+          <w:p>
+            <w:pPr>
+              <w:keepNext w:val="0"/>
+              <w:keepLines w:val="0"/>
+              <w:pageBreakBefore w:val="0"/>
+              <w:widowControl w:val="0"/>
+              <w:pBdr>
+                <w:top w:space="0" w:sz="0" w:val="nil"/>
+                <w:left w:space="0" w:sz="0" w:val="nil"/>
+                <w:bottom w:space="0" w:sz="0" w:val="nil"/>
+                <w:right w:space="0" w:sz="0" w:val="nil"/>
+                <w:between w:space="0" w:sz="0" w:val="nil"/>
+              </w:pBdr>
+              <w:shd w:fill="auto" w:val="clear"/>
+              <w:spacing w:after="0" w:before="0" w:line="276" w:lineRule="auto"/>
+              <w:ind w:left="0" w:right="0" w:firstLine="0"/>
+              <w:jc w:val="left"/>
+              <w:rPr/>
+            </w:pPr>
+            <w:r>
+              <w:rPr>
+                <w:rtl w:val="0"/>
+              </w:rPr>
+              <w:t xml:space="preserve">el sistema informa que el desarrollador no puede ser asignado porque se encuentra inactivo</w:t>
+            </w:r>
+          </w:p>
+          <w:p>
+            <w:pPr>
+              <w:keepNext w:val="0"/>
+              <w:keepLines w:val="0"/>
+              <w:pageBreakBefore w:val="0"/>
+              <w:widowControl w:val="0"/>
+              <w:pBdr>
+                <w:top w:space="0" w:sz="0" w:val="nil"/>
+                <w:left w:space="0" w:sz="0" w:val="nil"/>
+                <w:bottom w:space="0" w:sz="0" w:val="nil"/>
+                <w:right w:space="0" w:sz="0" w:val="nil"/>
+                <w:between w:space="0" w:sz="0" w:val="nil"/>
+              </w:pBdr>
+              <w:shd w:fill="auto" w:val="clear"/>
+              <w:spacing w:after="0" w:before="0" w:line="276" w:lineRule="auto"/>
+              <w:ind w:left="0" w:right="0" w:firstLine="0"/>
+              <w:jc w:val="left"/>
+              <w:rPr/>
+            </w:pPr>
+            <w:r>
+              <w:rPr>
+                <w:rtl w:val="0"/>
+              </w:rPr>
+            </w:r>
+          </w:p>
+        </w:tc>
+        <w:tc>
+          <w:tcPr>
+            <w:gridSpan w:val="2"/>
+            <w:tcBorders>
+              <w:top w:color="000000" w:space="0" w:sz="4" w:val="single"/>
+              <w:left w:color="000000" w:space="0" w:sz="4" w:val="single"/>
+              <w:bottom w:color="000000" w:space="0" w:sz="4" w:val="single"/>
+              <w:right w:color="000000" w:space="0" w:sz="4" w:val="single"/>
+            </w:tcBorders>
+            <w:vAlign w:val="center"/>
+          </w:tcPr>
+          <w:p>
+            <w:pPr>
+              <w:rPr>
+                <w:b w:val="1"/>
+                <w:bCs w:val="1"/>
+                <w:color w:val="1f3864"/>
+              </w:rPr>
+            </w:pPr>
+            <w:r>
+              <w:rPr>
+                <w:b w:val="1"/>
+                <w:bCs w:val="1"/>
+                <w:color w:val="1f3864"/>
+                <w:rtl w:val="0"/>
+              </w:rPr>
+              <w:t xml:space="preserve">Cuando:</w:t>
+            </w:r>
+          </w:p>
+        </w:tc>
+        <w:tc>
+          <w:tcPr>
+            <w:gridSpan w:val="4"/>
+            <w:tcBorders>
+              <w:top w:color="000000" w:space="0" w:sz="4" w:val="single"/>
+              <w:left w:color="000000" w:space="0" w:sz="4" w:val="single"/>
+              <w:bottom w:color="000000" w:space="0" w:sz="4" w:val="single"/>
+              <w:right w:color="000000" w:space="0" w:sz="4" w:val="single"/>
+            </w:tcBorders>
+            <w:vAlign w:val="center"/>
+          </w:tcPr>
+          <w:p>
+            <w:pPr>
+              <w:spacing w:line="240" w:lineRule="auto"/>
+              <w:rPr/>
+            </w:pPr>
+            <w:r>
+              <w:rPr>
+                <w:rtl w:val="0"/>
+              </w:rPr>
+              <w:t xml:space="preserve">confirma la asignación</w:t>
+            </w:r>
+          </w:p>
+        </w:tc>
+      </w:tr>
+      <w:tr>
+        <w:trPr>
+          <w:cantSplit w:val="0"/>
+          <w:tblHeader w:val="0"/>
+        </w:trPr>
+        <w:tc>
+          <w:tcPr>
+            <w:gridSpan w:val="3"/>
+            <w:vMerge w:val="continue"/>
+            <w:tcBorders>
+              <w:top w:color="000000" w:space="0" w:sz="4" w:val="single"/>
+              <w:left w:color="000000" w:space="0" w:sz="4" w:val="single"/>
+              <w:bottom w:color="000000" w:space="0" w:sz="4" w:val="single"/>
+              <w:right w:color="000000" w:space="0" w:sz="4" w:val="single"/>
+            </w:tcBorders>
+            <w:vAlign w:val="center"/>
+          </w:tcPr>
+          <w:p>
+            <w:pPr>
+              <w:keepNext w:val="0"/>
+              <w:keepLines w:val="0"/>
+              <w:pageBreakBefore w:val="0"/>
+              <w:widowControl w:val="0"/>
+              <w:pBdr>
+                <w:top w:space="0" w:sz="0" w:val="nil"/>
+                <w:left w:space="0" w:sz="0" w:val="nil"/>
+                <w:bottom w:space="0" w:sz="0" w:val="nil"/>
+                <w:right w:space="0" w:sz="0" w:val="nil"/>
+                <w:between w:space="0" w:sz="0" w:val="nil"/>
+              </w:pBdr>
+              <w:shd w:fill="auto" w:val="clear"/>
+              <w:spacing w:after="0" w:before="0" w:line="276" w:lineRule="auto"/>
+              <w:ind w:left="0" w:right="0" w:firstLine="0"/>
+              <w:jc w:val="left"/>
+              <w:rPr/>
+            </w:pPr>
+            <w:r>
+              <w:rPr>
+                <w:rtl w:val="0"/>
+              </w:rPr>
+              <w:t xml:space="preserve">Condición 10</w:t>
+            </w:r>
+          </w:p>
+          <w:p>
+            <w:pPr>
+              <w:keepNext w:val="0"/>
+              <w:keepLines w:val="0"/>
+              <w:pageBreakBefore w:val="0"/>
+              <w:widowControl w:val="0"/>
+              <w:pBdr>
+                <w:top w:space="0" w:sz="0" w:val="nil"/>
+                <w:left w:space="0" w:sz="0" w:val="nil"/>
+                <w:bottom w:space="0" w:sz="0" w:val="nil"/>
+                <w:right w:space="0" w:sz="0" w:val="nil"/>
+                <w:between w:space="0" w:sz="0" w:val="nil"/>
+              </w:pBdr>
+              <w:shd w:fill="auto" w:val="clear"/>
+              <w:spacing w:after="0" w:before="0" w:line="276" w:lineRule="auto"/>
+              <w:ind w:left="0" w:right="0" w:firstLine="0"/>
+              <w:jc w:val="left"/>
+              <w:rPr/>
+            </w:pPr>
+            <w:r>
+              <w:rPr>
+                <w:rtl w:val="0"/>
+              </w:rPr>
+            </w:r>
+          </w:p>
+          <w:p>
+            <w:pPr>
+              <w:keepNext w:val="0"/>
+              <w:keepLines w:val="0"/>
+              <w:pageBreakBefore w:val="0"/>
+              <w:widowControl w:val="0"/>
+              <w:pBdr>
+                <w:top w:space="0" w:sz="0" w:val="nil"/>
+                <w:left w:space="0" w:sz="0" w:val="nil"/>
+                <w:bottom w:space="0" w:sz="0" w:val="nil"/>
+                <w:right w:space="0" w:sz="0" w:val="nil"/>
+                <w:between w:space="0" w:sz="0" w:val="nil"/>
+              </w:pBdr>
+              <w:shd w:fill="auto" w:val="clear"/>
+              <w:spacing w:after="0" w:before="0" w:line="276" w:lineRule="auto"/>
+              <w:ind w:left="0" w:right="0" w:firstLine="0"/>
+              <w:jc w:val="left"/>
+              <w:rPr/>
+            </w:pPr>
+            <w:r>
+              <w:rPr>
+                <w:rtl w:val="0"/>
+              </w:rPr>
+            </w:r>
+          </w:p>
+          <w:p>
+            <w:pPr>
+              <w:keepNext w:val="0"/>
+              <w:keepLines w:val="0"/>
+              <w:pageBreakBefore w:val="0"/>
+              <w:widowControl w:val="0"/>
+              <w:pBdr>
+                <w:top w:space="0" w:sz="0" w:val="nil"/>
+                <w:left w:space="0" w:sz="0" w:val="nil"/>
+                <w:bottom w:space="0" w:sz="0" w:val="nil"/>
+                <w:right w:space="0" w:sz="0" w:val="nil"/>
+                <w:between w:space="0" w:sz="0" w:val="nil"/>
+              </w:pBdr>
+              <w:shd w:fill="auto" w:val="clear"/>
+              <w:spacing w:after="0" w:before="0" w:line="276" w:lineRule="auto"/>
+              <w:ind w:left="0" w:right="0" w:firstLine="0"/>
+              <w:jc w:val="left"/>
+              <w:rPr/>
+            </w:pPr>
+            <w:r>
+              <w:rPr>
+                <w:rtl w:val="0"/>
+              </w:rPr>
+              <w:t xml:space="preserve">Dado:</w:t>
+            </w:r>
+          </w:p>
+          <w:p>
+            <w:pPr>
+              <w:keepNext w:val="0"/>
+              <w:keepLines w:val="0"/>
+              <w:pageBreakBefore w:val="0"/>
+              <w:widowControl w:val="0"/>
+              <w:pBdr>
+                <w:top w:space="0" w:sz="0" w:val="nil"/>
+                <w:left w:space="0" w:sz="0" w:val="nil"/>
+                <w:bottom w:space="0" w:sz="0" w:val="nil"/>
+                <w:right w:space="0" w:sz="0" w:val="nil"/>
+                <w:between w:space="0" w:sz="0" w:val="nil"/>
+              </w:pBdr>
+              <w:shd w:fill="auto" w:val="clear"/>
+              <w:spacing w:after="0" w:before="0" w:line="276" w:lineRule="auto"/>
+              <w:ind w:left="0" w:right="0" w:firstLine="0"/>
+              <w:jc w:val="left"/>
+              <w:rPr/>
+            </w:pPr>
+            <w:r>
+              <w:rPr>
+                <w:rtl w:val="0"/>
+              </w:rPr>
+              <w:t xml:space="preserve">que el líder intenta asignar un desarrollador inactivo a un proyecto</w:t>
+            </w:r>
+          </w:p>
+          <w:p>
+            <w:pPr>
+              <w:keepNext w:val="0"/>
+              <w:keepLines w:val="0"/>
+              <w:pageBreakBefore w:val="0"/>
+              <w:widowControl w:val="0"/>
+              <w:pBdr>
+                <w:top w:space="0" w:sz="0" w:val="nil"/>
+                <w:left w:space="0" w:sz="0" w:val="nil"/>
+                <w:bottom w:space="0" w:sz="0" w:val="nil"/>
+                <w:right w:space="0" w:sz="0" w:val="nil"/>
+                <w:between w:space="0" w:sz="0" w:val="nil"/>
+              </w:pBdr>
+              <w:shd w:fill="auto" w:val="clear"/>
+              <w:spacing w:after="0" w:before="0" w:line="276" w:lineRule="auto"/>
+              <w:ind w:left="0" w:right="0" w:firstLine="0"/>
+              <w:jc w:val="left"/>
+              <w:rPr/>
+            </w:pPr>
+            <w:r>
+              <w:rPr>
+                <w:rtl w:val="0"/>
+              </w:rPr>
+              <w:t xml:space="preserve">Cuando:</w:t>
+            </w:r>
+          </w:p>
+          <w:p>
+            <w:pPr>
+              <w:keepNext w:val="0"/>
+              <w:keepLines w:val="0"/>
+              <w:pageBreakBefore w:val="0"/>
+              <w:widowControl w:val="0"/>
+              <w:pBdr>
+                <w:top w:space="0" w:sz="0" w:val="nil"/>
+                <w:left w:space="0" w:sz="0" w:val="nil"/>
+                <w:bottom w:space="0" w:sz="0" w:val="nil"/>
+                <w:right w:space="0" w:sz="0" w:val="nil"/>
+                <w:between w:space="0" w:sz="0" w:val="nil"/>
+              </w:pBdr>
+              <w:shd w:fill="auto" w:val="clear"/>
+              <w:spacing w:after="0" w:before="0" w:line="276" w:lineRule="auto"/>
+              <w:ind w:left="0" w:right="0" w:firstLine="0"/>
+              <w:jc w:val="left"/>
+              <w:rPr/>
+            </w:pPr>
+            <w:r>
+              <w:rPr>
+                <w:rtl w:val="0"/>
+              </w:rPr>
+              <w:t xml:space="preserve">guarda la asignación</w:t>
+            </w:r>
+          </w:p>
+          <w:p>
+            <w:pPr>
+              <w:keepNext w:val="0"/>
+              <w:keepLines w:val="0"/>
+              <w:pageBreakBefore w:val="0"/>
+              <w:widowControl w:val="0"/>
+              <w:pBdr>
+                <w:top w:space="0" w:sz="0" w:val="nil"/>
+                <w:left w:space="0" w:sz="0" w:val="nil"/>
+                <w:bottom w:space="0" w:sz="0" w:val="nil"/>
+                <w:right w:space="0" w:sz="0" w:val="nil"/>
+                <w:between w:space="0" w:sz="0" w:val="nil"/>
+              </w:pBdr>
+              <w:shd w:fill="auto" w:val="clear"/>
+              <w:spacing w:after="0" w:before="0" w:line="276" w:lineRule="auto"/>
+              <w:ind w:left="0" w:right="0" w:firstLine="0"/>
+              <w:jc w:val="left"/>
+              <w:rPr/>
+            </w:pPr>
+            <w:r>
+              <w:rPr>
+                <w:rtl w:val="0"/>
+              </w:rPr>
+              <w:t xml:space="preserve">Entonces:</w:t>
+            </w:r>
+          </w:p>
+          <w:p>
+            <w:pPr>
+              <w:keepNext w:val="0"/>
+              <w:keepLines w:val="0"/>
+              <w:pageBreakBefore w:val="0"/>
+              <w:widowControl w:val="0"/>
+              <w:pBdr>
+                <w:top w:space="0" w:sz="0" w:val="nil"/>
+                <w:left w:space="0" w:sz="0" w:val="nil"/>
+                <w:bottom w:space="0" w:sz="0" w:val="nil"/>
+                <w:right w:space="0" w:sz="0" w:val="nil"/>
+                <w:between w:space="0" w:sz="0" w:val="nil"/>
+              </w:pBdr>
+              <w:shd w:fill="auto" w:val="clear"/>
+              <w:spacing w:after="0" w:before="0" w:line="276" w:lineRule="auto"/>
+              <w:ind w:left="0" w:right="0" w:firstLine="0"/>
+              <w:jc w:val="left"/>
+              <w:rPr/>
+            </w:pPr>
+            <w:r>
+              <w:rPr>
+                <w:rtl w:val="0"/>
+              </w:rPr>
+              <w:t xml:space="preserve">el sistema informa que el desarrollador no puede ser asignado porque se encuentra inactivo</w:t>
+            </w:r>
+          </w:p>
+          <w:p>
+            <w:pPr>
+              <w:keepNext w:val="0"/>
+              <w:keepLines w:val="0"/>
+              <w:pageBreakBefore w:val="0"/>
+              <w:widowControl w:val="0"/>
+              <w:pBdr>
+                <w:top w:space="0" w:sz="0" w:val="nil"/>
+                <w:left w:space="0" w:sz="0" w:val="nil"/>
+                <w:bottom w:space="0" w:sz="0" w:val="nil"/>
+                <w:right w:space="0" w:sz="0" w:val="nil"/>
+                <w:between w:space="0" w:sz="0" w:val="nil"/>
+              </w:pBdr>
+              <w:shd w:fill="auto" w:val="clear"/>
+              <w:spacing w:after="0" w:before="0" w:line="276" w:lineRule="auto"/>
+              <w:ind w:left="0" w:right="0" w:firstLine="0"/>
+              <w:jc w:val="left"/>
+              <w:rPr/>
+            </w:pPr>
+            <w:r>
+              <w:rPr>
+                <w:rtl w:val="0"/>
+              </w:rPr>
+            </w:r>
+          </w:p>
+        </w:tc>
+        <w:tc>
+          <w:tcPr>
+            <w:gridSpan w:val="2"/>
+            <w:tcBorders>
+              <w:top w:color="000000" w:space="0" w:sz="4" w:val="single"/>
+              <w:left w:color="000000" w:space="0" w:sz="4" w:val="single"/>
+              <w:bottom w:color="000000" w:space="0" w:sz="4" w:val="single"/>
+              <w:right w:color="000000" w:space="0" w:sz="4" w:val="single"/>
+            </w:tcBorders>
+            <w:vAlign w:val="center"/>
+          </w:tcPr>
+          <w:p>
+            <w:pPr>
+              <w:rPr>
+                <w:b w:val="1"/>
+                <w:bCs w:val="1"/>
+                <w:color w:val="1f3864"/>
+              </w:rPr>
+            </w:pPr>
+            <w:r>
+              <w:rPr>
+                <w:b w:val="1"/>
+                <w:bCs w:val="1"/>
+                <w:color w:val="1f3864"/>
+                <w:rtl w:val="0"/>
+              </w:rPr>
+              <w:t xml:space="preserve">Entonces:</w:t>
+            </w:r>
+          </w:p>
+        </w:tc>
+        <w:tc>
+          <w:tcPr>
+            <w:gridSpan w:val="4"/>
+            <w:tcBorders>
+              <w:top w:color="000000" w:space="0" w:sz="4" w:val="single"/>
+              <w:left w:color="000000" w:space="0" w:sz="4" w:val="single"/>
+              <w:bottom w:color="000000" w:space="0" w:sz="4" w:val="single"/>
+              <w:right w:color="000000" w:space="0" w:sz="4" w:val="single"/>
+            </w:tcBorders>
+            <w:vAlign w:val="center"/>
+          </w:tcPr>
+          <w:p>
+            <w:pPr>
+              <w:spacing w:line="240" w:lineRule="auto"/>
+              <w:rPr/>
+            </w:pPr>
+            <w:r>
+              <w:rPr>
+                <w:rtl w:val="0"/>
+              </w:rPr>
+              <w:t xml:space="preserve">el sistema rechaza la operación e informa que un Coordinador no puede integrar el equipo de un proyecto</w:t>
+            </w:r>
+          </w:p>
+        </w:tc>
+      </w:tr>
+      <w:tr>
+        <w:trPr>
+          <w:cantSplit w:val="0"/>
+          <w:tblHeader w:val="0"/>
+        </w:trPr>
+        <w:tc>
+          <w:tcPr>
+            <w:gridSpan w:val="3"/>
+            <w:vMerge w:val="restart"/>
+            <w:tcBorders>
+              <w:top w:color="000000" w:space="0" w:sz="4" w:val="single"/>
+              <w:left w:color="000000" w:space="0" w:sz="4" w:val="single"/>
+              <w:bottom w:color="000000" w:space="0" w:sz="4" w:val="single"/>
+              <w:right w:color="000000" w:space="0" w:sz="4" w:val="single"/>
+            </w:tcBorders>
+            <w:vAlign w:val="center"/>
+          </w:tcPr>
+          <w:p>
+            <w:pPr>
+              <w:jc w:val="center"/>
+              <w:rPr>
+                <w:b w:val="1"/>
+                <w:bCs w:val="1"/>
+                <w:color w:val="1f3864"/>
+              </w:rPr>
+            </w:pPr>
+            <w:r>
+              <w:rPr>
+                <w:b w:val="1"/>
+                <w:bCs w:val="1"/>
+                <w:color w:val="1f3864"/>
+                <w:rtl w:val="0"/>
+              </w:rPr>
+              <w:t xml:space="preserve">Condición 12</w:t>
+            </w:r>
+          </w:p>
+          <w:p>
+            <w:pPr>
+              <w:jc w:val="center"/>
+              <w:rPr>
+                <w:b w:val="1"/>
+                <w:bCs w:val="1"/>
+                <w:color w:val="1f3864"/>
+              </w:rPr>
+            </w:pPr>
+            <w:r>
+              <w:rPr>
+                <w:rtl w:val="0"/>
+              </w:rPr>
+            </w:r>
+          </w:p>
+        </w:tc>
+        <w:tc>
+          <w:tcPr>
+            <w:gridSpan w:val="2"/>
+            <w:tcBorders>
+              <w:top w:color="000000" w:space="0" w:sz="4" w:val="single"/>
+              <w:left w:color="000000" w:space="0" w:sz="4" w:val="single"/>
+              <w:bottom w:color="000000" w:space="0" w:sz="4" w:val="single"/>
+              <w:right w:color="000000" w:space="0" w:sz="4" w:val="single"/>
+            </w:tcBorders>
+            <w:vAlign w:val="center"/>
+          </w:tcPr>
+          <w:p>
+            <w:pPr>
+              <w:rPr>
+                <w:b w:val="1"/>
+                <w:bCs w:val="1"/>
+                <w:color w:val="1f3864"/>
+              </w:rPr>
+            </w:pPr>
+            <w:r>
+              <w:rPr>
+                <w:b w:val="1"/>
+                <w:bCs w:val="1"/>
+                <w:color w:val="1f3864"/>
+                <w:rtl w:val="0"/>
+              </w:rPr>
+              <w:t xml:space="preserve">Dado:</w:t>
+            </w:r>
+          </w:p>
+        </w:tc>
+        <w:tc>
+          <w:tcPr>
+            <w:gridSpan w:val="4"/>
+            <w:tcBorders>
+              <w:top w:color="000000" w:space="0" w:sz="4" w:val="single"/>
+              <w:left w:color="000000" w:space="0" w:sz="4" w:val="single"/>
+              <w:bottom w:color="000000" w:space="0" w:sz="4" w:val="single"/>
+              <w:right w:color="000000" w:space="0" w:sz="4" w:val="single"/>
+            </w:tcBorders>
+            <w:vAlign w:val="center"/>
+          </w:tcPr>
+          <w:p>
+            <w:pPr>
+              <w:spacing w:line="240" w:lineRule="auto"/>
+              <w:rPr/>
+            </w:pPr>
+            <w:r>
+              <w:rPr>
+                <w:rtl w:val="0"/>
+              </w:rPr>
+              <w:t xml:space="preserve">que el proyecto ya tiene un Líder de Proyecto vigente</w:t>
+            </w:r>
+          </w:p>
+        </w:tc>
+      </w:tr>
+      <w:tr>
+        <w:trPr>
+          <w:cantSplit w:val="0"/>
+          <w:tblHeader w:val="0"/>
+        </w:trPr>
+        <w:tc>
+          <w:tcPr>
+            <w:gridSpan w:val="3"/>
+            <w:vMerge w:val="continue"/>
+            <w:tcBorders>
+              <w:top w:color="000000" w:space="0" w:sz="4" w:val="single"/>
+              <w:left w:color="000000" w:space="0" w:sz="4" w:val="single"/>
+              <w:bottom w:color="000000" w:space="0" w:sz="4" w:val="single"/>
+              <w:right w:color="000000" w:space="0" w:sz="4" w:val="single"/>
+            </w:tcBorders>
+            <w:vAlign w:val="center"/>
+          </w:tcPr>
+          <w:p>
+            <w:pPr>
+              <w:keepNext w:val="0"/>
+              <w:keepLines w:val="0"/>
+              <w:pageBreakBefore w:val="0"/>
+              <w:widowControl w:val="0"/>
+              <w:pBdr>
+                <w:top w:space="0" w:sz="0" w:val="nil"/>
+                <w:left w:space="0" w:sz="0" w:val="nil"/>
+                <w:bottom w:space="0" w:sz="0" w:val="nil"/>
+                <w:right w:space="0" w:sz="0" w:val="nil"/>
+                <w:between w:space="0" w:sz="0" w:val="nil"/>
+              </w:pBdr>
+              <w:shd w:fill="auto" w:val="clear"/>
+              <w:spacing w:after="0" w:before="0" w:line="276" w:lineRule="auto"/>
+              <w:ind w:left="0" w:right="0" w:firstLine="0"/>
+              <w:jc w:val="left"/>
+              <w:rPr/>
+            </w:pPr>
+            <w:r>
+              <w:rPr>
+                <w:rtl w:val="0"/>
+              </w:rPr>
+            </w:r>
+          </w:p>
+        </w:tc>
+        <w:tc>
+          <w:tcPr>
+            <w:gridSpan w:val="2"/>
+            <w:tcBorders>
+              <w:top w:color="000000" w:space="0" w:sz="4" w:val="single"/>
+              <w:left w:color="000000" w:space="0" w:sz="4" w:val="single"/>
+              <w:bottom w:color="000000" w:space="0" w:sz="4" w:val="single"/>
+              <w:right w:color="000000" w:space="0" w:sz="4" w:val="single"/>
+            </w:tcBorders>
+            <w:vAlign w:val="center"/>
+          </w:tcPr>
+          <w:p>
+            <w:pPr>
+              <w:rPr>
+                <w:b w:val="1"/>
+                <w:bCs w:val="1"/>
+                <w:color w:val="1f3864"/>
+              </w:rPr>
+            </w:pPr>
+            <w:r>
+              <w:rPr>
+                <w:b w:val="1"/>
+                <w:bCs w:val="1"/>
+                <w:color w:val="1f3864"/>
+                <w:rtl w:val="0"/>
+              </w:rPr>
+              <w:t xml:space="preserve">Cuando:</w:t>
+            </w:r>
+          </w:p>
+        </w:tc>
+        <w:tc>
+          <w:tcPr>
+            <w:gridSpan w:val="4"/>
+            <w:tcBorders>
+              <w:top w:color="000000" w:space="0" w:sz="4" w:val="single"/>
+              <w:left w:color="000000" w:space="0" w:sz="4" w:val="single"/>
+              <w:bottom w:color="000000" w:space="0" w:sz="4" w:val="single"/>
+              <w:right w:color="000000" w:space="0" w:sz="4" w:val="single"/>
+            </w:tcBorders>
+            <w:vAlign w:val="center"/>
+          </w:tcPr>
+          <w:p>
+            <w:pPr>
+              <w:spacing w:line="240" w:lineRule="auto"/>
+              <w:rPr/>
+            </w:pPr>
+            <w:r>
+              <w:rPr>
+                <w:rtl w:val="0"/>
+              </w:rPr>
+              <w:t xml:space="preserve">el coordinador o líder asigna un nuevo Líder de Proyecto</w:t>
+            </w:r>
+          </w:p>
+        </w:tc>
+      </w:tr>
+      <w:tr>
+        <w:trPr>
+          <w:cantSplit w:val="0"/>
+          <w:tblHeader w:val="0"/>
+        </w:trPr>
+        <w:tc>
+          <w:tcPr>
+            <w:gridSpan w:val="3"/>
+            <w:vMerge w:val="continue"/>
+            <w:tcBorders>
+              <w:top w:color="000000" w:space="0" w:sz="4" w:val="single"/>
+              <w:left w:color="000000" w:space="0" w:sz="4" w:val="single"/>
+              <w:bottom w:color="000000" w:space="0" w:sz="4" w:val="single"/>
+              <w:right w:color="000000" w:space="0" w:sz="4" w:val="single"/>
+            </w:tcBorders>
+            <w:vAlign w:val="center"/>
+          </w:tcPr>
+          <w:p>
+            <w:pPr>
+              <w:keepNext w:val="0"/>
+              <w:keepLines w:val="0"/>
+              <w:pageBreakBefore w:val="0"/>
+              <w:widowControl w:val="0"/>
+              <w:pBdr>
+                <w:top w:space="0" w:sz="0" w:val="nil"/>
+                <w:left w:space="0" w:sz="0" w:val="nil"/>
+                <w:bottom w:space="0" w:sz="0" w:val="nil"/>
+                <w:right w:space="0" w:sz="0" w:val="nil"/>
+                <w:between w:space="0" w:sz="0" w:val="nil"/>
+              </w:pBdr>
+              <w:shd w:fill="auto" w:val="clear"/>
+              <w:spacing w:after="0" w:before="0" w:line="276" w:lineRule="auto"/>
+              <w:ind w:left="0" w:right="0" w:firstLine="0"/>
+              <w:jc w:val="left"/>
+              <w:rPr/>
+            </w:pPr>
+            <w:r>
+              <w:rPr>
+                <w:rtl w:val="0"/>
+              </w:rPr>
+            </w:r>
+          </w:p>
+        </w:tc>
+        <w:tc>
+          <w:tcPr>
+            <w:gridSpan w:val="2"/>
+            <w:tcBorders>
+              <w:top w:color="000000" w:space="0" w:sz="4" w:val="single"/>
+              <w:left w:color="000000" w:space="0" w:sz="4" w:val="single"/>
+              <w:bottom w:color="000000" w:space="0" w:sz="4" w:val="single"/>
+              <w:right w:color="000000" w:space="0" w:sz="4" w:val="single"/>
+            </w:tcBorders>
+            <w:vAlign w:val="center"/>
+          </w:tcPr>
+          <w:p>
+            <w:pPr>
+              <w:rPr>
+                <w:b w:val="1"/>
+                <w:bCs w:val="1"/>
+                <w:color w:val="1f3864"/>
+              </w:rPr>
+            </w:pPr>
+            <w:r>
+              <w:rPr>
+                <w:b w:val="1"/>
+                <w:bCs w:val="1"/>
+                <w:color w:val="1f3864"/>
+                <w:rtl w:val="0"/>
+              </w:rPr>
+              <w:t xml:space="preserve">Entonces:</w:t>
+            </w:r>
+          </w:p>
+        </w:tc>
+        <w:tc>
+          <w:tcPr>
+            <w:gridSpan w:val="4"/>
+            <w:tcBorders>
+              <w:top w:color="000000" w:space="0" w:sz="4" w:val="single"/>
+              <w:left w:color="000000" w:space="0" w:sz="4" w:val="single"/>
+              <w:bottom w:color="000000" w:space="0" w:sz="4" w:val="single"/>
+              <w:right w:color="000000" w:space="0" w:sz="4" w:val="single"/>
+            </w:tcBorders>
+            <w:vAlign w:val="center"/>
+          </w:tcPr>
+          <w:p>
+            <w:pPr>
+              <w:spacing w:line="240" w:lineRule="auto"/>
+              <w:rPr/>
+            </w:pPr>
+            <w:r>
+              <w:rPr>
+                <w:rtl w:val="0"/>
+              </w:rPr>
+              <w:t xml:space="preserve">el sistema desvincula automáticamente al líder anterior y registra al nuevo líder cómo vigente</w:t>
+            </w:r>
+          </w:p>
+        </w:tc>
+      </w:tr>
+      <w:tr>
+        <w:trPr>
+          <w:cantSplit w:val="0"/>
+          <w:tblHeader w:val="0"/>
+        </w:trPr>
+        <w:tc>
+          <w:tcPr>
+            <w:gridSpan w:val="3"/>
+            <w:vMerge w:val="restart"/>
+            <w:tcBorders>
+              <w:top w:color="000000" w:space="0" w:sz="4" w:val="single"/>
+              <w:left w:color="000000" w:space="0" w:sz="4" w:val="single"/>
+              <w:bottom w:color="000000" w:space="0" w:sz="4" w:val="single"/>
+              <w:right w:color="000000" w:space="0" w:sz="4" w:val="single"/>
+            </w:tcBorders>
+            <w:vAlign w:val="center"/>
+          </w:tcPr>
+          <w:p>
+            <w:pPr>
+              <w:jc w:val="center"/>
+              <w:rPr>
+                <w:b w:val="1"/>
+                <w:bCs w:val="1"/>
+                <w:color w:val="1f3864"/>
+              </w:rPr>
+            </w:pPr>
+            <w:r>
+              <w:rPr>
+                <w:b w:val="1"/>
+                <w:bCs w:val="1"/>
+                <w:color w:val="1f3864"/>
+                <w:rtl w:val="0"/>
+              </w:rPr>
+              <w:t xml:space="preserve">Condición 13</w:t>
+            </w:r>
+          </w:p>
+          <w:p>
+            <w:pPr>
+              <w:jc w:val="center"/>
+              <w:rPr>
+                <w:b w:val="1"/>
+                <w:bCs w:val="1"/>
+                <w:color w:val="1f3864"/>
+              </w:rPr>
+            </w:pPr>
+            <w:r>
+              <w:rPr>
+                <w:rtl w:val="0"/>
+              </w:rPr>
+            </w:r>
+          </w:p>
+        </w:tc>
+        <w:tc>
+          <w:tcPr>
+            <w:gridSpan w:val="2"/>
+            <w:tcBorders>
+              <w:top w:color="000000" w:space="0" w:sz="4" w:val="single"/>
+              <w:left w:color="000000" w:space="0" w:sz="4" w:val="single"/>
+              <w:bottom w:color="000000" w:space="0" w:sz="4" w:val="single"/>
+              <w:right w:color="000000" w:space="0" w:sz="4" w:val="single"/>
+            </w:tcBorders>
+            <w:vAlign w:val="center"/>
+          </w:tcPr>
+          <w:p>
+            <w:pPr>
+              <w:rPr>
+                <w:b w:val="1"/>
+                <w:bCs w:val="1"/>
+                <w:color w:val="1f3864"/>
+              </w:rPr>
+            </w:pPr>
+            <w:r>
+              <w:rPr>
+                <w:b w:val="1"/>
+                <w:bCs w:val="1"/>
+                <w:color w:val="1f3864"/>
+                <w:rtl w:val="0"/>
+              </w:rPr>
+              <w:t xml:space="preserve">Dado:</w:t>
+            </w:r>
+          </w:p>
+        </w:tc>
+        <w:tc>
+          <w:tcPr>
+            <w:gridSpan w:val="4"/>
+            <w:tcBorders>
+              <w:top w:color="000000" w:space="0" w:sz="4" w:val="single"/>
+              <w:left w:color="000000" w:space="0" w:sz="4" w:val="single"/>
+              <w:bottom w:color="000000" w:space="0" w:sz="4" w:val="single"/>
+              <w:right w:color="000000" w:space="0" w:sz="4" w:val="single"/>
+            </w:tcBorders>
+            <w:vAlign w:val="center"/>
+          </w:tcPr>
+          <w:p>
+            <w:pPr>
+              <w:spacing w:line="240" w:lineRule="auto"/>
+              <w:rPr/>
+            </w:pPr>
+            <w:r>
+              <w:rPr>
+                <w:rtl w:val="0"/>
+              </w:rPr>
+              <w:t xml:space="preserve">que se intenta asignar el rol de Líder dentro del proyecto a un usuario cuyo rol organizacional no es Líder de Proyecto</w:t>
+            </w:r>
+          </w:p>
+        </w:tc>
+      </w:tr>
+      <w:tr>
+        <w:trPr>
+          <w:cantSplit w:val="0"/>
+          <w:tblHeader w:val="0"/>
+        </w:trPr>
+        <w:tc>
+          <w:tcPr>
+            <w:gridSpan w:val="3"/>
+            <w:vMerge w:val="continue"/>
+            <w:tcBorders>
+              <w:top w:color="000000" w:space="0" w:sz="4" w:val="single"/>
+              <w:left w:color="000000" w:space="0" w:sz="4" w:val="single"/>
+              <w:bottom w:color="000000" w:space="0" w:sz="4" w:val="single"/>
+              <w:right w:color="000000" w:space="0" w:sz="4" w:val="single"/>
+            </w:tcBorders>
+            <w:vAlign w:val="center"/>
+          </w:tcPr>
+          <w:p>
+            <w:pPr>
+              <w:keepNext w:val="0"/>
+              <w:keepLines w:val="0"/>
+              <w:pageBreakBefore w:val="0"/>
+              <w:widowControl w:val="0"/>
+              <w:pBdr>
+                <w:top w:space="0" w:sz="0" w:val="nil"/>
+                <w:left w:space="0" w:sz="0" w:val="nil"/>
+                <w:bottom w:space="0" w:sz="0" w:val="nil"/>
+                <w:right w:space="0" w:sz="0" w:val="nil"/>
+                <w:between w:space="0" w:sz="0" w:val="nil"/>
+              </w:pBdr>
+              <w:shd w:fill="auto" w:val="clear"/>
+              <w:spacing w:after="0" w:before="0" w:line="276" w:lineRule="auto"/>
+              <w:ind w:left="0" w:right="0" w:firstLine="0"/>
+              <w:jc w:val="left"/>
+              <w:rPr/>
+            </w:pPr>
+            <w:r>
+              <w:rPr>
+                <w:rtl w:val="0"/>
+              </w:rPr>
+            </w:r>
+          </w:p>
+        </w:tc>
+        <w:tc>
+          <w:tcPr>
+            <w:gridSpan w:val="2"/>
+            <w:tcBorders>
+              <w:top w:color="000000" w:space="0" w:sz="4" w:val="single"/>
+              <w:left w:color="000000" w:space="0" w:sz="4" w:val="single"/>
+              <w:bottom w:color="000000" w:space="0" w:sz="4" w:val="single"/>
+              <w:right w:color="000000" w:space="0" w:sz="4" w:val="single"/>
+            </w:tcBorders>
+            <w:vAlign w:val="center"/>
+          </w:tcPr>
+          <w:p>
+            <w:pPr>
+              <w:rPr>
+                <w:b w:val="1"/>
+                <w:bCs w:val="1"/>
+                <w:color w:val="1f3864"/>
+              </w:rPr>
+            </w:pPr>
+            <w:r>
+              <w:rPr>
+                <w:b w:val="1"/>
+                <w:bCs w:val="1"/>
+                <w:color w:val="1f3864"/>
+                <w:rtl w:val="0"/>
+              </w:rPr>
+              <w:t xml:space="preserve">Cuando:</w:t>
+            </w:r>
+          </w:p>
+        </w:tc>
+        <w:tc>
+          <w:tcPr>
+            <w:gridSpan w:val="4"/>
+            <w:tcBorders>
+              <w:top w:color="000000" w:space="0" w:sz="4" w:val="single"/>
+              <w:left w:color="000000" w:space="0" w:sz="4" w:val="single"/>
+              <w:bottom w:color="000000" w:space="0" w:sz="4" w:val="single"/>
+              <w:right w:color="000000" w:space="0" w:sz="4" w:val="single"/>
+            </w:tcBorders>
+            <w:vAlign w:val="center"/>
+          </w:tcPr>
+          <w:p>
+            <w:pPr>
+              <w:spacing w:line="240" w:lineRule="auto"/>
+              <w:rPr/>
+            </w:pPr>
+            <w:r>
+              <w:rPr>
+                <w:rtl w:val="0"/>
+              </w:rPr>
+              <w:t xml:space="preserve">se confirma la asignación</w:t>
+            </w:r>
+          </w:p>
+        </w:tc>
+      </w:tr>
+      <w:tr>
+        <w:trPr>
+          <w:cantSplit w:val="0"/>
+          <w:tblHeader w:val="0"/>
+        </w:trPr>
+        <w:tc>
+          <w:tcPr>
+            <w:gridSpan w:val="3"/>
+            <w:vMerge w:val="continue"/>
+            <w:tcBorders>
+              <w:top w:color="000000" w:space="0" w:sz="4" w:val="single"/>
+              <w:left w:color="000000" w:space="0" w:sz="4" w:val="single"/>
+              <w:bottom w:color="000000" w:space="0" w:sz="4" w:val="single"/>
+              <w:right w:color="000000" w:space="0" w:sz="4" w:val="single"/>
+            </w:tcBorders>
+            <w:vAlign w:val="center"/>
+          </w:tcPr>
+          <w:p>
+            <w:pPr>
+              <w:keepNext w:val="0"/>
+              <w:keepLines w:val="0"/>
+              <w:pageBreakBefore w:val="0"/>
+              <w:widowControl w:val="0"/>
+              <w:pBdr>
+                <w:top w:space="0" w:sz="0" w:val="nil"/>
+                <w:left w:space="0" w:sz="0" w:val="nil"/>
+                <w:bottom w:space="0" w:sz="0" w:val="nil"/>
+                <w:right w:space="0" w:sz="0" w:val="nil"/>
+                <w:between w:space="0" w:sz="0" w:val="nil"/>
+              </w:pBdr>
+              <w:shd w:fill="auto" w:val="clear"/>
+              <w:spacing w:after="0" w:before="0" w:line="276" w:lineRule="auto"/>
+              <w:ind w:left="0" w:right="0" w:firstLine="0"/>
+              <w:jc w:val="left"/>
+              <w:rPr/>
+            </w:pPr>
+            <w:r>
+              <w:rPr>
+                <w:rtl w:val="0"/>
+              </w:rPr>
+            </w:r>
+          </w:p>
+        </w:tc>
+        <w:tc>
+          <w:tcPr>
+            <w:gridSpan w:val="2"/>
+            <w:tcBorders>
+              <w:top w:color="000000" w:space="0" w:sz="4" w:val="single"/>
+              <w:left w:color="000000" w:space="0" w:sz="4" w:val="single"/>
+              <w:bottom w:color="000000" w:space="0" w:sz="4" w:val="single"/>
+              <w:right w:color="000000" w:space="0" w:sz="4" w:val="single"/>
+            </w:tcBorders>
+            <w:vAlign w:val="center"/>
+          </w:tcPr>
+          <w:p>
+            <w:pPr>
+              <w:rPr>
+                <w:b w:val="1"/>
+                <w:bCs w:val="1"/>
+                <w:color w:val="1f3864"/>
+              </w:rPr>
+            </w:pPr>
+            <w:r>
+              <w:rPr>
+                <w:b w:val="1"/>
+                <w:bCs w:val="1"/>
+                <w:color w:val="1f3864"/>
+                <w:rtl w:val="0"/>
+              </w:rPr>
+              <w:t xml:space="preserve">Entonces:</w:t>
+            </w:r>
+          </w:p>
+        </w:tc>
+        <w:tc>
+          <w:tcPr>
+            <w:gridSpan w:val="4"/>
+            <w:tcBorders>
+              <w:top w:color="000000" w:space="0" w:sz="4" w:val="single"/>
+              <w:left w:color="000000" w:space="0" w:sz="4" w:val="single"/>
+              <w:bottom w:color="000000" w:space="0" w:sz="4" w:val="single"/>
+              <w:right w:color="000000" w:space="0" w:sz="4" w:val="single"/>
+            </w:tcBorders>
+            <w:vAlign w:val="center"/>
+          </w:tcPr>
+          <w:p>
+            <w:pPr>
+              <w:spacing w:line="240" w:lineRule="auto"/>
+              <w:rPr/>
+            </w:pPr>
+            <w:r>
+              <w:rPr>
+                <w:rtl w:val="0"/>
+              </w:rPr>
+              <w:t xml:space="preserve">el sistema rechaza la operación e informa que el rol de Líder de proyecto solo puede asignarse a usuarios con ese rol organizacional</w:t>
+            </w:r>
+          </w:p>
+        </w:tc>
+      </w:tr>
+      <w:tr>
+        <w:trPr>
+          <w:cantSplit w:val="0"/>
           <w:tblHeader w:val="0"/>
         </w:trPr>
         <w:tc>
@@ -6081,55 +7493,161 @@
       <w:tr>
         <w:trPr>
           <w:cantSplit w:val="0"/>
+          <w:trHeight w:val="432" w:hRule="atLeast"/>
           <w:tblHeader w:val="0"/>
         </w:trPr>
         <w:tc>
           <w:tcPr>
-            <w:gridSpan w:val="9"/>
-            <w:tcBorders>
-              <w:top w:color="000000" w:space="0" w:sz="4" w:val="single"/>
-              <w:left w:color="000000" w:space="0" w:sz="4" w:val="single"/>
-              <w:bottom w:color="000000" w:space="0" w:sz="4" w:val="single"/>
-              <w:right w:color="000000" w:space="0" w:sz="4" w:val="single"/>
-            </w:tcBorders>
-          </w:tcPr>
-          <w:p>
-            <w:pPr>
-              <w:keepNext w:val="0"/>
-              <w:keepLines w:val="0"/>
-              <w:widowControl w:val="1"/>
-              <w:shd w:fill="auto" w:val="clear"/>
-              <w:spacing w:after="160" w:before="0" w:line="259" w:lineRule="auto"/>
-              <w:ind w:left="0" w:right="0" w:firstLine="0"/>
+            <w:gridSpan w:val="3"/>
+            <w:tcBorders>
+              <w:left w:color="000000" w:space="0" w:sz="4" w:val="single"/>
+              <w:bottom w:color="000000" w:space="0" w:sz="4" w:val="single"/>
+              <w:right w:color="000000" w:space="0" w:sz="4" w:val="single"/>
+            </w:tcBorders>
+          </w:tcPr>
+          <w:p>
+            <w:pPr>
               <w:jc w:val="center"/>
               <w:rPr>
-                <w:b w:val="1"/>
-                <w:bCs w:val="1"/>
-                <w:i w:val="0"/>
-                <w:iCs w:val="0"/>
-                <w:smallCaps w:val="0"/>
-                <w:strike w:val="0"/>
-                <w:color w:val="1f3864"/>
-                <w:u w:val="none"/>
-                <w:shd w:fill="auto" w:val="clear"/>
-                <w:vertAlign w:val="baseline"/>
-              </w:rPr>
-            </w:pPr>
-            <w:r>
-              <w:rPr>
-                <w:b w:val="1"/>
-                <w:bCs w:val="1"/>
-                <w:i w:val="0"/>
-                <w:iCs w:val="0"/>
-                <w:smallCaps w:val="0"/>
-                <w:strike w:val="0"/>
-                <w:color w:val="1f3864"/>
-                <w:u w:val="none"/>
-                <w:shd w:fill="auto" w:val="clear"/>
-                <w:vertAlign w:val="baseline"/>
-                <w:rtl w:val="0"/>
-              </w:rPr>
-              <w:t xml:space="preserve">CONTROL DE VERSIONES</w:t>
+                <w:color w:val="1f3864"/>
+              </w:rPr>
+            </w:pPr>
+            <w:r>
+              <w:rPr>
+                <w:color w:val="1f3864"/>
+                <w:rtl w:val="0"/>
+              </w:rPr>
+              <w:t xml:space="preserve">16</w:t>
+            </w:r>
+          </w:p>
+        </w:tc>
+        <w:tc>
+          <w:tcPr>
+            <w:gridSpan w:val="6"/>
+            <w:tcBorders>
+              <w:left w:color="000000" w:space="0" w:sz="4" w:val="single"/>
+              <w:bottom w:color="000000" w:space="0" w:sz="4" w:val="single"/>
+              <w:right w:color="000000" w:space="0" w:sz="4" w:val="single"/>
+            </w:tcBorders>
+          </w:tcPr>
+          <w:p>
+            <w:pPr>
+              <w:spacing w:after="0" w:line="240" w:lineRule="auto"/>
+              <w:rPr/>
+            </w:pPr>
+            <w:r>
+              <w:rPr>
+                <w:rtl w:val="0"/>
+              </w:rPr>
+              <w:t xml:space="preserve">Implementar la restricción que impida asignar un usuario con rol organizacional Coordinador al equipo de un proyecto.</w:t>
+            </w:r>
+          </w:p>
+        </w:tc>
+      </w:tr>
+      <w:tr>
+        <w:trPr>
+          <w:cantSplit w:val="0"/>
+          <w:trHeight w:val="432" w:hRule="atLeast"/>
+          <w:tblHeader w:val="0"/>
+        </w:trPr>
+        <w:tc>
+          <w:tcPr>
+            <w:gridSpan w:val="3"/>
+            <w:tcBorders>
+              <w:left w:color="000000" w:space="0" w:sz="4" w:val="single"/>
+              <w:bottom w:color="000000" w:space="0" w:sz="4" w:val="single"/>
+              <w:right w:color="000000" w:space="0" w:sz="4" w:val="single"/>
+            </w:tcBorders>
+          </w:tcPr>
+          <w:p>
+            <w:pPr>
+              <w:jc w:val="center"/>
+              <w:rPr>
+                <w:color w:val="1f3864"/>
+              </w:rPr>
+            </w:pPr>
+            <w:r>
+              <w:rPr>
+                <w:color w:val="1f3864"/>
+                <w:rtl w:val="0"/>
+              </w:rPr>
+              <w:t xml:space="preserve">17</w:t>
+            </w:r>
+          </w:p>
+        </w:tc>
+        <w:tc>
+          <w:tcPr>
+            <w:gridSpan w:val="6"/>
+            <w:tcBorders>
+              <w:left w:color="000000" w:space="0" w:sz="4" w:val="single"/>
+              <w:bottom w:color="000000" w:space="0" w:sz="4" w:val="single"/>
+              <w:right w:color="000000" w:space="0" w:sz="4" w:val="single"/>
+            </w:tcBorders>
+          </w:tcPr>
+          <w:p>
+            <w:pPr>
+              <w:spacing w:after="0" w:line="240" w:lineRule="auto"/>
+              <w:rPr/>
+            </w:pPr>
+            <w:r>
+              <w:rPr>
+                <w:rtl w:val="0"/>
+              </w:rPr>
+              <w:t xml:space="preserve">Implementar la regla de Líder de Proyecto único vigente, incluyendo la desvinculación automática del líder anterior al asignar uno nuevo.</w:t>
+            </w:r>
+          </w:p>
+        </w:tc>
+      </w:tr>
+      <w:tr>
+        <w:trPr>
+          <w:cantSplit w:val="0"/>
+          <w:trHeight w:val="432" w:hRule="atLeast"/>
+          <w:tblHeader w:val="0"/>
+        </w:trPr>
+        <w:tc>
+          <w:tcPr>
+            <w:gridSpan w:val="3"/>
+            <w:tcBorders>
+              <w:left w:color="000000" w:space="0" w:sz="4" w:val="single"/>
+              <w:bottom w:color="000000" w:space="0" w:sz="4" w:val="single"/>
+              <w:right w:color="000000" w:space="0" w:sz="4" w:val="single"/>
+            </w:tcBorders>
+          </w:tcPr>
+          <w:p>
+            <w:pPr>
+              <w:jc w:val="center"/>
+              <w:rPr>
+                <w:color w:val="1f3864"/>
+              </w:rPr>
+            </w:pPr>
+            <w:r>
+              <w:rPr>
+                <w:color w:val="1f3864"/>
+                <w:rtl w:val="0"/>
+              </w:rPr>
+              <w:t xml:space="preserve">18</w:t>
+            </w:r>
+          </w:p>
+        </w:tc>
+        <w:tc>
+          <w:tcPr>
+            <w:gridSpan w:val="6"/>
+            <w:tcBorders>
+              <w:left w:color="000000" w:space="0" w:sz="4" w:val="single"/>
+              <w:bottom w:color="000000" w:space="0" w:sz="4" w:val="single"/>
+              <w:right w:color="000000" w:space="0" w:sz="4" w:val="single"/>
+            </w:tcBorders>
+          </w:tcPr>
+          <w:p>
+            <w:pPr>
+              <w:spacing w:after="0" w:line="240" w:lineRule="auto"/>
+              <w:rPr/>
+            </w:pPr>
+            <w:r>
+              <w:rPr>
+                <w:rtl w:val="0"/>
+              </w:rPr>
+              <w:t xml:space="preserve">Implementar la validación que restrinja la asignación del rol de Líder dentro de un proyecto a usuarios cuyo rol organizacional sea Líder de Proyecto.</w:t>
             </w:r>
           </w:p>
         </w:tc>
@@ -6141,7 +7659,7 @@
         </w:trPr>
         <w:tc>
           <w:tcPr>
-            <w:gridSpan w:val="2"/>
+            <w:gridSpan w:val="9"/>
             <w:tcBorders>
               <w:top w:color="000000" w:space="0" w:sz="4" w:val="single"/>
               <w:left w:color="000000" w:space="0" w:sz="4" w:val="single"/>
@@ -6185,254 +7703,7 @@
                 <w:vertAlign w:val="baseline"/>
                 <w:rtl w:val="0"/>
               </w:rPr>
-              <w:t xml:space="preserve">Versión</w:t>
-            </w:r>
-          </w:p>
-        </w:tc>
-        <w:tc>
-          <w:tcPr>
-            <w:gridSpan w:val="2"/>
-            <w:tcBorders>
-              <w:top w:color="000000" w:space="0" w:sz="4" w:val="single"/>
-              <w:left w:color="000000" w:space="0" w:sz="4" w:val="single"/>
-              <w:bottom w:color="000000" w:space="0" w:sz="4" w:val="single"/>
-              <w:right w:color="000000" w:space="0" w:sz="4" w:val="single"/>
-            </w:tcBorders>
-          </w:tcPr>
-          <w:p>
-            <w:pPr>
-              <w:keepNext w:val="0"/>
-              <w:keepLines w:val="0"/>
-              <w:widowControl w:val="1"/>
-              <w:shd w:fill="auto" w:val="clear"/>
-              <w:spacing w:after="160" w:before="0" w:line="259" w:lineRule="auto"/>
-              <w:ind w:left="0" w:right="0" w:firstLine="0"/>
-              <w:jc w:val="center"/>
-              <w:rPr>
-                <w:b w:val="1"/>
-                <w:bCs w:val="1"/>
-                <w:i w:val="0"/>
-                <w:iCs w:val="0"/>
-                <w:smallCaps w:val="0"/>
-                <w:strike w:val="0"/>
-                <w:color w:val="1f3864"/>
-                <w:u w:val="none"/>
-                <w:shd w:fill="auto" w:val="clear"/>
-                <w:vertAlign w:val="baseline"/>
-              </w:rPr>
-            </w:pPr>
-            <w:r>
-              <w:rPr>
-                <w:b w:val="1"/>
-                <w:bCs w:val="1"/>
-                <w:i w:val="0"/>
-                <w:iCs w:val="0"/>
-                <w:smallCaps w:val="0"/>
-                <w:strike w:val="0"/>
-                <w:color w:val="1f3864"/>
-                <w:u w:val="none"/>
-                <w:shd w:fill="auto" w:val="clear"/>
-                <w:vertAlign w:val="baseline"/>
-                <w:rtl w:val="0"/>
-              </w:rPr>
-              <w:t xml:space="preserve">Fecha</w:t>
-            </w:r>
-          </w:p>
-        </w:tc>
-        <w:tc>
-          <w:tcPr>
-            <w:gridSpan w:val="2"/>
-            <w:tcBorders>
-              <w:top w:color="000000" w:space="0" w:sz="4" w:val="single"/>
-              <w:left w:color="000000" w:space="0" w:sz="4" w:val="single"/>
-              <w:bottom w:color="000000" w:space="0" w:sz="4" w:val="single"/>
-              <w:right w:color="000000" w:space="0" w:sz="4" w:val="single"/>
-            </w:tcBorders>
-          </w:tcPr>
-          <w:p>
-            <w:pPr>
-              <w:keepNext w:val="0"/>
-              <w:keepLines w:val="0"/>
-              <w:widowControl w:val="1"/>
-              <w:shd w:fill="auto" w:val="clear"/>
-              <w:spacing w:after="160" w:before="0" w:line="259" w:lineRule="auto"/>
-              <w:ind w:left="0" w:right="0" w:firstLine="0"/>
-              <w:jc w:val="center"/>
-              <w:rPr>
-                <w:b w:val="1"/>
-                <w:bCs w:val="1"/>
-                <w:i w:val="0"/>
-                <w:iCs w:val="0"/>
-                <w:smallCaps w:val="0"/>
-                <w:strike w:val="0"/>
-                <w:color w:val="1f3864"/>
-                <w:u w:val="none"/>
-                <w:shd w:fill="auto" w:val="clear"/>
-                <w:vertAlign w:val="baseline"/>
-              </w:rPr>
-            </w:pPr>
-            <w:r>
-              <w:rPr>
-                <w:b w:val="1"/>
-                <w:bCs w:val="1"/>
-                <w:i w:val="0"/>
-                <w:iCs w:val="0"/>
-                <w:smallCaps w:val="0"/>
-                <w:strike w:val="0"/>
-                <w:color w:val="1f3864"/>
-                <w:u w:val="none"/>
-                <w:shd w:fill="auto" w:val="clear"/>
-                <w:vertAlign w:val="baseline"/>
-                <w:rtl w:val="0"/>
-              </w:rPr>
-              <w:t xml:space="preserve">Autor</w:t>
-            </w:r>
-          </w:p>
-        </w:tc>
-        <w:tc>
-          <w:tcPr>
-            <w:tcBorders>
-              <w:top w:color="000000" w:space="0" w:sz="4" w:val="single"/>
-              <w:left w:color="000000" w:space="0" w:sz="4" w:val="single"/>
-              <w:bottom w:color="000000" w:space="0" w:sz="4" w:val="single"/>
-              <w:right w:color="000000" w:space="0" w:sz="4" w:val="single"/>
-            </w:tcBorders>
-          </w:tcPr>
-          <w:p>
-            <w:pPr>
-              <w:keepNext w:val="0"/>
-              <w:keepLines w:val="0"/>
-              <w:widowControl w:val="1"/>
-              <w:shd w:fill="auto" w:val="clear"/>
-              <w:spacing w:after="160" w:before="0" w:line="259" w:lineRule="auto"/>
-              <w:ind w:left="0" w:right="0" w:firstLine="0"/>
-              <w:jc w:val="center"/>
-              <w:rPr>
-                <w:b w:val="1"/>
-                <w:bCs w:val="1"/>
-                <w:i w:val="0"/>
-                <w:iCs w:val="0"/>
-                <w:smallCaps w:val="0"/>
-                <w:strike w:val="0"/>
-                <w:color w:val="1f3864"/>
-                <w:u w:val="none"/>
-                <w:shd w:fill="auto" w:val="clear"/>
-                <w:vertAlign w:val="baseline"/>
-              </w:rPr>
-            </w:pPr>
-            <w:r>
-              <w:rPr>
-                <w:b w:val="1"/>
-                <w:bCs w:val="1"/>
-                <w:i w:val="0"/>
-                <w:iCs w:val="0"/>
-                <w:smallCaps w:val="0"/>
-                <w:strike w:val="0"/>
-                <w:color w:val="1f3864"/>
-                <w:u w:val="none"/>
-                <w:shd w:fill="auto" w:val="clear"/>
-                <w:vertAlign w:val="baseline"/>
-                <w:rtl w:val="0"/>
-              </w:rPr>
-              <w:t xml:space="preserve">Revisión</w:t>
-            </w:r>
-          </w:p>
-        </w:tc>
-        <w:tc>
-          <w:tcPr>
-            <w:tcBorders>
-              <w:top w:color="000000" w:space="0" w:sz="4" w:val="single"/>
-              <w:left w:color="000000" w:space="0" w:sz="4" w:val="single"/>
-              <w:bottom w:color="000000" w:space="0" w:sz="4" w:val="single"/>
-              <w:right w:color="000000" w:space="0" w:sz="4" w:val="single"/>
-            </w:tcBorders>
-          </w:tcPr>
-          <w:p>
-            <w:pPr>
-              <w:keepNext w:val="0"/>
-              <w:keepLines w:val="0"/>
-              <w:widowControl w:val="1"/>
-              <w:shd w:fill="auto" w:val="clear"/>
-              <w:spacing w:after="160" w:before="0" w:line="259" w:lineRule="auto"/>
-              <w:ind w:left="0" w:right="0" w:firstLine="0"/>
-              <w:jc w:val="center"/>
-              <w:rPr>
-                <w:b w:val="1"/>
-                <w:bCs w:val="1"/>
-                <w:i w:val="0"/>
-                <w:iCs w:val="0"/>
-                <w:smallCaps w:val="0"/>
-                <w:strike w:val="0"/>
-                <w:color w:val="1f3864"/>
-                <w:u w:val="none"/>
-                <w:shd w:fill="auto" w:val="clear"/>
-                <w:vertAlign w:val="baseline"/>
-              </w:rPr>
-            </w:pPr>
-            <w:r>
-              <w:rPr>
-                <w:b w:val="1"/>
-                <w:bCs w:val="1"/>
-                <w:i w:val="0"/>
-                <w:iCs w:val="0"/>
-                <w:smallCaps w:val="0"/>
-                <w:strike w:val="0"/>
-                <w:color w:val="1f3864"/>
-                <w:u w:val="none"/>
-                <w:shd w:fill="auto" w:val="clear"/>
-                <w:vertAlign w:val="baseline"/>
-                <w:rtl w:val="0"/>
-              </w:rPr>
-              <w:t xml:space="preserve">Descripción</w:t>
-            </w:r>
-          </w:p>
-        </w:tc>
-        <w:tc>
-          <w:tcPr>
-            <w:tcBorders>
-              <w:top w:color="000000" w:space="0" w:sz="4" w:val="single"/>
-              <w:left w:color="000000" w:space="0" w:sz="4" w:val="single"/>
-              <w:bottom w:color="000000" w:space="0" w:sz="4" w:val="single"/>
-              <w:right w:color="000000" w:space="0" w:sz="4" w:val="single"/>
-            </w:tcBorders>
-          </w:tcPr>
-          <w:p>
-            <w:pPr>
-              <w:keepNext w:val="0"/>
-              <w:keepLines w:val="0"/>
-              <w:widowControl w:val="1"/>
-              <w:shd w:fill="auto" w:val="clear"/>
-              <w:spacing w:after="160" w:before="0" w:line="259" w:lineRule="auto"/>
-              <w:ind w:left="0" w:right="0" w:firstLine="0"/>
-              <w:jc w:val="center"/>
-              <w:rPr>
-                <w:b w:val="1"/>
-                <w:bCs w:val="1"/>
-                <w:i w:val="0"/>
-                <w:iCs w:val="0"/>
-                <w:smallCaps w:val="0"/>
-                <w:strike w:val="0"/>
-                <w:color w:val="1f3864"/>
-                <w:u w:val="none"/>
-                <w:shd w:fill="auto" w:val="clear"/>
-                <w:vertAlign w:val="baseline"/>
-              </w:rPr>
-            </w:pPr>
-            <w:r>
-              <w:rPr>
-                <w:b w:val="1"/>
-                <w:bCs w:val="1"/>
-                <w:i w:val="0"/>
-                <w:iCs w:val="0"/>
-                <w:smallCaps w:val="0"/>
-                <w:strike w:val="0"/>
-                <w:color w:val="1f3864"/>
-                <w:u w:val="none"/>
-                <w:shd w:fill="auto" w:val="clear"/>
-                <w:vertAlign w:val="baseline"/>
-                <w:rtl w:val="0"/>
-              </w:rPr>
-              <w:t xml:space="preserve">Aprobador</w:t>
+              <w:t xml:space="preserve">CONTROL DE VERSIONES</w:t>
             </w:r>
           </w:p>
         </w:tc>
@@ -6462,26 +7733,33 @@
               <w:ind w:left="0" w:right="0" w:firstLine="0"/>
               <w:jc w:val="center"/>
               <w:rPr>
-                <w:i w:val="0"/>
-                <w:iCs w:val="0"/>
-                <w:smallCaps w:val="0"/>
-                <w:strike w:val="0"/>
-                <w:color w:val="000000"/>
-                <w:u w:val="none"/>
-                <w:shd w:fill="auto" w:val="clear"/>
-                <w:vertAlign w:val="baseline"/>
-              </w:rPr>
-            </w:pPr>
-            <w:r>
-              <w:rPr>
-                <w:rtl w:val="0"/>
-              </w:rPr>
-              <w:t xml:space="preserve">1.0</w:t>
-            </w:r>
-            <w:r>
-              <w:rPr>
-                <w:rtl w:val="0"/>
-              </w:rPr>
+                <w:b w:val="1"/>
+                <w:bCs w:val="1"/>
+                <w:i w:val="0"/>
+                <w:iCs w:val="0"/>
+                <w:smallCaps w:val="0"/>
+                <w:strike w:val="0"/>
+                <w:color w:val="1f3864"/>
+                <w:u w:val="none"/>
+                <w:shd w:fill="auto" w:val="clear"/>
+                <w:vertAlign w:val="baseline"/>
+              </w:rPr>
+            </w:pPr>
+            <w:r>
+              <w:rPr>
+                <w:b w:val="1"/>
+                <w:bCs w:val="1"/>
+                <w:i w:val="0"/>
+                <w:iCs w:val="0"/>
+                <w:smallCaps w:val="0"/>
+                <w:strike w:val="0"/>
+                <w:color w:val="1f3864"/>
+                <w:u w:val="none"/>
+                <w:shd w:fill="auto" w:val="clear"/>
+                <w:vertAlign w:val="baseline"/>
+                <w:rtl w:val="0"/>
+              </w:rPr>
+              <w:t xml:space="preserve">Versión</w:t>
             </w:r>
           </w:p>
         </w:tc>
@@ -6505,26 +7783,33 @@
               <w:ind w:left="0" w:right="0" w:firstLine="0"/>
               <w:jc w:val="center"/>
               <w:rPr>
-                <w:i w:val="0"/>
-                <w:iCs w:val="0"/>
-                <w:smallCaps w:val="0"/>
-                <w:strike w:val="0"/>
-                <w:color w:val="000000"/>
-                <w:u w:val="none"/>
-                <w:shd w:fill="auto" w:val="clear"/>
-                <w:vertAlign w:val="baseline"/>
-              </w:rPr>
-            </w:pPr>
-            <w:r>
-              <w:rPr>
-                <w:rtl w:val="0"/>
-              </w:rPr>
-              <w:t xml:space="preserve">09/06/2026</w:t>
-            </w:r>
-            <w:r>
-              <w:rPr>
-                <w:rtl w:val="0"/>
-              </w:rPr>
+                <w:b w:val="1"/>
+                <w:bCs w:val="1"/>
+                <w:i w:val="0"/>
+                <w:iCs w:val="0"/>
+                <w:smallCaps w:val="0"/>
+                <w:strike w:val="0"/>
+                <w:color w:val="1f3864"/>
+                <w:u w:val="none"/>
+                <w:shd w:fill="auto" w:val="clear"/>
+                <w:vertAlign w:val="baseline"/>
+              </w:rPr>
+            </w:pPr>
+            <w:r>
+              <w:rPr>
+                <w:b w:val="1"/>
+                <w:bCs w:val="1"/>
+                <w:i w:val="0"/>
+                <w:iCs w:val="0"/>
+                <w:smallCaps w:val="0"/>
+                <w:strike w:val="0"/>
+                <w:color w:val="1f3864"/>
+                <w:u w:val="none"/>
+                <w:shd w:fill="auto" w:val="clear"/>
+                <w:vertAlign w:val="baseline"/>
+                <w:rtl w:val="0"/>
+              </w:rPr>
+              <w:t xml:space="preserve">Fecha</w:t>
             </w:r>
           </w:p>
         </w:tc>
@@ -6548,26 +7833,33 @@
               <w:ind w:left="0" w:right="0" w:firstLine="0"/>
               <w:jc w:val="center"/>
               <w:rPr>
-                <w:i w:val="0"/>
-                <w:iCs w:val="0"/>
-                <w:smallCaps w:val="0"/>
-                <w:strike w:val="0"/>
-                <w:color w:val="000000"/>
-                <w:u w:val="none"/>
-                <w:shd w:fill="auto" w:val="clear"/>
-                <w:vertAlign w:val="baseline"/>
-              </w:rPr>
-            </w:pPr>
-            <w:r>
-              <w:rPr>
-                <w:rtl w:val="0"/>
-              </w:rPr>
-              <w:t xml:space="preserve">Efrain Manotas</w:t>
-            </w:r>
-            <w:r>
-              <w:rPr>
-                <w:rtl w:val="0"/>
-              </w:rPr>
+                <w:b w:val="1"/>
+                <w:bCs w:val="1"/>
+                <w:i w:val="0"/>
+                <w:iCs w:val="0"/>
+                <w:smallCaps w:val="0"/>
+                <w:strike w:val="0"/>
+                <w:color w:val="1f3864"/>
+                <w:u w:val="none"/>
+                <w:shd w:fill="auto" w:val="clear"/>
+                <w:vertAlign w:val="baseline"/>
+              </w:rPr>
+            </w:pPr>
+            <w:r>
+              <w:rPr>
+                <w:b w:val="1"/>
+                <w:bCs w:val="1"/>
+                <w:i w:val="0"/>
+                <w:iCs w:val="0"/>
+                <w:smallCaps w:val="0"/>
+                <w:strike w:val="0"/>
+                <w:color w:val="1f3864"/>
+                <w:u w:val="none"/>
+                <w:shd w:fill="auto" w:val="clear"/>
+                <w:vertAlign w:val="baseline"/>
+                <w:rtl w:val="0"/>
+              </w:rPr>
+              <w:t xml:space="preserve">Autor</w:t>
             </w:r>
           </w:p>
         </w:tc>
@@ -6590,20 +7882,33 @@
               <w:ind w:left="0" w:right="0" w:firstLine="0"/>
               <w:jc w:val="center"/>
               <w:rPr>
-                <w:i w:val="0"/>
-                <w:iCs w:val="0"/>
-                <w:smallCaps w:val="0"/>
-                <w:strike w:val="0"/>
-                <w:color w:val="000000"/>
-                <w:u w:val="none"/>
-                <w:shd w:fill="auto" w:val="clear"/>
-                <w:vertAlign w:val="baseline"/>
-              </w:rPr>
-            </w:pPr>
-            <w:r>
-              <w:rPr>
-                <w:rtl w:val="0"/>
-              </w:rPr>
+                <w:b w:val="1"/>
+                <w:bCs w:val="1"/>
+                <w:i w:val="0"/>
+                <w:iCs w:val="0"/>
+                <w:smallCaps w:val="0"/>
+                <w:strike w:val="0"/>
+                <w:color w:val="1f3864"/>
+                <w:u w:val="none"/>
+                <w:shd w:fill="auto" w:val="clear"/>
+                <w:vertAlign w:val="baseline"/>
+              </w:rPr>
+            </w:pPr>
+            <w:r>
+              <w:rPr>
+                <w:b w:val="1"/>
+                <w:bCs w:val="1"/>
+                <w:i w:val="0"/>
+                <w:iCs w:val="0"/>
+                <w:smallCaps w:val="0"/>
+                <w:strike w:val="0"/>
+                <w:color w:val="1f3864"/>
+                <w:u w:val="none"/>
+                <w:shd w:fill="auto" w:val="clear"/>
+                <w:vertAlign w:val="baseline"/>
+                <w:rtl w:val="0"/>
+              </w:rPr>
+              <w:t xml:space="preserve">Revisión</w:t>
             </w:r>
           </w:p>
         </w:tc>
@@ -6628,24 +7933,31 @@
               <w:rPr>
                 <w:b w:val="1"/>
                 <w:bCs w:val="1"/>
-              </w:rPr>
-            </w:pPr>
-            <w:r>
-              <w:rPr>
-                <w:rtl w:val="0"/>
-              </w:rPr>
-              <w:t xml:space="preserve">Desarrollo completo de HU-07 - </w:t>
-            </w:r>
-            <w:r>
-              <w:rPr>
-                <w:rtl w:val="0"/>
-              </w:rPr>
-              <w:t xml:space="preserve">Registrar y gestionar proyectos</w:t>
-            </w:r>
-            <w:r>
-              <w:rPr>
-                <w:rtl w:val="0"/>
-              </w:rPr>
+                <w:i w:val="0"/>
+                <w:iCs w:val="0"/>
+                <w:smallCaps w:val="0"/>
+                <w:strike w:val="0"/>
+                <w:color w:val="1f3864"/>
+                <w:u w:val="none"/>
+                <w:shd w:fill="auto" w:val="clear"/>
+                <w:vertAlign w:val="baseline"/>
+              </w:rPr>
+            </w:pPr>
+            <w:r>
+              <w:rPr>
+                <w:b w:val="1"/>
+                <w:bCs w:val="1"/>
+                <w:i w:val="0"/>
+                <w:iCs w:val="0"/>
+                <w:smallCaps w:val="0"/>
+                <w:strike w:val="0"/>
+                <w:color w:val="1f3864"/>
+                <w:u w:val="none"/>
+                <w:shd w:fill="auto" w:val="clear"/>
+                <w:vertAlign w:val="baseline"/>
+                <w:rtl w:val="0"/>
+              </w:rPr>
+              <w:t xml:space="preserve">Descripción</w:t>
             </w:r>
           </w:p>
         </w:tc>
@@ -6668,20 +7980,33 @@
               <w:ind w:left="0" w:right="0" w:firstLine="0"/>
               <w:jc w:val="center"/>
               <w:rPr>
-                <w:i w:val="0"/>
-                <w:iCs w:val="0"/>
-                <w:smallCaps w:val="0"/>
-                <w:strike w:val="0"/>
-                <w:color w:val="000000"/>
-                <w:u w:val="none"/>
-                <w:shd w:fill="auto" w:val="clear"/>
-                <w:vertAlign w:val="baseline"/>
-              </w:rPr>
-            </w:pPr>
-            <w:r>
-              <w:rPr>
-                <w:rtl w:val="0"/>
-              </w:rPr>
+                <w:b w:val="1"/>
+                <w:bCs w:val="1"/>
+                <w:i w:val="0"/>
+                <w:iCs w:val="0"/>
+                <w:smallCaps w:val="0"/>
+                <w:strike w:val="0"/>
+                <w:color w:val="1f3864"/>
+                <w:u w:val="none"/>
+                <w:shd w:fill="auto" w:val="clear"/>
+                <w:vertAlign w:val="baseline"/>
+              </w:rPr>
+            </w:pPr>
+            <w:r>
+              <w:rPr>
+                <w:b w:val="1"/>
+                <w:bCs w:val="1"/>
+                <w:i w:val="0"/>
+                <w:iCs w:val="0"/>
+                <w:smallCaps w:val="0"/>
+                <w:strike w:val="0"/>
+                <w:color w:val="1f3864"/>
+                <w:u w:val="none"/>
+                <w:shd w:fill="auto" w:val="clear"/>
+                <w:vertAlign w:val="baseline"/>
+                <w:rtl w:val="0"/>
+              </w:rPr>
+              <w:t xml:space="preserve">Aprobador</w:t>
             </w:r>
           </w:p>
         </w:tc>
@@ -6703,7 +8028,256 @@
           </w:tcPr>
           <w:p>
             <w:pPr>
+              <w:keepNext w:val="0"/>
+              <w:keepLines w:val="0"/>
+              <w:widowControl w:val="1"/>
+              <w:shd w:fill="auto" w:val="clear"/>
+              <w:spacing w:after="160" w:before="0" w:line="259" w:lineRule="auto"/>
+              <w:ind w:left="0" w:right="0" w:firstLine="0"/>
               <w:jc w:val="center"/>
+              <w:rPr>
+                <w:i w:val="0"/>
+                <w:iCs w:val="0"/>
+                <w:smallCaps w:val="0"/>
+                <w:strike w:val="0"/>
+                <w:color w:val="000000"/>
+                <w:u w:val="none"/>
+                <w:shd w:fill="auto" w:val="clear"/>
+                <w:vertAlign w:val="baseline"/>
+              </w:rPr>
+            </w:pPr>
+            <w:r>
+              <w:rPr>
+                <w:rtl w:val="0"/>
+              </w:rPr>
+              <w:t xml:space="preserve">1.0</w:t>
+            </w:r>
+            <w:r>
+              <w:rPr>
+                <w:rtl w:val="0"/>
+              </w:rPr>
+            </w:r>
+          </w:p>
+        </w:tc>
+        <w:tc>
+          <w:tcPr>
+            <w:gridSpan w:val="2"/>
+            <w:tcBorders>
+              <w:top w:color="000000" w:space="0" w:sz="4" w:val="single"/>
+              <w:left w:color="000000" w:space="0" w:sz="4" w:val="single"/>
+              <w:bottom w:color="000000" w:space="0" w:sz="4" w:val="single"/>
+              <w:right w:color="000000" w:space="0" w:sz="4" w:val="single"/>
+            </w:tcBorders>
+          </w:tcPr>
+          <w:p>
+            <w:pPr>
+              <w:keepNext w:val="0"/>
+              <w:keepLines w:val="0"/>
+              <w:widowControl w:val="1"/>
+              <w:shd w:fill="auto" w:val="clear"/>
+              <w:spacing w:after="160" w:before="0" w:line="259" w:lineRule="auto"/>
+              <w:ind w:left="0" w:right="0" w:firstLine="0"/>
+              <w:jc w:val="center"/>
+              <w:rPr>
+                <w:i w:val="0"/>
+                <w:iCs w:val="0"/>
+                <w:smallCaps w:val="0"/>
+                <w:strike w:val="0"/>
+                <w:color w:val="000000"/>
+                <w:u w:val="none"/>
+                <w:shd w:fill="auto" w:val="clear"/>
+                <w:vertAlign w:val="baseline"/>
+              </w:rPr>
+            </w:pPr>
+            <w:r>
+              <w:rPr>
+                <w:rtl w:val="0"/>
+              </w:rPr>
+              <w:t xml:space="preserve">09/06/2026</w:t>
+            </w:r>
+            <w:r>
+              <w:rPr>
+                <w:rtl w:val="0"/>
+              </w:rPr>
+            </w:r>
+          </w:p>
+        </w:tc>
+        <w:tc>
+          <w:tcPr>
+            <w:gridSpan w:val="2"/>
+            <w:tcBorders>
+              <w:top w:color="000000" w:space="0" w:sz="4" w:val="single"/>
+              <w:left w:color="000000" w:space="0" w:sz="4" w:val="single"/>
+              <w:bottom w:color="000000" w:space="0" w:sz="4" w:val="single"/>
+              <w:right w:color="000000" w:space="0" w:sz="4" w:val="single"/>
+            </w:tcBorders>
+          </w:tcPr>
+          <w:p>
+            <w:pPr>
+              <w:keepNext w:val="0"/>
+              <w:keepLines w:val="0"/>
+              <w:widowControl w:val="1"/>
+              <w:shd w:fill="auto" w:val="clear"/>
+              <w:spacing w:after="160" w:before="0" w:line="259" w:lineRule="auto"/>
+              <w:ind w:left="0" w:right="0" w:firstLine="0"/>
+              <w:jc w:val="center"/>
+              <w:rPr>
+                <w:i w:val="0"/>
+                <w:iCs w:val="0"/>
+                <w:smallCaps w:val="0"/>
+                <w:strike w:val="0"/>
+                <w:color w:val="000000"/>
+                <w:u w:val="none"/>
+                <w:shd w:fill="auto" w:val="clear"/>
+                <w:vertAlign w:val="baseline"/>
+              </w:rPr>
+            </w:pPr>
+            <w:r>
+              <w:rPr>
+                <w:rtl w:val="0"/>
+              </w:rPr>
+              <w:t xml:space="preserve">Efrain Manotas</w:t>
+            </w:r>
+            <w:r>
+              <w:rPr>
+                <w:rtl w:val="0"/>
+              </w:rPr>
+            </w:r>
+          </w:p>
+        </w:tc>
+        <w:tc>
+          <w:tcPr>
+            <w:tcBorders>
+              <w:top w:color="000000" w:space="0" w:sz="4" w:val="single"/>
+              <w:left w:color="000000" w:space="0" w:sz="4" w:val="single"/>
+              <w:bottom w:color="000000" w:space="0" w:sz="4" w:val="single"/>
+              <w:right w:color="000000" w:space="0" w:sz="4" w:val="single"/>
+            </w:tcBorders>
+          </w:tcPr>
+          <w:p>
+            <w:pPr>
+              <w:keepNext w:val="0"/>
+              <w:keepLines w:val="0"/>
+              <w:widowControl w:val="1"/>
+              <w:shd w:fill="auto" w:val="clear"/>
+              <w:spacing w:after="160" w:before="0" w:line="259" w:lineRule="auto"/>
+              <w:ind w:left="0" w:right="0" w:firstLine="0"/>
+              <w:jc w:val="center"/>
+              <w:rPr>
+                <w:i w:val="0"/>
+                <w:iCs w:val="0"/>
+                <w:smallCaps w:val="0"/>
+                <w:strike w:val="0"/>
+                <w:color w:val="000000"/>
+                <w:u w:val="none"/>
+                <w:shd w:fill="auto" w:val="clear"/>
+                <w:vertAlign w:val="baseline"/>
+              </w:rPr>
+            </w:pPr>
+            <w:r>
+              <w:rPr>
+                <w:rtl w:val="0"/>
+              </w:rPr>
+            </w:r>
+          </w:p>
+        </w:tc>
+        <w:tc>
+          <w:tcPr>
+            <w:tcBorders>
+              <w:top w:color="000000" w:space="0" w:sz="4" w:val="single"/>
+              <w:left w:color="000000" w:space="0" w:sz="4" w:val="single"/>
+              <w:bottom w:color="000000" w:space="0" w:sz="4" w:val="single"/>
+              <w:right w:color="000000" w:space="0" w:sz="4" w:val="single"/>
+            </w:tcBorders>
+          </w:tcPr>
+          <w:p>
+            <w:pPr>
+              <w:keepNext w:val="0"/>
+              <w:keepLines w:val="0"/>
+              <w:widowControl w:val="1"/>
+              <w:shd w:fill="auto" w:val="clear"/>
+              <w:spacing w:after="160" w:before="0" w:line="259" w:lineRule="auto"/>
+              <w:ind w:left="0" w:right="0" w:firstLine="0"/>
+              <w:jc w:val="center"/>
+              <w:rPr>
+                <w:b w:val="1"/>
+                <w:bCs w:val="1"/>
+              </w:rPr>
+            </w:pPr>
+            <w:r>
+              <w:rPr>
+                <w:rtl w:val="0"/>
+              </w:rPr>
+              <w:t xml:space="preserve">Desarrollo completo de HU-07 - </w:t>
+            </w:r>
+            <w:r>
+              <w:rPr>
+                <w:rtl w:val="0"/>
+              </w:rPr>
+              <w:t xml:space="preserve">Registrar y gestionar proyectos</w:t>
+            </w:r>
+            <w:r>
+              <w:rPr>
+                <w:rtl w:val="0"/>
+              </w:rPr>
+            </w:r>
+          </w:p>
+        </w:tc>
+        <w:tc>
+          <w:tcPr>
+            <w:tcBorders>
+              <w:top w:color="000000" w:space="0" w:sz="4" w:val="single"/>
+              <w:left w:color="000000" w:space="0" w:sz="4" w:val="single"/>
+              <w:bottom w:color="000000" w:space="0" w:sz="4" w:val="single"/>
+              <w:right w:color="000000" w:space="0" w:sz="4" w:val="single"/>
+            </w:tcBorders>
+          </w:tcPr>
+          <w:p>
+            <w:pPr>
+              <w:keepNext w:val="0"/>
+              <w:keepLines w:val="0"/>
+              <w:widowControl w:val="1"/>
+              <w:shd w:fill="auto" w:val="clear"/>
+              <w:spacing w:after="160" w:before="0" w:line="259" w:lineRule="auto"/>
+              <w:ind w:left="0" w:right="0" w:firstLine="0"/>
+              <w:jc w:val="center"/>
+              <w:rPr>
+                <w:i w:val="0"/>
+                <w:iCs w:val="0"/>
+                <w:smallCaps w:val="0"/>
+                <w:strike w:val="0"/>
+                <w:color w:val="000000"/>
+                <w:u w:val="none"/>
+                <w:shd w:fill="auto" w:val="clear"/>
+                <w:vertAlign w:val="baseline"/>
+              </w:rPr>
+            </w:pPr>
+            <w:r>
+              <w:rPr>
+                <w:rtl w:val="0"/>
+              </w:rPr>
+            </w:r>
+          </w:p>
+        </w:tc>
+      </w:tr>
+      <w:tr>
+        <w:trPr>
+          <w:cantSplit w:val="0"/>
+          <w:tblHeader w:val="0"/>
+        </w:trPr>
+        <w:tc>
+          <w:tcPr>
+            <w:gridSpan w:val="2"/>
+            <w:tcBorders>
+              <w:top w:color="000000" w:space="0" w:sz="4" w:val="single"/>
+              <w:left w:color="000000" w:space="0" w:sz="4" w:val="single"/>
+              <w:bottom w:color="000000" w:space="0" w:sz="4" w:val="single"/>
+              <w:right w:color="000000" w:space="0" w:sz="4" w:val="single"/>
+            </w:tcBorders>
+          </w:tcPr>
+          <w:p>
+            <w:pPr>
+              <w:jc w:val="center"/>
               <w:rPr/>
             </w:pPr>
             <w:r>
@@ -6803,6 +8377,153 @@
                 <w:rtl w:val="0"/>
               </w:rPr>
               <w:t xml:space="preserve">Revisión e implementación de mejoras HU-07</w:t>
+            </w:r>
+            <w:r>
+              <w:rPr>
+                <w:rtl w:val="0"/>
+              </w:rPr>
+            </w:r>
+          </w:p>
+        </w:tc>
+        <w:tc>
+          <w:tcPr>
+            <w:tcBorders>
+              <w:top w:color="000000" w:space="0" w:sz="4" w:val="single"/>
+              <w:left w:color="000000" w:space="0" w:sz="4" w:val="single"/>
+              <w:bottom w:color="000000" w:space="0" w:sz="4" w:val="single"/>
+              <w:right w:color="000000" w:space="0" w:sz="4" w:val="single"/>
+            </w:tcBorders>
+          </w:tcPr>
+          <w:p>
+            <w:pPr>
+              <w:jc w:val="center"/>
+              <w:rPr/>
+            </w:pPr>
+            <w:r>
+              <w:rPr>
+                <w:rtl w:val="0"/>
+              </w:rPr>
+            </w:r>
+          </w:p>
+        </w:tc>
+      </w:tr>
+      <w:tr>
+        <w:trPr>
+          <w:cantSplit w:val="0"/>
+          <w:tblHeader w:val="0"/>
+        </w:trPr>
+        <w:tc>
+          <w:tcPr>
+            <w:gridSpan w:val="2"/>
+            <w:tcBorders>
+              <w:top w:color="000000" w:space="0" w:sz="4" w:val="single"/>
+              <w:left w:color="000000" w:space="0" w:sz="4" w:val="single"/>
+              <w:bottom w:color="000000" w:space="0" w:sz="4" w:val="single"/>
+              <w:right w:color="000000" w:space="0" w:sz="4" w:val="single"/>
+            </w:tcBorders>
+          </w:tcPr>
+          <w:p>
+            <w:pPr>
+              <w:jc w:val="center"/>
+              <w:rPr/>
+            </w:pPr>
+            <w:r>
+              <w:rPr>
+                <w:rtl w:val="0"/>
+              </w:rPr>
+              <w:t xml:space="preserve">3.0</w:t>
+            </w:r>
+          </w:p>
+        </w:tc>
+        <w:tc>
+          <w:tcPr>
+            <w:gridSpan w:val="2"/>
+            <w:tcBorders>
+              <w:top w:color="000000" w:space="0" w:sz="4" w:val="single"/>
+              <w:left w:color="000000" w:space="0" w:sz="4" w:val="single"/>
+              <w:bottom w:color="000000" w:space="0" w:sz="4" w:val="single"/>
+              <w:right w:color="000000" w:space="0" w:sz="4" w:val="single"/>
+            </w:tcBorders>
+          </w:tcPr>
+          <w:p>
+            <w:pPr>
+              <w:jc w:val="center"/>
+              <w:rPr/>
+            </w:pPr>
+            <w:r>
+              <w:rPr>
+                <w:rtl w:val="0"/>
+              </w:rPr>
+              <w:t xml:space="preserve">10/07/2026</w:t>
+            </w:r>
+          </w:p>
+        </w:tc>
+        <w:tc>
+          <w:tcPr>
+            <w:gridSpan w:val="2"/>
+            <w:tcBorders>
+              <w:top w:color="000000" w:space="0" w:sz="4" w:val="single"/>
+              <w:left w:color="000000" w:space="0" w:sz="4" w:val="single"/>
+              <w:bottom w:color="000000" w:space="0" w:sz="4" w:val="single"/>
+              <w:right w:color="000000" w:space="0" w:sz="4" w:val="single"/>
+            </w:tcBorders>
+          </w:tcPr>
+          <w:p>
+            <w:pPr>
+              <w:jc w:val="center"/>
+              <w:rPr/>
+            </w:pPr>
+            <w:r>
+              <w:rPr>
+                <w:rtl w:val="0"/>
+              </w:rPr>
+              <w:t xml:space="preserve">Efrain Manotas</w:t>
+            </w:r>
+          </w:p>
+        </w:tc>
+        <w:tc>
+          <w:tcPr>
+            <w:tcBorders>
+              <w:top w:color="000000" w:space="0" w:sz="4" w:val="single"/>
+              <w:left w:color="000000" w:space="0" w:sz="4" w:val="single"/>
+              <w:bottom w:color="000000" w:space="0" w:sz="4" w:val="single"/>
+              <w:right w:color="000000" w:space="0" w:sz="4" w:val="single"/>
+            </w:tcBorders>
+          </w:tcPr>
+          <w:p>
+            <w:pPr>
+              <w:jc w:val="center"/>
+              <w:rPr/>
+            </w:pPr>
+            <w:r>
+              <w:rPr>
+                <w:rtl w:val="0"/>
+              </w:rPr>
+            </w:r>
+          </w:p>
+        </w:tc>
+        <w:tc>
+          <w:tcPr>
+            <w:tcBorders>
+              <w:top w:color="000000" w:space="0" w:sz="4" w:val="single"/>
+              <w:left w:color="000000" w:space="0" w:sz="4" w:val="single"/>
+              <w:bottom w:color="000000" w:space="0" w:sz="4" w:val="single"/>
+              <w:right w:color="000000" w:space="0" w:sz="4" w:val="single"/>
+            </w:tcBorders>
+          </w:tcPr>
+          <w:p>
+            <w:pPr>
+              <w:jc w:val="center"/>
+              <w:rPr>
+                <w:b w:val="1"/>
+                <w:bCs w:val="1"/>
+              </w:rPr>
+            </w:pPr>
+            <w:r>
+              <w:rPr>
+                <w:rtl w:val="0"/>
+              </w:rPr>
+              <w:t xml:space="preserve">2da revisión e implementación de mejoras HU-07</w:t>
             </w:r>
             <w:r>
               <w:rPr>
